--- a/MBA/TCC_PT_RodrigoBAntonio.docx
+++ b/MBA/TCC_PT_RodrigoBAntonio.docx
@@ -4606,36 +4606,139 @@
     <w:p>
       <w:pPr>
         <w:pStyle w:val="Normal"/>
-        <w:spacing w:lineRule="auto" w:line="360"/>
-        <w:ind w:firstLine="709"/>
-        <w:rPr/>
-      </w:pPr>
-      <w:r>
-        <w:rPr/>
-        <w:t>Neste tópico deverão ser listadas todas as referências dos trabalhos citados no texto, formatadas seguindo rigorosamente as normas do MBA USP/Esalq. Para mais informações, consulte o “Manual de Instruções e Normas para Trabalhos de Conclusão de Curso” disponível no Sistema de TCCs.</w:t>
-      </w:r>
-    </w:p>
-    <w:p>
-      <w:pPr>
-        <w:pStyle w:val="Normal"/>
-        <w:spacing w:lineRule="auto" w:line="360"/>
-        <w:rPr>
-          <w:b/>
-        </w:rPr>
-      </w:pPr>
-      <w:r>
-        <w:rPr>
-          <w:b/>
-        </w:rPr>
-        <w:t xml:space="preserve">Atenção: </w:t>
-      </w:r>
-      <w:r>
-        <w:rPr>
-          <w:rStyle w:val="normaltextrun"/>
-          <w:color w:val="000000"/>
-          <w:shd w:fill="FFFFFF" w:val="clear"/>
-        </w:rPr>
-        <w:t>antes de enviar o arquivo para o Sistema de TCCs, remova todas as instruções originais que estão abaixo do conteúdo dos tópicos.</w:t>
+        <w:spacing w:lineRule="auto" w:line="240" w:before="0" w:after="0"/>
+        <w:jc w:val="left"/>
+        <w:rPr/>
+      </w:pPr>
+      <w:bookmarkStart w:id="0" w:name="__DdeLink__929_1177548895"/>
+      <w:r>
+        <w:t xml:space="preserve">Mark, G.; Gudith, D.; Klocke, U. 2008. The cost of interrupted work: more speed and stress. In: CHI Conference on Human Factors in Computing Systems, 2008, Florence, Italy. Anais... p. 107-110.</w:t>
+      </w:r>
+    </w:p>
+    <w:p>
+      <w:pPr>
+        <w:pStyle w:val="Normal"/>
+        <w:spacing w:lineRule="auto" w:line="240" w:before="0" w:after="0"/>
+        <w:jc w:val="left"/>
+        <w:rPr/>
+      </w:pPr>
+      <w:bookmarkStart w:id="0" w:name="__DdeLink__929_1177548895"/>
+    </w:p>
+    <w:p>
+      <w:pPr>
+        <w:pStyle w:val="Normal"/>
+        <w:spacing w:lineRule="auto" w:line="240" w:before="0" w:after="0"/>
+        <w:jc w:val="left"/>
+        <w:rPr/>
+      </w:pPr>
+      <w:bookmarkStart w:id="0" w:name="__DdeLink__929_1177548895"/>
+      <w:r>
+        <w:t xml:space="preserve">Meyer, A.N.; Barton, L.E.; Murphy, G.C.; Zimmermann, T.; Fritz, T. 2017. The work life of developers: activities, switches and perceived productivity. IEEE Transactions on Software Engineering 43(12): 1178-1193.</w:t>
+      </w:r>
+    </w:p>
+    <w:p>
+      <w:pPr>
+        <w:pStyle w:val="Normal"/>
+        <w:spacing w:lineRule="auto" w:line="240" w:before="0" w:after="0"/>
+        <w:jc w:val="left"/>
+        <w:rPr/>
+      </w:pPr>
+      <w:bookmarkStart w:id="0" w:name="__DdeLink__929_1177548895"/>
+    </w:p>
+    <w:p>
+      <w:pPr>
+        <w:pStyle w:val="Normal"/>
+        <w:spacing w:lineRule="auto" w:line="240" w:before="0" w:after="0"/>
+        <w:jc w:val="left"/>
+        <w:rPr/>
+      </w:pPr>
+      <w:bookmarkStart w:id="0" w:name="__DdeLink__929_1177548895"/>
+      <w:r>
+        <w:t xml:space="preserve">Schreiber, C.; Abbad-Andaloussi, A.; Weber, B. 2023. On the cognitive effects of abstraction and fragmentation in modularized process models. In: International Conference on Business Process Management, 2023, Utrecht, Netherlands. Anais... p. 359-376.</w:t>
+      </w:r>
+    </w:p>
+    <w:p>
+      <w:pPr>
+        <w:pStyle w:val="Normal"/>
+        <w:spacing w:lineRule="auto" w:line="240" w:before="0" w:after="0"/>
+        <w:jc w:val="left"/>
+        <w:rPr/>
+      </w:pPr>
+      <w:bookmarkStart w:id="0" w:name="__DdeLink__929_1177548895"/>
+    </w:p>
+    <w:p>
+      <w:pPr>
+        <w:pStyle w:val="Normal"/>
+        <w:spacing w:lineRule="auto" w:line="240" w:before="0" w:after="0"/>
+        <w:jc w:val="left"/>
+        <w:rPr/>
+      </w:pPr>
+      <w:bookmarkStart w:id="0" w:name="__DdeLink__929_1177548895"/>
+      <w:r>
+        <w:t xml:space="preserve">Shanmugasundaram, M.; Tamilarasu, A. 2023. The impact of digital technology, social media and artificial intelligence on cognitive functions: a review. Frontiers in Cognition 2: 1203077.</w:t>
+      </w:r>
+    </w:p>
+    <w:p>
+      <w:pPr>
+        <w:pStyle w:val="Normal"/>
+        <w:spacing w:lineRule="auto" w:line="240" w:before="0" w:after="0"/>
+        <w:jc w:val="left"/>
+        <w:rPr/>
+      </w:pPr>
+      <w:bookmarkStart w:id="0" w:name="__DdeLink__929_1177548895"/>
+    </w:p>
+    <w:p>
+      <w:pPr>
+        <w:pStyle w:val="Normal"/>
+        <w:spacing w:lineRule="auto" w:line="240" w:before="0" w:after="0"/>
+        <w:jc w:val="left"/>
+        <w:rPr/>
+      </w:pPr>
+      <w:bookmarkStart w:id="0" w:name="__DdeLink__929_1177548895"/>
+      <w:r>
+        <w:t xml:space="preserve">Sommerville, I. 2016. Software Engineering. 10ed. Pearson, Boston, MA, USA.</w:t>
+      </w:r>
+    </w:p>
+    <w:p>
+      <w:pPr>
+        <w:pStyle w:val="Normal"/>
+        <w:spacing w:lineRule="auto" w:line="240" w:before="0" w:after="0"/>
+        <w:jc w:val="left"/>
+        <w:rPr/>
+      </w:pPr>
+      <w:bookmarkStart w:id="0" w:name="__DdeLink__929_1177548895"/>
+    </w:p>
+    <w:p>
+      <w:pPr>
+        <w:pStyle w:val="Normal"/>
+        <w:spacing w:lineRule="auto" w:line="240" w:before="0" w:after="0"/>
+        <w:jc w:val="left"/>
+        <w:rPr/>
+      </w:pPr>
+      <w:bookmarkStart w:id="0" w:name="__DdeLink__929_1177548895"/>
+      <w:r>
+        <w:t xml:space="preserve">Sweller, J. 1988. Cognitive load during problem solving: effects on learning. Cognitive Science 12(2): 257-285.</w:t>
+      </w:r>
+    </w:p>
+    <w:p>
+      <w:pPr>
+        <w:pStyle w:val="Normal"/>
+        <w:spacing w:lineRule="auto" w:line="240" w:before="0" w:after="0"/>
+        <w:jc w:val="left"/>
+        <w:rPr/>
+      </w:pPr>
+      <w:bookmarkStart w:id="0" w:name="__DdeLink__929_1177548895"/>
+    </w:p>
+    <w:p>
+      <w:pPr>
+        <w:pStyle w:val="Normal"/>
+        <w:spacing w:lineRule="auto" w:line="240" w:before="0" w:after="0"/>
+        <w:jc w:val="left"/>
+        <w:rPr/>
+      </w:pPr>
+      <w:bookmarkStart w:id="0" w:name="__DdeLink__929_1177548895"/>
+      <w:r>
+        <w:t xml:space="preserve">Zieris, F.; Salinger, S. 2014. Doing it wrong or doing it right? Pair programming in professional software development. In: Agile Conference, 2014, Orlando, FL, USA. Anais... p. 65-73.</w:t>
       </w:r>
     </w:p>
     <w:p>

--- a/MBA/TCC_PT_RodrigoBAntonio.docx
+++ b/MBA/TCC_PT_RodrigoBAntonio.docx
@@ -4763,56 +4763,71 @@
         <w:rPr>
           <w:b/>
         </w:rPr>
-        <w:t xml:space="preserve">Apêndice ou Anexo </w:t>
-      </w:r>
-      <w:r>
-        <w:rPr/>
-        <w:t>(opcional)</w:t>
-      </w:r>
-    </w:p>
-    <w:p>
-      <w:pPr>
-        <w:pStyle w:val="Normal"/>
-        <w:spacing w:lineRule="auto" w:line="360"/>
-        <w:rPr/>
-      </w:pPr>
-      <w:r>
-        <w:rPr/>
-      </w:r>
-    </w:p>
-    <w:p>
-      <w:pPr>
-        <w:pStyle w:val="Normal"/>
+        <w:t>Apêndice A. Repositório do código-fonte do Command Workstation</w:t>
+      </w:r>
+    </w:p>
+    <w:p>
+      <w:pPr>
+        <w:pStyle w:val="Normal"/>
+        <w:spacing w:lineRule="auto" w:line="360"/>
+        <w:rPr/>
+      </w:pPr>
+      <w:r>
+        <w:rPr/>
+      </w:r>
+    </w:p>
+    <w:p>
+      <w:pPr>
+        <w:pStyle w:val="Normal"/>
+        <w:shd w:val="clear" w:color="auto" w:fill="FFFFFF"/>
         <w:spacing w:lineRule="auto" w:line="360"/>
         <w:ind w:firstLine="709"/>
-        <w:rPr/>
-      </w:pPr>
-      <w:r>
-        <w:rPr/>
-        <w:t>Os apêndices são textos e/ou documentos que foram elaborados pelos autores e que são importantes para complementar a argumentação do trabalho. Anexos são textos ou documentos que ilustram o trabalho, mas que não foram elaborados pelos autores. Apêndices deverão seguir as mesmas normas de formatação do restante do texto, inclusive para as figuras e tabelas. O TCC deverá conter no máximo 30 páginas, incluindo o(s) Apêndice(s) e/ou Anexo(s).</w:t>
-      </w:r>
-    </w:p>
-    <w:p>
-      <w:pPr>
-        <w:pStyle w:val="Normal"/>
-        <w:spacing w:lineRule="auto" w:line="360"/>
-        <w:rPr>
-          <w:b/>
-        </w:rPr>
-      </w:pPr>
-      <w:r>
-        <w:rPr>
-          <w:b/>
-        </w:rPr>
-        <w:t xml:space="preserve">Atenção: </w:t>
-      </w:r>
-      <w:r>
-        <w:rPr>
-          <w:rStyle w:val="normaltextrun"/>
-          <w:color w:val="000000"/>
-          <w:shd w:fill="FFFFFF" w:val="clear"/>
-        </w:rPr>
-        <w:t>antes de enviar o arquivo para o Sistema de TCCs, remova todas as instruções originais que estão abaixo do conteúdo dos tópicos.</w:t>
+        <w:jc w:val="both"/>
+        <w:rPr>
+          <w:rFonts w:eastAsia="Times New Roman"/>
+          <w:lang w:eastAsia="pt-BR"/>
+        </w:rPr>
+      </w:pPr>
+      <w:bookmarkStart w:id="5" w:name="_Hlk51156468"/>
+      <w:bookmarkEnd w:id="5"/>
+      <w:r>
+        <w:t xml:space="preserve">O código-fonte completo do protótipo Command Workstation, incluindo os arquivos de construção (CMake), o esquema do banco de dados SQLite e os recursos da interface QML, está disponível publicamente no repositório indicado a seguir. O acesso ao repositório permite a reprodução da pesquisa e a verificação dos artefatos produzidos.</w:t>
+      </w:r>
+    </w:p>
+    <w:p>
+      <w:pPr>
+        <w:pStyle w:val="Normal"/>
+        <w:shd w:val="clear" w:color="auto" w:fill="FFFFFF"/>
+        <w:spacing w:lineRule="auto" w:line="360"/>
+        <w:ind/>
+        <w:jc w:val="left"/>
+        <w:rPr>
+          <w:rFonts w:eastAsia="Times New Roman"/>
+          <w:lang w:eastAsia="pt-BR"/>
+        </w:rPr>
+      </w:pPr>
+      <w:bookmarkStart w:id="5" w:name="_Hlk51156468"/>
+      <w:bookmarkEnd w:id="5"/>
+      <w:r>
+        <w:t xml:space="preserve">Disponível em: https://github.com/EngRbaEmbedded/CommandWorkstationV2.git</w:t>
+      </w:r>
+    </w:p>
+    <w:p>
+      <w:pPr>
+        <w:pStyle w:val="Normal"/>
+        <w:shd w:val="clear" w:color="auto" w:fill="FFFFFF"/>
+        <w:spacing w:lineRule="auto" w:line="360"/>
+        <w:ind/>
+        <w:jc w:val="left"/>
+        <w:rPr>
+          <w:rFonts w:eastAsia="Times New Roman"/>
+          <w:lang w:eastAsia="pt-BR"/>
+        </w:rPr>
+      </w:pPr>
+      <w:bookmarkStart w:id="5" w:name="_Hlk51156468"/>
+      <w:bookmarkEnd w:id="5"/>
+      <w:r>
+        <w:t xml:space="preserve">Acesso em: 08 jun. 2026.</w:t>
       </w:r>
     </w:p>
     <w:p>

--- a/MBA/TCC_PT_RodrigoBAntonio.docx
+++ b/MBA/TCC_PT_RodrigoBAntonio.docx
@@ -929,7 +929,6 @@
         <w:pStyle w:val="Normal"/>
         <w:shd w:val="clear" w:color="auto" w:fill="FFFFFF"/>
         <w:spacing w:lineRule="auto" w:line="240"/>
-        <w:ind/>
         <w:jc w:val="both"/>
         <w:rPr>
           <w:rFonts w:eastAsia="Times New Roman"/>
@@ -948,8 +947,7 @@
         <w:pStyle w:val="Normal"/>
         <w:shd w:val="clear" w:color="auto" w:fill="FFFFFF"/>
         <w:spacing w:lineRule="auto" w:line="240"/>
-        <w:ind/>
-        <w:jc w:val="left"/>
+        <w:jc w:val="start"/>
         <w:rPr>
           <w:rFonts w:eastAsia="Times New Roman"/>
           <w:lang w:eastAsia="pt-BR"/>
@@ -986,8 +984,7 @@
         <w:pStyle w:val="Normal"/>
         <w:shd w:val="clear" w:color="auto" w:fill="FFFFFF"/>
         <w:spacing w:lineRule="auto" w:line="360"/>
-        <w:ind/>
-        <w:jc w:val="left"/>
+        <w:jc w:val="start"/>
         <w:rPr>
           <w:rFonts w:eastAsia="Times New Roman"/>
           <w:lang w:eastAsia="pt-BR"/>
@@ -1026,8 +1023,24 @@
         <w:pStyle w:val="Normal"/>
         <w:shd w:val="clear" w:color="auto" w:fill="FFFFFF"/>
         <w:spacing w:lineRule="auto" w:line="360"/>
-        <w:ind/>
-        <w:jc w:val="left"/>
+        <w:jc w:val="start"/>
+        <w:rPr>
+          <w:rFonts w:eastAsia="Times New Roman"/>
+          <w:lang w:eastAsia="pt-BR"/>
+        </w:rPr>
+      </w:pPr>
+      <w:r>
+        <w:rPr>
+          <w:b/>
+        </w:rPr>
+      </w:r>
+    </w:p>
+    <w:p>
+      <w:pPr>
+        <w:pStyle w:val="Normal"/>
+        <w:shd w:val="clear" w:color="auto" w:fill="FFFFFF"/>
+        <w:spacing w:lineRule="auto" w:line="360"/>
+        <w:jc w:val="start"/>
         <w:rPr>
           <w:rFonts w:eastAsia="Times New Roman"/>
           <w:lang w:eastAsia="pt-BR"/>
@@ -1114,7 +1127,6 @@
         <w:pStyle w:val="Normal"/>
         <w:shd w:val="clear" w:color="auto" w:fill="FFFFFF"/>
         <w:spacing w:lineRule="auto" w:line="240"/>
-        <w:ind/>
         <w:jc w:val="both"/>
         <w:rPr>
           <w:rFonts w:eastAsia="Times New Roman"/>
@@ -1133,8 +1145,7 @@
         <w:pStyle w:val="Normal"/>
         <w:shd w:val="clear" w:color="auto" w:fill="FFFFFF"/>
         <w:spacing w:lineRule="auto" w:line="240"/>
-        <w:ind/>
-        <w:jc w:val="left"/>
+        <w:jc w:val="start"/>
         <w:rPr>
           <w:rFonts w:eastAsia="Times New Roman"/>
           <w:lang w:eastAsia="pt-BR"/>
@@ -1228,8 +1239,24 @@
         <w:pStyle w:val="Normal"/>
         <w:shd w:val="clear" w:color="auto" w:fill="FFFFFF"/>
         <w:spacing w:lineRule="auto" w:line="360"/>
-        <w:ind/>
-        <w:jc w:val="left"/>
+        <w:jc w:val="start"/>
+        <w:rPr>
+          <w:rFonts w:eastAsia="Times New Roman"/>
+          <w:lang w:eastAsia="pt-BR"/>
+        </w:rPr>
+      </w:pPr>
+      <w:r>
+        <w:rPr>
+          <w:b/>
+        </w:rPr>
+      </w:r>
+    </w:p>
+    <w:p>
+      <w:pPr>
+        <w:pStyle w:val="Normal"/>
+        <w:shd w:val="clear" w:color="auto" w:fill="FFFFFF"/>
+        <w:spacing w:lineRule="auto" w:line="360"/>
+        <w:jc w:val="start"/>
         <w:rPr>
           <w:rFonts w:eastAsia="Times New Roman"/>
           <w:lang w:eastAsia="pt-BR"/>
@@ -1316,7 +1343,6 @@
         <w:pStyle w:val="Normal"/>
         <w:shd w:val="clear" w:color="auto" w:fill="FFFFFF"/>
         <w:spacing w:lineRule="auto" w:line="240"/>
-        <w:ind/>
         <w:jc w:val="both"/>
         <w:rPr>
           <w:rFonts w:eastAsia="Times New Roman"/>
@@ -1335,8 +1361,7 @@
         <w:pStyle w:val="Normal"/>
         <w:shd w:val="clear" w:color="auto" w:fill="FFFFFF"/>
         <w:spacing w:lineRule="auto" w:line="240"/>
-        <w:ind/>
-        <w:jc w:val="left"/>
+        <w:jc w:val="start"/>
         <w:rPr>
           <w:rFonts w:eastAsia="Times New Roman"/>
           <w:lang w:eastAsia="pt-BR"/>
@@ -1392,8 +1417,7 @@
         <w:pStyle w:val="Normal"/>
         <w:shd w:val="clear" w:color="auto" w:fill="FFFFFF"/>
         <w:spacing w:lineRule="auto" w:line="360"/>
-        <w:ind/>
-        <w:jc w:val="left"/>
+        <w:jc w:val="start"/>
         <w:rPr>
           <w:rFonts w:eastAsia="Times New Roman"/>
           <w:lang w:eastAsia="pt-BR"/>
@@ -1527,8 +1551,7 @@
         <w:pStyle w:val="Normal"/>
         <w:shd w:val="clear" w:color="auto" w:fill="FFFFFF"/>
         <w:spacing w:lineRule="auto" w:line="360"/>
-        <w:ind/>
-        <w:jc w:val="left"/>
+        <w:jc w:val="start"/>
         <w:rPr>
           <w:rFonts w:eastAsia="Times New Roman"/>
           <w:lang w:eastAsia="pt-BR"/>
@@ -1615,7 +1638,6 @@
         <w:pStyle w:val="Normal"/>
         <w:shd w:val="clear" w:color="auto" w:fill="FFFFFF"/>
         <w:spacing w:lineRule="auto" w:line="240"/>
-        <w:ind/>
         <w:jc w:val="both"/>
         <w:rPr>
           <w:rFonts w:eastAsia="Times New Roman"/>
@@ -1634,8 +1656,7 @@
         <w:pStyle w:val="Normal"/>
         <w:shd w:val="clear" w:color="auto" w:fill="FFFFFF"/>
         <w:spacing w:lineRule="auto" w:line="240"/>
-        <w:ind/>
-        <w:jc w:val="left"/>
+        <w:jc w:val="start"/>
         <w:rPr>
           <w:rFonts w:eastAsia="Times New Roman"/>
           <w:lang w:eastAsia="pt-BR"/>
@@ -1691,8 +1712,7 @@
         <w:pStyle w:val="Normal"/>
         <w:shd w:val="clear" w:color="auto" w:fill="FFFFFF"/>
         <w:spacing w:lineRule="auto" w:line="360"/>
-        <w:ind/>
-        <w:jc w:val="left"/>
+        <w:jc w:val="start"/>
         <w:rPr>
           <w:rFonts w:eastAsia="Times New Roman"/>
           <w:lang w:eastAsia="pt-BR"/>
@@ -1810,7 +1830,7 @@
       <w:pPr>
         <w:pStyle w:val="Normal"/>
         <w:spacing w:lineRule="auto" w:line="360" w:before="0" w:after="0"/>
-        <w:jc w:val="left"/>
+        <w:jc w:val="start"/>
         <w:rPr/>
       </w:pPr>
       <w:bookmarkEnd w:id="30"/>
@@ -1900,13 +1920,24 @@
       <w:pPr>
         <w:pStyle w:val="Normal"/>
         <w:spacing w:lineRule="auto" w:line="240" w:before="0" w:after="0"/>
-        <w:jc w:val="left"/>
+        <w:jc w:val="start"/>
         <w:rPr/>
       </w:pPr>
       <w:bookmarkStart w:id="32" w:name="__DdeLink__929_1177548895_Copia_3"/>
       <w:r>
         <w:rPr/>
         <w:t>Fonte: Resultados originais da pesquisa</w:t>
+      </w:r>
+    </w:p>
+    <w:p>
+      <w:pPr>
+        <w:pStyle w:val="Normal"/>
+        <w:spacing w:lineRule="auto" w:line="240" w:before="0" w:after="0"/>
+        <w:jc w:val="start"/>
+        <w:rPr/>
+      </w:pPr>
+      <w:r>
+        <w:rPr/>
       </w:r>
     </w:p>
     <w:p>
@@ -1974,13 +2005,24 @@
       <w:pPr>
         <w:pStyle w:val="Normal"/>
         <w:spacing w:lineRule="auto" w:line="240" w:before="0" w:after="0"/>
-        <w:jc w:val="left"/>
+        <w:jc w:val="start"/>
         <w:rPr/>
       </w:pPr>
       <w:bookmarkStart w:id="33" w:name="__DdeLink__929_1177548895_Copia_4"/>
       <w:r>
         <w:rPr/>
         <w:t>Fonte: Resultados originais da pesquisa</w:t>
+      </w:r>
+    </w:p>
+    <w:p>
+      <w:pPr>
+        <w:pStyle w:val="Normal"/>
+        <w:spacing w:lineRule="auto" w:line="240" w:before="0" w:after="0"/>
+        <w:jc w:val="start"/>
+        <w:rPr/>
+      </w:pPr>
+      <w:r>
+        <w:rPr/>
       </w:r>
     </w:p>
     <w:p>
@@ -2015,7 +2057,7 @@
       <w:pPr>
         <w:pStyle w:val="Normal"/>
         <w:spacing w:lineRule="auto" w:line="240" w:before="0" w:after="0"/>
-        <w:jc w:val="left"/>
+        <w:jc w:val="start"/>
         <w:rPr/>
       </w:pPr>
       <w:bookmarkEnd w:id="34"/>
@@ -2026,7 +2068,7 @@
     </w:p>
     <w:tbl>
       <w:tblPr>
-        <w:tblW w:w="9069" w:type="dxa"/>
+        <w:tblW w:w="9071" w:type="dxa"/>
         <w:jc w:val="center"/>
         <w:tblInd w:w="0" w:type="dxa"/>
         <w:tblLayout w:type="fixed"/>
@@ -2040,8 +2082,8 @@
       </w:tblPr>
       <w:tblGrid>
         <w:gridCol w:w="3023"/>
-        <w:gridCol w:w="3023"/>
-        <w:gridCol w:w="3023"/>
+        <w:gridCol w:w="3024"/>
+        <w:gridCol w:w="3024"/>
       </w:tblGrid>
       <w:tr>
         <w:trPr/>
@@ -2050,14 +2092,15 @@
             <w:tcW w:w="3023" w:type="dxa"/>
             <w:tcBorders>
               <w:top w:val="single" w:sz="6" w:space="0" w:color="000000"/>
-              <w:bottom w:val="single" w:sz="6" w:space="0" w:color="000000"/>
-            </w:tcBorders>
-          </w:tcPr>
-          <w:p>
-            <w:pPr>
-              <w:pStyle w:val="Normal"/>
-              <w:spacing w:lineRule="auto" w:line="240" w:before="0" w:after="0"/>
-              <w:jc w:val="start"/>
+              <w:start w:val="single" w:sz="6" w:space="0" w:color="000000"/>
+              <w:bottom w:val="single" w:sz="6" w:space="0" w:color="000000"/>
+            </w:tcBorders>
+          </w:tcPr>
+          <w:p>
+            <w:pPr>
+              <w:pStyle w:val="Normal"/>
+              <w:spacing w:lineRule="auto" w:line="240" w:before="0" w:after="0"/>
+              <w:jc w:val="center"/>
               <w:rPr/>
             </w:pPr>
             <w:r>
@@ -2072,9 +2115,10 @@
         </w:tc>
         <w:tc>
           <w:tcPr>
-            <w:tcW w:w="3023" w:type="dxa"/>
+            <w:tcW w:w="3024" w:type="dxa"/>
             <w:tcBorders>
               <w:top w:val="single" w:sz="6" w:space="0" w:color="000000"/>
+              <w:start w:val="single" w:sz="6" w:space="0" w:color="000000"/>
               <w:bottom w:val="single" w:sz="6" w:space="0" w:color="000000"/>
             </w:tcBorders>
           </w:tcPr>
@@ -2097,10 +2141,12 @@
         </w:tc>
         <w:tc>
           <w:tcPr>
-            <w:tcW w:w="3023" w:type="dxa"/>
+            <w:tcW w:w="3024" w:type="dxa"/>
             <w:tcBorders>
               <w:top w:val="single" w:sz="6" w:space="0" w:color="000000"/>
-              <w:bottom w:val="single" w:sz="6" w:space="0" w:color="000000"/>
+              <w:start w:val="single" w:sz="6" w:space="0" w:color="000000"/>
+              <w:bottom w:val="single" w:sz="6" w:space="0" w:color="000000"/>
+              <w:end w:val="single" w:sz="6" w:space="0" w:color="000000"/>
             </w:tcBorders>
           </w:tcPr>
           <w:p>
@@ -2126,13 +2172,17 @@
         <w:tc>
           <w:tcPr>
             <w:tcW w:w="3023" w:type="dxa"/>
-            <w:tcBorders/>
-          </w:tcPr>
-          <w:p>
-            <w:pPr>
-              <w:pStyle w:val="Normal"/>
-              <w:spacing w:lineRule="auto" w:line="240" w:before="0" w:after="0"/>
-              <w:jc w:val="start"/>
+            <w:tcBorders>
+              <w:start w:val="single" w:sz="6" w:space="0" w:color="000000"/>
+              <w:bottom w:val="single" w:sz="6" w:space="0" w:color="000000"/>
+            </w:tcBorders>
+            <w:vAlign w:val="center"/>
+          </w:tcPr>
+          <w:p>
+            <w:pPr>
+              <w:pStyle w:val="Normal"/>
+              <w:spacing w:lineRule="auto" w:line="240" w:before="0" w:after="0"/>
+              <w:jc w:val="center"/>
               <w:rPr/>
             </w:pPr>
             <w:r>
@@ -2147,14 +2197,18 @@
         </w:tc>
         <w:tc>
           <w:tcPr>
-            <w:tcW w:w="3023" w:type="dxa"/>
-            <w:tcBorders/>
-          </w:tcPr>
-          <w:p>
-            <w:pPr>
-              <w:pStyle w:val="Normal"/>
-              <w:spacing w:lineRule="auto" w:line="240" w:before="0" w:after="0"/>
-              <w:jc w:val="both"/>
+            <w:tcW w:w="3024" w:type="dxa"/>
+            <w:tcBorders>
+              <w:start w:val="single" w:sz="6" w:space="0" w:color="000000"/>
+              <w:bottom w:val="single" w:sz="6" w:space="0" w:color="000000"/>
+            </w:tcBorders>
+            <w:vAlign w:val="center"/>
+          </w:tcPr>
+          <w:p>
+            <w:pPr>
+              <w:pStyle w:val="Normal"/>
+              <w:spacing w:lineRule="auto" w:line="240" w:before="0" w:after="0"/>
+              <w:jc w:val="center"/>
               <w:rPr/>
             </w:pPr>
             <w:r>
@@ -2169,14 +2223,19 @@
         </w:tc>
         <w:tc>
           <w:tcPr>
-            <w:tcW w:w="3023" w:type="dxa"/>
-            <w:tcBorders/>
-          </w:tcPr>
-          <w:p>
-            <w:pPr>
-              <w:pStyle w:val="Normal"/>
-              <w:spacing w:lineRule="auto" w:line="240" w:before="0" w:after="0"/>
-              <w:jc w:val="both"/>
+            <w:tcW w:w="3024" w:type="dxa"/>
+            <w:tcBorders>
+              <w:start w:val="single" w:sz="6" w:space="0" w:color="000000"/>
+              <w:bottom w:val="single" w:sz="6" w:space="0" w:color="000000"/>
+              <w:end w:val="single" w:sz="6" w:space="0" w:color="000000"/>
+            </w:tcBorders>
+            <w:vAlign w:val="center"/>
+          </w:tcPr>
+          <w:p>
+            <w:pPr>
+              <w:pStyle w:val="Normal"/>
+              <w:spacing w:lineRule="auto" w:line="240" w:before="0" w:after="0"/>
+              <w:jc w:val="center"/>
               <w:rPr/>
             </w:pPr>
             <w:r>
@@ -2195,13 +2254,17 @@
         <w:tc>
           <w:tcPr>
             <w:tcW w:w="3023" w:type="dxa"/>
-            <w:tcBorders/>
-          </w:tcPr>
-          <w:p>
-            <w:pPr>
-              <w:pStyle w:val="Normal"/>
-              <w:spacing w:lineRule="auto" w:line="240" w:before="0" w:after="0"/>
-              <w:jc w:val="start"/>
+            <w:tcBorders>
+              <w:start w:val="single" w:sz="6" w:space="0" w:color="000000"/>
+              <w:bottom w:val="single" w:sz="6" w:space="0" w:color="000000"/>
+            </w:tcBorders>
+            <w:vAlign w:val="center"/>
+          </w:tcPr>
+          <w:p>
+            <w:pPr>
+              <w:pStyle w:val="Normal"/>
+              <w:spacing w:lineRule="auto" w:line="240" w:before="0" w:after="0"/>
+              <w:jc w:val="center"/>
               <w:rPr/>
             </w:pPr>
             <w:r>
@@ -2216,14 +2279,18 @@
         </w:tc>
         <w:tc>
           <w:tcPr>
-            <w:tcW w:w="3023" w:type="dxa"/>
-            <w:tcBorders/>
-          </w:tcPr>
-          <w:p>
-            <w:pPr>
-              <w:pStyle w:val="Normal"/>
-              <w:spacing w:lineRule="auto" w:line="240" w:before="0" w:after="0"/>
-              <w:jc w:val="both"/>
+            <w:tcW w:w="3024" w:type="dxa"/>
+            <w:tcBorders>
+              <w:start w:val="single" w:sz="6" w:space="0" w:color="000000"/>
+              <w:bottom w:val="single" w:sz="6" w:space="0" w:color="000000"/>
+            </w:tcBorders>
+            <w:vAlign w:val="center"/>
+          </w:tcPr>
+          <w:p>
+            <w:pPr>
+              <w:pStyle w:val="Normal"/>
+              <w:spacing w:lineRule="auto" w:line="240" w:before="0" w:after="0"/>
+              <w:jc w:val="center"/>
               <w:rPr/>
             </w:pPr>
             <w:r>
@@ -2238,14 +2305,19 @@
         </w:tc>
         <w:tc>
           <w:tcPr>
-            <w:tcW w:w="3023" w:type="dxa"/>
-            <w:tcBorders/>
-          </w:tcPr>
-          <w:p>
-            <w:pPr>
-              <w:pStyle w:val="Normal"/>
-              <w:spacing w:lineRule="auto" w:line="240" w:before="0" w:after="0"/>
-              <w:jc w:val="both"/>
+            <w:tcW w:w="3024" w:type="dxa"/>
+            <w:tcBorders>
+              <w:start w:val="single" w:sz="6" w:space="0" w:color="000000"/>
+              <w:bottom w:val="single" w:sz="6" w:space="0" w:color="000000"/>
+              <w:end w:val="single" w:sz="6" w:space="0" w:color="000000"/>
+            </w:tcBorders>
+            <w:vAlign w:val="center"/>
+          </w:tcPr>
+          <w:p>
+            <w:pPr>
+              <w:pStyle w:val="Normal"/>
+              <w:spacing w:lineRule="auto" w:line="240" w:before="0" w:after="0"/>
+              <w:jc w:val="center"/>
               <w:rPr/>
             </w:pPr>
             <w:r>
@@ -2264,13 +2336,17 @@
         <w:tc>
           <w:tcPr>
             <w:tcW w:w="3023" w:type="dxa"/>
-            <w:tcBorders/>
-          </w:tcPr>
-          <w:p>
-            <w:pPr>
-              <w:pStyle w:val="Normal"/>
-              <w:spacing w:lineRule="auto" w:line="240" w:before="0" w:after="0"/>
-              <w:jc w:val="start"/>
+            <w:tcBorders>
+              <w:start w:val="single" w:sz="6" w:space="0" w:color="000000"/>
+              <w:bottom w:val="single" w:sz="6" w:space="0" w:color="000000"/>
+            </w:tcBorders>
+            <w:vAlign w:val="center"/>
+          </w:tcPr>
+          <w:p>
+            <w:pPr>
+              <w:pStyle w:val="Normal"/>
+              <w:spacing w:lineRule="auto" w:line="240" w:before="0" w:after="0"/>
+              <w:jc w:val="center"/>
               <w:rPr/>
             </w:pPr>
             <w:r>
@@ -2293,14 +2369,18 @@
         </w:tc>
         <w:tc>
           <w:tcPr>
-            <w:tcW w:w="3023" w:type="dxa"/>
-            <w:tcBorders/>
-          </w:tcPr>
-          <w:p>
-            <w:pPr>
-              <w:pStyle w:val="Normal"/>
-              <w:spacing w:lineRule="auto" w:line="240" w:before="0" w:after="0"/>
-              <w:jc w:val="both"/>
+            <w:tcW w:w="3024" w:type="dxa"/>
+            <w:tcBorders>
+              <w:start w:val="single" w:sz="6" w:space="0" w:color="000000"/>
+              <w:bottom w:val="single" w:sz="6" w:space="0" w:color="000000"/>
+            </w:tcBorders>
+            <w:vAlign w:val="center"/>
+          </w:tcPr>
+          <w:p>
+            <w:pPr>
+              <w:pStyle w:val="Normal"/>
+              <w:spacing w:lineRule="auto" w:line="240" w:before="0" w:after="0"/>
+              <w:jc w:val="center"/>
               <w:rPr/>
             </w:pPr>
             <w:r>
@@ -2315,14 +2395,19 @@
         </w:tc>
         <w:tc>
           <w:tcPr>
-            <w:tcW w:w="3023" w:type="dxa"/>
-            <w:tcBorders/>
-          </w:tcPr>
-          <w:p>
-            <w:pPr>
-              <w:pStyle w:val="Normal"/>
-              <w:spacing w:lineRule="auto" w:line="240" w:before="0" w:after="0"/>
-              <w:jc w:val="both"/>
+            <w:tcW w:w="3024" w:type="dxa"/>
+            <w:tcBorders>
+              <w:start w:val="single" w:sz="6" w:space="0" w:color="000000"/>
+              <w:bottom w:val="single" w:sz="6" w:space="0" w:color="000000"/>
+              <w:end w:val="single" w:sz="6" w:space="0" w:color="000000"/>
+            </w:tcBorders>
+            <w:vAlign w:val="center"/>
+          </w:tcPr>
+          <w:p>
+            <w:pPr>
+              <w:pStyle w:val="Normal"/>
+              <w:spacing w:lineRule="auto" w:line="240" w:before="0" w:after="0"/>
+              <w:jc w:val="center"/>
               <w:rPr/>
             </w:pPr>
             <w:r>
@@ -2341,13 +2426,17 @@
         <w:tc>
           <w:tcPr>
             <w:tcW w:w="3023" w:type="dxa"/>
-            <w:tcBorders/>
-          </w:tcPr>
-          <w:p>
-            <w:pPr>
-              <w:pStyle w:val="Normal"/>
-              <w:spacing w:lineRule="auto" w:line="240" w:before="0" w:after="0"/>
-              <w:jc w:val="start"/>
+            <w:tcBorders>
+              <w:start w:val="single" w:sz="6" w:space="0" w:color="000000"/>
+              <w:bottom w:val="single" w:sz="6" w:space="0" w:color="000000"/>
+            </w:tcBorders>
+            <w:vAlign w:val="center"/>
+          </w:tcPr>
+          <w:p>
+            <w:pPr>
+              <w:pStyle w:val="Normal"/>
+              <w:spacing w:lineRule="auto" w:line="240" w:before="0" w:after="0"/>
+              <w:jc w:val="center"/>
               <w:rPr/>
             </w:pPr>
             <w:r>
@@ -2370,14 +2459,18 @@
         </w:tc>
         <w:tc>
           <w:tcPr>
-            <w:tcW w:w="3023" w:type="dxa"/>
-            <w:tcBorders/>
-          </w:tcPr>
-          <w:p>
-            <w:pPr>
-              <w:pStyle w:val="Normal"/>
-              <w:spacing w:lineRule="auto" w:line="240" w:before="0" w:after="0"/>
-              <w:jc w:val="both"/>
+            <w:tcW w:w="3024" w:type="dxa"/>
+            <w:tcBorders>
+              <w:start w:val="single" w:sz="6" w:space="0" w:color="000000"/>
+              <w:bottom w:val="single" w:sz="6" w:space="0" w:color="000000"/>
+            </w:tcBorders>
+            <w:vAlign w:val="center"/>
+          </w:tcPr>
+          <w:p>
+            <w:pPr>
+              <w:pStyle w:val="Normal"/>
+              <w:spacing w:lineRule="auto" w:line="240" w:before="0" w:after="0"/>
+              <w:jc w:val="center"/>
               <w:rPr/>
             </w:pPr>
             <w:r>
@@ -2392,14 +2485,19 @@
         </w:tc>
         <w:tc>
           <w:tcPr>
-            <w:tcW w:w="3023" w:type="dxa"/>
-            <w:tcBorders/>
-          </w:tcPr>
-          <w:p>
-            <w:pPr>
-              <w:pStyle w:val="Normal"/>
-              <w:spacing w:lineRule="auto" w:line="240" w:before="0" w:after="0"/>
-              <w:jc w:val="both"/>
+            <w:tcW w:w="3024" w:type="dxa"/>
+            <w:tcBorders>
+              <w:start w:val="single" w:sz="6" w:space="0" w:color="000000"/>
+              <w:bottom w:val="single" w:sz="6" w:space="0" w:color="000000"/>
+              <w:end w:val="single" w:sz="6" w:space="0" w:color="000000"/>
+            </w:tcBorders>
+            <w:vAlign w:val="center"/>
+          </w:tcPr>
+          <w:p>
+            <w:pPr>
+              <w:pStyle w:val="Normal"/>
+              <w:spacing w:lineRule="auto" w:line="240" w:before="0" w:after="0"/>
+              <w:jc w:val="center"/>
               <w:rPr/>
             </w:pPr>
             <w:r>
@@ -2418,13 +2516,17 @@
         <w:tc>
           <w:tcPr>
             <w:tcW w:w="3023" w:type="dxa"/>
-            <w:tcBorders/>
-          </w:tcPr>
-          <w:p>
-            <w:pPr>
-              <w:pStyle w:val="Normal"/>
-              <w:spacing w:lineRule="auto" w:line="240" w:before="0" w:after="0"/>
-              <w:jc w:val="start"/>
+            <w:tcBorders>
+              <w:start w:val="single" w:sz="6" w:space="0" w:color="000000"/>
+              <w:bottom w:val="single" w:sz="6" w:space="0" w:color="000000"/>
+            </w:tcBorders>
+            <w:vAlign w:val="center"/>
+          </w:tcPr>
+          <w:p>
+            <w:pPr>
+              <w:pStyle w:val="Normal"/>
+              <w:spacing w:lineRule="auto" w:line="240" w:before="0" w:after="0"/>
+              <w:jc w:val="center"/>
               <w:rPr/>
             </w:pPr>
             <w:r>
@@ -2439,14 +2541,18 @@
         </w:tc>
         <w:tc>
           <w:tcPr>
-            <w:tcW w:w="3023" w:type="dxa"/>
-            <w:tcBorders/>
-          </w:tcPr>
-          <w:p>
-            <w:pPr>
-              <w:pStyle w:val="Normal"/>
-              <w:spacing w:lineRule="auto" w:line="240" w:before="0" w:after="0"/>
-              <w:jc w:val="both"/>
+            <w:tcW w:w="3024" w:type="dxa"/>
+            <w:tcBorders>
+              <w:start w:val="single" w:sz="6" w:space="0" w:color="000000"/>
+              <w:bottom w:val="single" w:sz="6" w:space="0" w:color="000000"/>
+            </w:tcBorders>
+            <w:vAlign w:val="center"/>
+          </w:tcPr>
+          <w:p>
+            <w:pPr>
+              <w:pStyle w:val="Normal"/>
+              <w:spacing w:lineRule="auto" w:line="240" w:before="0" w:after="0"/>
+              <w:jc w:val="center"/>
               <w:rPr/>
             </w:pPr>
             <w:r>
@@ -2461,14 +2567,19 @@
         </w:tc>
         <w:tc>
           <w:tcPr>
-            <w:tcW w:w="3023" w:type="dxa"/>
-            <w:tcBorders/>
-          </w:tcPr>
-          <w:p>
-            <w:pPr>
-              <w:pStyle w:val="Normal"/>
-              <w:spacing w:lineRule="auto" w:line="240" w:before="0" w:after="0"/>
-              <w:jc w:val="both"/>
+            <w:tcW w:w="3024" w:type="dxa"/>
+            <w:tcBorders>
+              <w:start w:val="single" w:sz="6" w:space="0" w:color="000000"/>
+              <w:bottom w:val="single" w:sz="6" w:space="0" w:color="000000"/>
+              <w:end w:val="single" w:sz="6" w:space="0" w:color="000000"/>
+            </w:tcBorders>
+            <w:vAlign w:val="center"/>
+          </w:tcPr>
+          <w:p>
+            <w:pPr>
+              <w:pStyle w:val="Normal"/>
+              <w:spacing w:lineRule="auto" w:line="240" w:before="0" w:after="0"/>
+              <w:jc w:val="center"/>
               <w:rPr/>
             </w:pPr>
             <w:r>
@@ -2487,13 +2598,17 @@
         <w:tc>
           <w:tcPr>
             <w:tcW w:w="3023" w:type="dxa"/>
-            <w:tcBorders/>
-          </w:tcPr>
-          <w:p>
-            <w:pPr>
-              <w:pStyle w:val="Normal"/>
-              <w:spacing w:lineRule="auto" w:line="240" w:before="0" w:after="0"/>
-              <w:jc w:val="start"/>
+            <w:tcBorders>
+              <w:start w:val="single" w:sz="6" w:space="0" w:color="000000"/>
+              <w:bottom w:val="single" w:sz="6" w:space="0" w:color="000000"/>
+            </w:tcBorders>
+            <w:vAlign w:val="center"/>
+          </w:tcPr>
+          <w:p>
+            <w:pPr>
+              <w:pStyle w:val="Normal"/>
+              <w:spacing w:lineRule="auto" w:line="240" w:before="0" w:after="0"/>
+              <w:jc w:val="center"/>
               <w:rPr/>
             </w:pPr>
             <w:r>
@@ -2508,14 +2623,18 @@
         </w:tc>
         <w:tc>
           <w:tcPr>
-            <w:tcW w:w="3023" w:type="dxa"/>
-            <w:tcBorders/>
-          </w:tcPr>
-          <w:p>
-            <w:pPr>
-              <w:pStyle w:val="Normal"/>
-              <w:spacing w:lineRule="auto" w:line="240" w:before="0" w:after="0"/>
-              <w:jc w:val="both"/>
+            <w:tcW w:w="3024" w:type="dxa"/>
+            <w:tcBorders>
+              <w:start w:val="single" w:sz="6" w:space="0" w:color="000000"/>
+              <w:bottom w:val="single" w:sz="6" w:space="0" w:color="000000"/>
+            </w:tcBorders>
+            <w:vAlign w:val="center"/>
+          </w:tcPr>
+          <w:p>
+            <w:pPr>
+              <w:pStyle w:val="Normal"/>
+              <w:spacing w:lineRule="auto" w:line="240" w:before="0" w:after="0"/>
+              <w:jc w:val="center"/>
               <w:rPr/>
             </w:pPr>
             <w:r>
@@ -2530,14 +2649,19 @@
         </w:tc>
         <w:tc>
           <w:tcPr>
-            <w:tcW w:w="3023" w:type="dxa"/>
-            <w:tcBorders/>
-          </w:tcPr>
-          <w:p>
-            <w:pPr>
-              <w:pStyle w:val="Normal"/>
-              <w:spacing w:lineRule="auto" w:line="240" w:before="0" w:after="0"/>
-              <w:jc w:val="both"/>
+            <w:tcW w:w="3024" w:type="dxa"/>
+            <w:tcBorders>
+              <w:start w:val="single" w:sz="6" w:space="0" w:color="000000"/>
+              <w:bottom w:val="single" w:sz="6" w:space="0" w:color="000000"/>
+              <w:end w:val="single" w:sz="6" w:space="0" w:color="000000"/>
+            </w:tcBorders>
+            <w:vAlign w:val="center"/>
+          </w:tcPr>
+          <w:p>
+            <w:pPr>
+              <w:pStyle w:val="Normal"/>
+              <w:spacing w:lineRule="auto" w:line="240" w:before="0" w:after="0"/>
+              <w:jc w:val="center"/>
               <w:rPr/>
             </w:pPr>
             <w:r>
@@ -2556,13 +2680,17 @@
         <w:tc>
           <w:tcPr>
             <w:tcW w:w="3023" w:type="dxa"/>
-            <w:tcBorders/>
-          </w:tcPr>
-          <w:p>
-            <w:pPr>
-              <w:pStyle w:val="Normal"/>
-              <w:spacing w:lineRule="auto" w:line="240" w:before="0" w:after="0"/>
-              <w:jc w:val="start"/>
+            <w:tcBorders>
+              <w:start w:val="single" w:sz="6" w:space="0" w:color="000000"/>
+              <w:bottom w:val="single" w:sz="6" w:space="0" w:color="000000"/>
+            </w:tcBorders>
+            <w:vAlign w:val="center"/>
+          </w:tcPr>
+          <w:p>
+            <w:pPr>
+              <w:pStyle w:val="Normal"/>
+              <w:spacing w:lineRule="auto" w:line="240" w:before="0" w:after="0"/>
+              <w:jc w:val="center"/>
               <w:rPr/>
             </w:pPr>
             <w:r>
@@ -2577,14 +2705,18 @@
         </w:tc>
         <w:tc>
           <w:tcPr>
-            <w:tcW w:w="3023" w:type="dxa"/>
-            <w:tcBorders/>
-          </w:tcPr>
-          <w:p>
-            <w:pPr>
-              <w:pStyle w:val="Normal"/>
-              <w:spacing w:lineRule="auto" w:line="240" w:before="0" w:after="0"/>
-              <w:jc w:val="both"/>
+            <w:tcW w:w="3024" w:type="dxa"/>
+            <w:tcBorders>
+              <w:start w:val="single" w:sz="6" w:space="0" w:color="000000"/>
+              <w:bottom w:val="single" w:sz="6" w:space="0" w:color="000000"/>
+            </w:tcBorders>
+            <w:vAlign w:val="center"/>
+          </w:tcPr>
+          <w:p>
+            <w:pPr>
+              <w:pStyle w:val="Normal"/>
+              <w:spacing w:lineRule="auto" w:line="240" w:before="0" w:after="0"/>
+              <w:jc w:val="center"/>
               <w:rPr/>
             </w:pPr>
             <w:r>
@@ -2599,14 +2731,19 @@
         </w:tc>
         <w:tc>
           <w:tcPr>
-            <w:tcW w:w="3023" w:type="dxa"/>
-            <w:tcBorders/>
-          </w:tcPr>
-          <w:p>
-            <w:pPr>
-              <w:pStyle w:val="Normal"/>
-              <w:spacing w:lineRule="auto" w:line="240" w:before="0" w:after="0"/>
-              <w:jc w:val="both"/>
+            <w:tcW w:w="3024" w:type="dxa"/>
+            <w:tcBorders>
+              <w:start w:val="single" w:sz="6" w:space="0" w:color="000000"/>
+              <w:bottom w:val="single" w:sz="6" w:space="0" w:color="000000"/>
+              <w:end w:val="single" w:sz="6" w:space="0" w:color="000000"/>
+            </w:tcBorders>
+            <w:vAlign w:val="center"/>
+          </w:tcPr>
+          <w:p>
+            <w:pPr>
+              <w:pStyle w:val="Normal"/>
+              <w:spacing w:lineRule="auto" w:line="240" w:before="0" w:after="0"/>
+              <w:jc w:val="center"/>
               <w:rPr/>
             </w:pPr>
             <w:r>
@@ -2633,13 +2770,17 @@
         <w:tc>
           <w:tcPr>
             <w:tcW w:w="3023" w:type="dxa"/>
-            <w:tcBorders/>
-          </w:tcPr>
-          <w:p>
-            <w:pPr>
-              <w:pStyle w:val="Normal"/>
-              <w:spacing w:lineRule="auto" w:line="240" w:before="0" w:after="0"/>
-              <w:jc w:val="start"/>
+            <w:tcBorders>
+              <w:start w:val="single" w:sz="6" w:space="0" w:color="000000"/>
+              <w:bottom w:val="single" w:sz="6" w:space="0" w:color="000000"/>
+            </w:tcBorders>
+            <w:vAlign w:val="center"/>
+          </w:tcPr>
+          <w:p>
+            <w:pPr>
+              <w:pStyle w:val="Normal"/>
+              <w:spacing w:lineRule="auto" w:line="240" w:before="0" w:after="0"/>
+              <w:jc w:val="center"/>
               <w:rPr/>
             </w:pPr>
             <w:r>
@@ -2654,14 +2795,18 @@
         </w:tc>
         <w:tc>
           <w:tcPr>
-            <w:tcW w:w="3023" w:type="dxa"/>
-            <w:tcBorders/>
-          </w:tcPr>
-          <w:p>
-            <w:pPr>
-              <w:pStyle w:val="Normal"/>
-              <w:spacing w:lineRule="auto" w:line="240" w:before="0" w:after="0"/>
-              <w:jc w:val="both"/>
+            <w:tcW w:w="3024" w:type="dxa"/>
+            <w:tcBorders>
+              <w:start w:val="single" w:sz="6" w:space="0" w:color="000000"/>
+              <w:bottom w:val="single" w:sz="6" w:space="0" w:color="000000"/>
+            </w:tcBorders>
+            <w:vAlign w:val="center"/>
+          </w:tcPr>
+          <w:p>
+            <w:pPr>
+              <w:pStyle w:val="Normal"/>
+              <w:spacing w:lineRule="auto" w:line="240" w:before="0" w:after="0"/>
+              <w:jc w:val="center"/>
               <w:rPr/>
             </w:pPr>
             <w:r>
@@ -2676,14 +2821,19 @@
         </w:tc>
         <w:tc>
           <w:tcPr>
-            <w:tcW w:w="3023" w:type="dxa"/>
-            <w:tcBorders/>
-          </w:tcPr>
-          <w:p>
-            <w:pPr>
-              <w:pStyle w:val="Normal"/>
-              <w:spacing w:lineRule="auto" w:line="240" w:before="0" w:after="0"/>
-              <w:jc w:val="both"/>
+            <w:tcW w:w="3024" w:type="dxa"/>
+            <w:tcBorders>
+              <w:start w:val="single" w:sz="6" w:space="0" w:color="000000"/>
+              <w:bottom w:val="single" w:sz="6" w:space="0" w:color="000000"/>
+              <w:end w:val="single" w:sz="6" w:space="0" w:color="000000"/>
+            </w:tcBorders>
+            <w:vAlign w:val="center"/>
+          </w:tcPr>
+          <w:p>
+            <w:pPr>
+              <w:pStyle w:val="Normal"/>
+              <w:spacing w:lineRule="auto" w:line="240" w:before="0" w:after="0"/>
+              <w:jc w:val="center"/>
               <w:rPr/>
             </w:pPr>
             <w:r>
@@ -2702,13 +2852,17 @@
         <w:tc>
           <w:tcPr>
             <w:tcW w:w="3023" w:type="dxa"/>
-            <w:tcBorders/>
-          </w:tcPr>
-          <w:p>
-            <w:pPr>
-              <w:pStyle w:val="Normal"/>
-              <w:spacing w:lineRule="auto" w:line="240" w:before="0" w:after="0"/>
-              <w:jc w:val="start"/>
+            <w:tcBorders>
+              <w:start w:val="single" w:sz="6" w:space="0" w:color="000000"/>
+              <w:bottom w:val="single" w:sz="6" w:space="0" w:color="000000"/>
+            </w:tcBorders>
+            <w:vAlign w:val="center"/>
+          </w:tcPr>
+          <w:p>
+            <w:pPr>
+              <w:pStyle w:val="Normal"/>
+              <w:spacing w:lineRule="auto" w:line="240" w:before="0" w:after="0"/>
+              <w:jc w:val="center"/>
               <w:rPr/>
             </w:pPr>
             <w:r>
@@ -2723,14 +2877,18 @@
         </w:tc>
         <w:tc>
           <w:tcPr>
-            <w:tcW w:w="3023" w:type="dxa"/>
-            <w:tcBorders/>
-          </w:tcPr>
-          <w:p>
-            <w:pPr>
-              <w:pStyle w:val="Normal"/>
-              <w:spacing w:lineRule="auto" w:line="240" w:before="0" w:after="0"/>
-              <w:jc w:val="both"/>
+            <w:tcW w:w="3024" w:type="dxa"/>
+            <w:tcBorders>
+              <w:start w:val="single" w:sz="6" w:space="0" w:color="000000"/>
+              <w:bottom w:val="single" w:sz="6" w:space="0" w:color="000000"/>
+            </w:tcBorders>
+            <w:vAlign w:val="center"/>
+          </w:tcPr>
+          <w:p>
+            <w:pPr>
+              <w:pStyle w:val="Normal"/>
+              <w:spacing w:lineRule="auto" w:line="240" w:before="0" w:after="0"/>
+              <w:jc w:val="center"/>
               <w:rPr/>
             </w:pPr>
             <w:r>
@@ -2745,14 +2903,19 @@
         </w:tc>
         <w:tc>
           <w:tcPr>
-            <w:tcW w:w="3023" w:type="dxa"/>
-            <w:tcBorders/>
-          </w:tcPr>
-          <w:p>
-            <w:pPr>
-              <w:pStyle w:val="Normal"/>
-              <w:spacing w:lineRule="auto" w:line="240" w:before="0" w:after="0"/>
-              <w:jc w:val="both"/>
+            <w:tcW w:w="3024" w:type="dxa"/>
+            <w:tcBorders>
+              <w:start w:val="single" w:sz="6" w:space="0" w:color="000000"/>
+              <w:bottom w:val="single" w:sz="6" w:space="0" w:color="000000"/>
+              <w:end w:val="single" w:sz="6" w:space="0" w:color="000000"/>
+            </w:tcBorders>
+            <w:vAlign w:val="center"/>
+          </w:tcPr>
+          <w:p>
+            <w:pPr>
+              <w:pStyle w:val="Normal"/>
+              <w:spacing w:lineRule="auto" w:line="240" w:before="0" w:after="0"/>
+              <w:jc w:val="center"/>
               <w:rPr/>
             </w:pPr>
             <w:r>
@@ -2772,14 +2935,16 @@
           <w:tcPr>
             <w:tcW w:w="3023" w:type="dxa"/>
             <w:tcBorders>
-              <w:bottom w:val="single" w:sz="6" w:space="0" w:color="000000"/>
-            </w:tcBorders>
-          </w:tcPr>
-          <w:p>
-            <w:pPr>
-              <w:pStyle w:val="Normal"/>
-              <w:spacing w:lineRule="auto" w:line="240" w:before="0" w:after="0"/>
-              <w:jc w:val="start"/>
+              <w:start w:val="single" w:sz="6" w:space="0" w:color="000000"/>
+              <w:bottom w:val="single" w:sz="6" w:space="0" w:color="000000"/>
+            </w:tcBorders>
+            <w:vAlign w:val="center"/>
+          </w:tcPr>
+          <w:p>
+            <w:pPr>
+              <w:pStyle w:val="Normal"/>
+              <w:spacing w:lineRule="auto" w:line="240" w:before="0" w:after="0"/>
+              <w:jc w:val="center"/>
               <w:rPr/>
             </w:pPr>
             <w:r>
@@ -2794,16 +2959,18 @@
         </w:tc>
         <w:tc>
           <w:tcPr>
-            <w:tcW w:w="3023" w:type="dxa"/>
-            <w:tcBorders>
-              <w:bottom w:val="single" w:sz="6" w:space="0" w:color="000000"/>
-            </w:tcBorders>
-          </w:tcPr>
-          <w:p>
-            <w:pPr>
-              <w:pStyle w:val="Normal"/>
-              <w:spacing w:lineRule="auto" w:line="240" w:before="0" w:after="0"/>
-              <w:jc w:val="both"/>
+            <w:tcW w:w="3024" w:type="dxa"/>
+            <w:tcBorders>
+              <w:start w:val="single" w:sz="6" w:space="0" w:color="000000"/>
+              <w:bottom w:val="single" w:sz="6" w:space="0" w:color="000000"/>
+            </w:tcBorders>
+            <w:vAlign w:val="center"/>
+          </w:tcPr>
+          <w:p>
+            <w:pPr>
+              <w:pStyle w:val="Normal"/>
+              <w:spacing w:lineRule="auto" w:line="240" w:before="0" w:after="0"/>
+              <w:jc w:val="center"/>
               <w:rPr/>
             </w:pPr>
             <w:r>
@@ -2818,16 +2985,19 @@
         </w:tc>
         <w:tc>
           <w:tcPr>
-            <w:tcW w:w="3023" w:type="dxa"/>
-            <w:tcBorders>
-              <w:bottom w:val="single" w:sz="6" w:space="0" w:color="000000"/>
-            </w:tcBorders>
-          </w:tcPr>
-          <w:p>
-            <w:pPr>
-              <w:pStyle w:val="Normal"/>
-              <w:spacing w:lineRule="auto" w:line="240" w:before="0" w:after="0"/>
-              <w:jc w:val="both"/>
+            <w:tcW w:w="3024" w:type="dxa"/>
+            <w:tcBorders>
+              <w:start w:val="single" w:sz="6" w:space="0" w:color="000000"/>
+              <w:bottom w:val="single" w:sz="6" w:space="0" w:color="000000"/>
+              <w:end w:val="single" w:sz="6" w:space="0" w:color="000000"/>
+            </w:tcBorders>
+            <w:vAlign w:val="center"/>
+          </w:tcPr>
+          <w:p>
+            <w:pPr>
+              <w:pStyle w:val="Normal"/>
+              <w:spacing w:lineRule="auto" w:line="240" w:before="0" w:after="0"/>
+              <w:jc w:val="center"/>
               <w:rPr/>
             </w:pPr>
             <w:r>
@@ -2846,7 +3016,7 @@
       <w:pPr>
         <w:pStyle w:val="Normal"/>
         <w:spacing w:lineRule="auto" w:line="240" w:before="0" w:after="0"/>
-        <w:jc w:val="left"/>
+        <w:jc w:val="start"/>
         <w:rPr/>
       </w:pPr>
       <w:r>
@@ -2869,7 +3039,7 @@
       <w:pPr>
         <w:pStyle w:val="Normal"/>
         <w:spacing w:lineRule="auto" w:line="360" w:before="0" w:after="0"/>
-        <w:jc w:val="left"/>
+        <w:jc w:val="start"/>
         <w:rPr/>
       </w:pPr>
       <w:r>
@@ -2896,7 +3066,7 @@
       <w:pPr>
         <w:pStyle w:val="Normal"/>
         <w:spacing w:lineRule="auto" w:line="240" w:before="0" w:after="0"/>
-        <w:jc w:val="left"/>
+        <w:jc w:val="start"/>
         <w:rPr/>
       </w:pPr>
       <w:r>
@@ -2931,14 +3101,15 @@
             <w:tcW w:w="2267" w:type="dxa"/>
             <w:tcBorders>
               <w:top w:val="single" w:sz="6" w:space="0" w:color="000000"/>
-              <w:bottom w:val="single" w:sz="6" w:space="0" w:color="000000"/>
-            </w:tcBorders>
-          </w:tcPr>
-          <w:p>
-            <w:pPr>
-              <w:pStyle w:val="Normal"/>
-              <w:spacing w:lineRule="auto" w:line="240" w:before="0" w:after="0"/>
-              <w:jc w:val="start"/>
+              <w:start w:val="single" w:sz="6" w:space="0" w:color="000000"/>
+              <w:bottom w:val="single" w:sz="6" w:space="0" w:color="000000"/>
+            </w:tcBorders>
+          </w:tcPr>
+          <w:p>
+            <w:pPr>
+              <w:pStyle w:val="Normal"/>
+              <w:spacing w:lineRule="auto" w:line="240" w:before="0" w:after="0"/>
+              <w:jc w:val="center"/>
               <w:rPr/>
             </w:pPr>
             <w:r>
@@ -2956,6 +3127,7 @@
             <w:tcW w:w="2267" w:type="dxa"/>
             <w:tcBorders>
               <w:top w:val="single" w:sz="6" w:space="0" w:color="000000"/>
+              <w:start w:val="single" w:sz="6" w:space="0" w:color="000000"/>
               <w:bottom w:val="single" w:sz="6" w:space="0" w:color="000000"/>
             </w:tcBorders>
           </w:tcPr>
@@ -2981,6 +3153,7 @@
             <w:tcW w:w="2267" w:type="dxa"/>
             <w:tcBorders>
               <w:top w:val="single" w:sz="6" w:space="0" w:color="000000"/>
+              <w:start w:val="single" w:sz="6" w:space="0" w:color="000000"/>
               <w:bottom w:val="single" w:sz="6" w:space="0" w:color="000000"/>
             </w:tcBorders>
           </w:tcPr>
@@ -3006,7 +3179,9 @@
             <w:tcW w:w="2267" w:type="dxa"/>
             <w:tcBorders>
               <w:top w:val="single" w:sz="6" w:space="0" w:color="000000"/>
-              <w:bottom w:val="single" w:sz="6" w:space="0" w:color="000000"/>
+              <w:start w:val="single" w:sz="6" w:space="0" w:color="000000"/>
+              <w:bottom w:val="single" w:sz="6" w:space="0" w:color="000000"/>
+              <w:end w:val="single" w:sz="6" w:space="0" w:color="000000"/>
             </w:tcBorders>
           </w:tcPr>
           <w:p>
@@ -3032,13 +3207,17 @@
         <w:tc>
           <w:tcPr>
             <w:tcW w:w="2267" w:type="dxa"/>
-            <w:tcBorders/>
-          </w:tcPr>
-          <w:p>
-            <w:pPr>
-              <w:pStyle w:val="Normal"/>
-              <w:spacing w:lineRule="auto" w:line="240" w:before="0" w:after="0"/>
-              <w:jc w:val="start"/>
+            <w:tcBorders>
+              <w:start w:val="single" w:sz="6" w:space="0" w:color="000000"/>
+              <w:bottom w:val="single" w:sz="6" w:space="0" w:color="000000"/>
+            </w:tcBorders>
+            <w:vAlign w:val="center"/>
+          </w:tcPr>
+          <w:p>
+            <w:pPr>
+              <w:pStyle w:val="Normal"/>
+              <w:spacing w:lineRule="auto" w:line="240" w:before="0" w:after="0"/>
+              <w:jc w:val="center"/>
               <w:rPr/>
             </w:pPr>
             <w:r>
@@ -3054,13 +3233,17 @@
         <w:tc>
           <w:tcPr>
             <w:tcW w:w="2267" w:type="dxa"/>
-            <w:tcBorders/>
-          </w:tcPr>
-          <w:p>
-            <w:pPr>
-              <w:pStyle w:val="Normal"/>
-              <w:spacing w:lineRule="auto" w:line="240" w:before="0" w:after="0"/>
-              <w:jc w:val="both"/>
+            <w:tcBorders>
+              <w:start w:val="single" w:sz="6" w:space="0" w:color="000000"/>
+              <w:bottom w:val="single" w:sz="6" w:space="0" w:color="000000"/>
+            </w:tcBorders>
+            <w:vAlign w:val="center"/>
+          </w:tcPr>
+          <w:p>
+            <w:pPr>
+              <w:pStyle w:val="Normal"/>
+              <w:spacing w:lineRule="auto" w:line="240" w:before="0" w:after="0"/>
+              <w:jc w:val="center"/>
               <w:rPr/>
             </w:pPr>
             <w:r>
@@ -3076,13 +3259,17 @@
         <w:tc>
           <w:tcPr>
             <w:tcW w:w="2267" w:type="dxa"/>
-            <w:tcBorders/>
-          </w:tcPr>
-          <w:p>
-            <w:pPr>
-              <w:pStyle w:val="Normal"/>
-              <w:spacing w:lineRule="auto" w:line="240" w:before="0" w:after="0"/>
-              <w:jc w:val="both"/>
+            <w:tcBorders>
+              <w:start w:val="single" w:sz="6" w:space="0" w:color="000000"/>
+              <w:bottom w:val="single" w:sz="6" w:space="0" w:color="000000"/>
+            </w:tcBorders>
+            <w:vAlign w:val="center"/>
+          </w:tcPr>
+          <w:p>
+            <w:pPr>
+              <w:pStyle w:val="Normal"/>
+              <w:spacing w:lineRule="auto" w:line="240" w:before="0" w:after="0"/>
+              <w:jc w:val="center"/>
               <w:rPr/>
             </w:pPr>
             <w:r>
@@ -3098,13 +3285,18 @@
         <w:tc>
           <w:tcPr>
             <w:tcW w:w="2267" w:type="dxa"/>
-            <w:tcBorders/>
-          </w:tcPr>
-          <w:p>
-            <w:pPr>
-              <w:pStyle w:val="Normal"/>
-              <w:spacing w:lineRule="auto" w:line="240" w:before="0" w:after="0"/>
-              <w:jc w:val="both"/>
+            <w:tcBorders>
+              <w:start w:val="single" w:sz="6" w:space="0" w:color="000000"/>
+              <w:bottom w:val="single" w:sz="6" w:space="0" w:color="000000"/>
+              <w:end w:val="single" w:sz="6" w:space="0" w:color="000000"/>
+            </w:tcBorders>
+            <w:vAlign w:val="center"/>
+          </w:tcPr>
+          <w:p>
+            <w:pPr>
+              <w:pStyle w:val="Normal"/>
+              <w:spacing w:lineRule="auto" w:line="240" w:before="0" w:after="0"/>
+              <w:jc w:val="center"/>
               <w:rPr/>
             </w:pPr>
             <w:r>
@@ -3123,13 +3315,17 @@
         <w:tc>
           <w:tcPr>
             <w:tcW w:w="2267" w:type="dxa"/>
-            <w:tcBorders/>
-          </w:tcPr>
-          <w:p>
-            <w:pPr>
-              <w:pStyle w:val="Normal"/>
-              <w:spacing w:lineRule="auto" w:line="240" w:before="0" w:after="0"/>
-              <w:jc w:val="start"/>
+            <w:tcBorders>
+              <w:start w:val="single" w:sz="6" w:space="0" w:color="000000"/>
+              <w:bottom w:val="single" w:sz="6" w:space="0" w:color="000000"/>
+            </w:tcBorders>
+            <w:vAlign w:val="center"/>
+          </w:tcPr>
+          <w:p>
+            <w:pPr>
+              <w:pStyle w:val="Normal"/>
+              <w:spacing w:lineRule="auto" w:line="240" w:before="0" w:after="0"/>
+              <w:jc w:val="center"/>
               <w:rPr/>
             </w:pPr>
             <w:r>
@@ -3145,13 +3341,17 @@
         <w:tc>
           <w:tcPr>
             <w:tcW w:w="2267" w:type="dxa"/>
-            <w:tcBorders/>
-          </w:tcPr>
-          <w:p>
-            <w:pPr>
-              <w:pStyle w:val="Normal"/>
-              <w:spacing w:lineRule="auto" w:line="240" w:before="0" w:after="0"/>
-              <w:jc w:val="both"/>
+            <w:tcBorders>
+              <w:start w:val="single" w:sz="6" w:space="0" w:color="000000"/>
+              <w:bottom w:val="single" w:sz="6" w:space="0" w:color="000000"/>
+            </w:tcBorders>
+            <w:vAlign w:val="center"/>
+          </w:tcPr>
+          <w:p>
+            <w:pPr>
+              <w:pStyle w:val="Normal"/>
+              <w:spacing w:lineRule="auto" w:line="240" w:before="0" w:after="0"/>
+              <w:jc w:val="center"/>
               <w:rPr/>
             </w:pPr>
             <w:r>
@@ -3167,13 +3367,17 @@
         <w:tc>
           <w:tcPr>
             <w:tcW w:w="2267" w:type="dxa"/>
-            <w:tcBorders/>
-          </w:tcPr>
-          <w:p>
-            <w:pPr>
-              <w:pStyle w:val="Normal"/>
-              <w:spacing w:lineRule="auto" w:line="240" w:before="0" w:after="0"/>
-              <w:jc w:val="both"/>
+            <w:tcBorders>
+              <w:start w:val="single" w:sz="6" w:space="0" w:color="000000"/>
+              <w:bottom w:val="single" w:sz="6" w:space="0" w:color="000000"/>
+            </w:tcBorders>
+            <w:vAlign w:val="center"/>
+          </w:tcPr>
+          <w:p>
+            <w:pPr>
+              <w:pStyle w:val="Normal"/>
+              <w:spacing w:lineRule="auto" w:line="240" w:before="0" w:after="0"/>
+              <w:jc w:val="center"/>
               <w:rPr/>
             </w:pPr>
             <w:r>
@@ -3189,13 +3393,18 @@
         <w:tc>
           <w:tcPr>
             <w:tcW w:w="2267" w:type="dxa"/>
-            <w:tcBorders/>
-          </w:tcPr>
-          <w:p>
-            <w:pPr>
-              <w:pStyle w:val="Normal"/>
-              <w:spacing w:lineRule="auto" w:line="240" w:before="0" w:after="0"/>
-              <w:jc w:val="both"/>
+            <w:tcBorders>
+              <w:start w:val="single" w:sz="6" w:space="0" w:color="000000"/>
+              <w:bottom w:val="single" w:sz="6" w:space="0" w:color="000000"/>
+              <w:end w:val="single" w:sz="6" w:space="0" w:color="000000"/>
+            </w:tcBorders>
+            <w:vAlign w:val="center"/>
+          </w:tcPr>
+          <w:p>
+            <w:pPr>
+              <w:pStyle w:val="Normal"/>
+              <w:spacing w:lineRule="auto" w:line="240" w:before="0" w:after="0"/>
+              <w:jc w:val="center"/>
               <w:rPr/>
             </w:pPr>
             <w:r>
@@ -3214,13 +3423,17 @@
         <w:tc>
           <w:tcPr>
             <w:tcW w:w="2267" w:type="dxa"/>
-            <w:tcBorders/>
-          </w:tcPr>
-          <w:p>
-            <w:pPr>
-              <w:pStyle w:val="Normal"/>
-              <w:spacing w:lineRule="auto" w:line="240" w:before="0" w:after="0"/>
-              <w:jc w:val="start"/>
+            <w:tcBorders>
+              <w:start w:val="single" w:sz="6" w:space="0" w:color="000000"/>
+              <w:bottom w:val="single" w:sz="6" w:space="0" w:color="000000"/>
+            </w:tcBorders>
+            <w:vAlign w:val="center"/>
+          </w:tcPr>
+          <w:p>
+            <w:pPr>
+              <w:pStyle w:val="Normal"/>
+              <w:spacing w:lineRule="auto" w:line="240" w:before="0" w:after="0"/>
+              <w:jc w:val="center"/>
               <w:rPr/>
             </w:pPr>
             <w:r>
@@ -3236,13 +3449,17 @@
         <w:tc>
           <w:tcPr>
             <w:tcW w:w="2267" w:type="dxa"/>
-            <w:tcBorders/>
-          </w:tcPr>
-          <w:p>
-            <w:pPr>
-              <w:pStyle w:val="Normal"/>
-              <w:spacing w:lineRule="auto" w:line="240" w:before="0" w:after="0"/>
-              <w:jc w:val="both"/>
+            <w:tcBorders>
+              <w:start w:val="single" w:sz="6" w:space="0" w:color="000000"/>
+              <w:bottom w:val="single" w:sz="6" w:space="0" w:color="000000"/>
+            </w:tcBorders>
+            <w:vAlign w:val="center"/>
+          </w:tcPr>
+          <w:p>
+            <w:pPr>
+              <w:pStyle w:val="Normal"/>
+              <w:spacing w:lineRule="auto" w:line="240" w:before="0" w:after="0"/>
+              <w:jc w:val="center"/>
               <w:rPr/>
             </w:pPr>
             <w:r>
@@ -3258,13 +3475,17 @@
         <w:tc>
           <w:tcPr>
             <w:tcW w:w="2267" w:type="dxa"/>
-            <w:tcBorders/>
-          </w:tcPr>
-          <w:p>
-            <w:pPr>
-              <w:pStyle w:val="Normal"/>
-              <w:spacing w:lineRule="auto" w:line="240" w:before="0" w:after="0"/>
-              <w:jc w:val="both"/>
+            <w:tcBorders>
+              <w:start w:val="single" w:sz="6" w:space="0" w:color="000000"/>
+              <w:bottom w:val="single" w:sz="6" w:space="0" w:color="000000"/>
+            </w:tcBorders>
+            <w:vAlign w:val="center"/>
+          </w:tcPr>
+          <w:p>
+            <w:pPr>
+              <w:pStyle w:val="Normal"/>
+              <w:spacing w:lineRule="auto" w:line="240" w:before="0" w:after="0"/>
+              <w:jc w:val="center"/>
               <w:rPr/>
             </w:pPr>
             <w:r>
@@ -3280,13 +3501,18 @@
         <w:tc>
           <w:tcPr>
             <w:tcW w:w="2267" w:type="dxa"/>
-            <w:tcBorders/>
-          </w:tcPr>
-          <w:p>
-            <w:pPr>
-              <w:pStyle w:val="Normal"/>
-              <w:spacing w:lineRule="auto" w:line="240" w:before="0" w:after="0"/>
-              <w:jc w:val="both"/>
+            <w:tcBorders>
+              <w:start w:val="single" w:sz="6" w:space="0" w:color="000000"/>
+              <w:bottom w:val="single" w:sz="6" w:space="0" w:color="000000"/>
+              <w:end w:val="single" w:sz="6" w:space="0" w:color="000000"/>
+            </w:tcBorders>
+            <w:vAlign w:val="center"/>
+          </w:tcPr>
+          <w:p>
+            <w:pPr>
+              <w:pStyle w:val="Normal"/>
+              <w:spacing w:lineRule="auto" w:line="240" w:before="0" w:after="0"/>
+              <w:jc w:val="center"/>
               <w:rPr/>
             </w:pPr>
             <w:r>
@@ -3305,13 +3531,17 @@
         <w:tc>
           <w:tcPr>
             <w:tcW w:w="2267" w:type="dxa"/>
-            <w:tcBorders/>
-          </w:tcPr>
-          <w:p>
-            <w:pPr>
-              <w:pStyle w:val="Normal"/>
-              <w:spacing w:lineRule="auto" w:line="240" w:before="0" w:after="0"/>
-              <w:jc w:val="start"/>
+            <w:tcBorders>
+              <w:start w:val="single" w:sz="6" w:space="0" w:color="000000"/>
+              <w:bottom w:val="single" w:sz="6" w:space="0" w:color="000000"/>
+            </w:tcBorders>
+            <w:vAlign w:val="center"/>
+          </w:tcPr>
+          <w:p>
+            <w:pPr>
+              <w:pStyle w:val="Normal"/>
+              <w:spacing w:lineRule="auto" w:line="240" w:before="0" w:after="0"/>
+              <w:jc w:val="center"/>
               <w:rPr/>
             </w:pPr>
             <w:r>
@@ -3327,13 +3557,17 @@
         <w:tc>
           <w:tcPr>
             <w:tcW w:w="2267" w:type="dxa"/>
-            <w:tcBorders/>
-          </w:tcPr>
-          <w:p>
-            <w:pPr>
-              <w:pStyle w:val="Normal"/>
-              <w:spacing w:lineRule="auto" w:line="240" w:before="0" w:after="0"/>
-              <w:jc w:val="both"/>
+            <w:tcBorders>
+              <w:start w:val="single" w:sz="6" w:space="0" w:color="000000"/>
+              <w:bottom w:val="single" w:sz="6" w:space="0" w:color="000000"/>
+            </w:tcBorders>
+            <w:vAlign w:val="center"/>
+          </w:tcPr>
+          <w:p>
+            <w:pPr>
+              <w:pStyle w:val="Normal"/>
+              <w:spacing w:lineRule="auto" w:line="240" w:before="0" w:after="0"/>
+              <w:jc w:val="center"/>
               <w:rPr/>
             </w:pPr>
             <w:r>
@@ -3357,13 +3591,17 @@
         <w:tc>
           <w:tcPr>
             <w:tcW w:w="2267" w:type="dxa"/>
-            <w:tcBorders/>
-          </w:tcPr>
-          <w:p>
-            <w:pPr>
-              <w:pStyle w:val="Normal"/>
-              <w:spacing w:lineRule="auto" w:line="240" w:before="0" w:after="0"/>
-              <w:jc w:val="both"/>
+            <w:tcBorders>
+              <w:start w:val="single" w:sz="6" w:space="0" w:color="000000"/>
+              <w:bottom w:val="single" w:sz="6" w:space="0" w:color="000000"/>
+            </w:tcBorders>
+            <w:vAlign w:val="center"/>
+          </w:tcPr>
+          <w:p>
+            <w:pPr>
+              <w:pStyle w:val="Normal"/>
+              <w:spacing w:lineRule="auto" w:line="240" w:before="0" w:after="0"/>
+              <w:jc w:val="center"/>
               <w:rPr/>
             </w:pPr>
             <w:r>
@@ -3379,13 +3617,18 @@
         <w:tc>
           <w:tcPr>
             <w:tcW w:w="2267" w:type="dxa"/>
-            <w:tcBorders/>
-          </w:tcPr>
-          <w:p>
-            <w:pPr>
-              <w:pStyle w:val="Normal"/>
-              <w:spacing w:lineRule="auto" w:line="240" w:before="0" w:after="0"/>
-              <w:jc w:val="both"/>
+            <w:tcBorders>
+              <w:start w:val="single" w:sz="6" w:space="0" w:color="000000"/>
+              <w:bottom w:val="single" w:sz="6" w:space="0" w:color="000000"/>
+              <w:end w:val="single" w:sz="6" w:space="0" w:color="000000"/>
+            </w:tcBorders>
+            <w:vAlign w:val="center"/>
+          </w:tcPr>
+          <w:p>
+            <w:pPr>
+              <w:pStyle w:val="Normal"/>
+              <w:spacing w:lineRule="auto" w:line="240" w:before="0" w:after="0"/>
+              <w:jc w:val="center"/>
               <w:rPr/>
             </w:pPr>
             <w:r>
@@ -3404,13 +3647,17 @@
         <w:tc>
           <w:tcPr>
             <w:tcW w:w="2267" w:type="dxa"/>
-            <w:tcBorders/>
-          </w:tcPr>
-          <w:p>
-            <w:pPr>
-              <w:pStyle w:val="Normal"/>
-              <w:spacing w:lineRule="auto" w:line="240" w:before="0" w:after="0"/>
-              <w:jc w:val="start"/>
+            <w:tcBorders>
+              <w:start w:val="single" w:sz="6" w:space="0" w:color="000000"/>
+              <w:bottom w:val="single" w:sz="6" w:space="0" w:color="000000"/>
+            </w:tcBorders>
+            <w:vAlign w:val="center"/>
+          </w:tcPr>
+          <w:p>
+            <w:pPr>
+              <w:pStyle w:val="Normal"/>
+              <w:spacing w:lineRule="auto" w:line="240" w:before="0" w:after="0"/>
+              <w:jc w:val="center"/>
               <w:rPr/>
             </w:pPr>
             <w:r>
@@ -3426,13 +3673,17 @@
         <w:tc>
           <w:tcPr>
             <w:tcW w:w="2267" w:type="dxa"/>
-            <w:tcBorders/>
-          </w:tcPr>
-          <w:p>
-            <w:pPr>
-              <w:pStyle w:val="Normal"/>
-              <w:spacing w:lineRule="auto" w:line="240" w:before="0" w:after="0"/>
-              <w:jc w:val="both"/>
+            <w:tcBorders>
+              <w:start w:val="single" w:sz="6" w:space="0" w:color="000000"/>
+              <w:bottom w:val="single" w:sz="6" w:space="0" w:color="000000"/>
+            </w:tcBorders>
+            <w:vAlign w:val="center"/>
+          </w:tcPr>
+          <w:p>
+            <w:pPr>
+              <w:pStyle w:val="Normal"/>
+              <w:spacing w:lineRule="auto" w:line="240" w:before="0" w:after="0"/>
+              <w:jc w:val="center"/>
               <w:rPr/>
             </w:pPr>
             <w:r>
@@ -3448,13 +3699,17 @@
         <w:tc>
           <w:tcPr>
             <w:tcW w:w="2267" w:type="dxa"/>
-            <w:tcBorders/>
-          </w:tcPr>
-          <w:p>
-            <w:pPr>
-              <w:pStyle w:val="Normal"/>
-              <w:spacing w:lineRule="auto" w:line="240" w:before="0" w:after="0"/>
-              <w:jc w:val="both"/>
+            <w:tcBorders>
+              <w:start w:val="single" w:sz="6" w:space="0" w:color="000000"/>
+              <w:bottom w:val="single" w:sz="6" w:space="0" w:color="000000"/>
+            </w:tcBorders>
+            <w:vAlign w:val="center"/>
+          </w:tcPr>
+          <w:p>
+            <w:pPr>
+              <w:pStyle w:val="Normal"/>
+              <w:spacing w:lineRule="auto" w:line="240" w:before="0" w:after="0"/>
+              <w:jc w:val="center"/>
               <w:rPr/>
             </w:pPr>
             <w:r>
@@ -3470,13 +3725,18 @@
         <w:tc>
           <w:tcPr>
             <w:tcW w:w="2267" w:type="dxa"/>
-            <w:tcBorders/>
-          </w:tcPr>
-          <w:p>
-            <w:pPr>
-              <w:pStyle w:val="Normal"/>
-              <w:spacing w:lineRule="auto" w:line="240" w:before="0" w:after="0"/>
-              <w:jc w:val="both"/>
+            <w:tcBorders>
+              <w:start w:val="single" w:sz="6" w:space="0" w:color="000000"/>
+              <w:bottom w:val="single" w:sz="6" w:space="0" w:color="000000"/>
+              <w:end w:val="single" w:sz="6" w:space="0" w:color="000000"/>
+            </w:tcBorders>
+            <w:vAlign w:val="center"/>
+          </w:tcPr>
+          <w:p>
+            <w:pPr>
+              <w:pStyle w:val="Normal"/>
+              <w:spacing w:lineRule="auto" w:line="240" w:before="0" w:after="0"/>
+              <w:jc w:val="center"/>
               <w:rPr/>
             </w:pPr>
             <w:r>
@@ -3495,13 +3755,18 @@
         <w:tc>
           <w:tcPr>
             <w:tcW w:w="2267" w:type="dxa"/>
-            <w:tcBorders/>
-          </w:tcPr>
-          <w:p>
-            <w:pPr>
-              <w:pStyle w:val="Normal"/>
-              <w:spacing w:lineRule="auto" w:line="240" w:before="0" w:after="0"/>
-              <w:jc w:val="start"/>
+            <w:tcBorders>
+              <w:top w:val="single" w:sz="6" w:space="0" w:color="000000"/>
+              <w:start w:val="single" w:sz="6" w:space="0" w:color="000000"/>
+              <w:bottom w:val="single" w:sz="6" w:space="0" w:color="000000"/>
+            </w:tcBorders>
+            <w:vAlign w:val="center"/>
+          </w:tcPr>
+          <w:p>
+            <w:pPr>
+              <w:pStyle w:val="Normal"/>
+              <w:spacing w:lineRule="auto" w:line="240" w:before="0" w:after="0"/>
+              <w:jc w:val="center"/>
               <w:rPr/>
             </w:pPr>
             <w:r>
@@ -3517,13 +3782,18 @@
         <w:tc>
           <w:tcPr>
             <w:tcW w:w="2267" w:type="dxa"/>
-            <w:tcBorders/>
-          </w:tcPr>
-          <w:p>
-            <w:pPr>
-              <w:pStyle w:val="Normal"/>
-              <w:spacing w:lineRule="auto" w:line="240" w:before="0" w:after="0"/>
-              <w:jc w:val="both"/>
+            <w:tcBorders>
+              <w:top w:val="single" w:sz="6" w:space="0" w:color="000000"/>
+              <w:start w:val="single" w:sz="6" w:space="0" w:color="000000"/>
+              <w:bottom w:val="single" w:sz="6" w:space="0" w:color="000000"/>
+            </w:tcBorders>
+            <w:vAlign w:val="center"/>
+          </w:tcPr>
+          <w:p>
+            <w:pPr>
+              <w:pStyle w:val="Normal"/>
+              <w:spacing w:lineRule="auto" w:line="240" w:before="0" w:after="0"/>
+              <w:jc w:val="center"/>
               <w:rPr/>
             </w:pPr>
             <w:r>
@@ -3539,13 +3809,18 @@
         <w:tc>
           <w:tcPr>
             <w:tcW w:w="2267" w:type="dxa"/>
-            <w:tcBorders/>
-          </w:tcPr>
-          <w:p>
-            <w:pPr>
-              <w:pStyle w:val="Normal"/>
-              <w:spacing w:lineRule="auto" w:line="240" w:before="0" w:after="0"/>
-              <w:jc w:val="both"/>
+            <w:tcBorders>
+              <w:top w:val="single" w:sz="6" w:space="0" w:color="000000"/>
+              <w:start w:val="single" w:sz="6" w:space="0" w:color="000000"/>
+              <w:bottom w:val="single" w:sz="6" w:space="0" w:color="000000"/>
+            </w:tcBorders>
+            <w:vAlign w:val="center"/>
+          </w:tcPr>
+          <w:p>
+            <w:pPr>
+              <w:pStyle w:val="Normal"/>
+              <w:spacing w:lineRule="auto" w:line="240" w:before="0" w:after="0"/>
+              <w:jc w:val="center"/>
               <w:rPr/>
             </w:pPr>
             <w:r>
@@ -3561,13 +3836,19 @@
         <w:tc>
           <w:tcPr>
             <w:tcW w:w="2267" w:type="dxa"/>
-            <w:tcBorders/>
-          </w:tcPr>
-          <w:p>
-            <w:pPr>
-              <w:pStyle w:val="Normal"/>
-              <w:spacing w:lineRule="auto" w:line="240" w:before="0" w:after="0"/>
-              <w:jc w:val="both"/>
+            <w:tcBorders>
+              <w:top w:val="single" w:sz="6" w:space="0" w:color="000000"/>
+              <w:start w:val="single" w:sz="6" w:space="0" w:color="000000"/>
+              <w:bottom w:val="single" w:sz="6" w:space="0" w:color="000000"/>
+              <w:end w:val="single" w:sz="6" w:space="0" w:color="000000"/>
+            </w:tcBorders>
+            <w:vAlign w:val="center"/>
+          </w:tcPr>
+          <w:p>
+            <w:pPr>
+              <w:pStyle w:val="Normal"/>
+              <w:spacing w:lineRule="auto" w:line="240" w:before="0" w:after="0"/>
+              <w:jc w:val="center"/>
               <w:rPr/>
             </w:pPr>
             <w:r>
@@ -3586,13 +3867,17 @@
         <w:tc>
           <w:tcPr>
             <w:tcW w:w="2267" w:type="dxa"/>
-            <w:tcBorders/>
-          </w:tcPr>
-          <w:p>
-            <w:pPr>
-              <w:pStyle w:val="Normal"/>
-              <w:spacing w:lineRule="auto" w:line="240" w:before="0" w:after="0"/>
-              <w:jc w:val="start"/>
+            <w:tcBorders>
+              <w:start w:val="single" w:sz="6" w:space="0" w:color="000000"/>
+              <w:bottom w:val="single" w:sz="6" w:space="0" w:color="000000"/>
+            </w:tcBorders>
+            <w:vAlign w:val="center"/>
+          </w:tcPr>
+          <w:p>
+            <w:pPr>
+              <w:pStyle w:val="Normal"/>
+              <w:spacing w:lineRule="auto" w:line="240" w:before="0" w:after="0"/>
+              <w:jc w:val="center"/>
               <w:rPr/>
             </w:pPr>
             <w:r>
@@ -3608,13 +3893,17 @@
         <w:tc>
           <w:tcPr>
             <w:tcW w:w="2267" w:type="dxa"/>
-            <w:tcBorders/>
-          </w:tcPr>
-          <w:p>
-            <w:pPr>
-              <w:pStyle w:val="Normal"/>
-              <w:spacing w:lineRule="auto" w:line="240" w:before="0" w:after="0"/>
-              <w:jc w:val="both"/>
+            <w:tcBorders>
+              <w:start w:val="single" w:sz="6" w:space="0" w:color="000000"/>
+              <w:bottom w:val="single" w:sz="6" w:space="0" w:color="000000"/>
+            </w:tcBorders>
+            <w:vAlign w:val="center"/>
+          </w:tcPr>
+          <w:p>
+            <w:pPr>
+              <w:pStyle w:val="Normal"/>
+              <w:spacing w:lineRule="auto" w:line="240" w:before="0" w:after="0"/>
+              <w:jc w:val="center"/>
               <w:rPr/>
             </w:pPr>
             <w:r>
@@ -3630,13 +3919,17 @@
         <w:tc>
           <w:tcPr>
             <w:tcW w:w="2267" w:type="dxa"/>
-            <w:tcBorders/>
-          </w:tcPr>
-          <w:p>
-            <w:pPr>
-              <w:pStyle w:val="Normal"/>
-              <w:spacing w:lineRule="auto" w:line="240" w:before="0" w:after="0"/>
-              <w:jc w:val="both"/>
+            <w:tcBorders>
+              <w:start w:val="single" w:sz="6" w:space="0" w:color="000000"/>
+              <w:bottom w:val="single" w:sz="6" w:space="0" w:color="000000"/>
+            </w:tcBorders>
+            <w:vAlign w:val="center"/>
+          </w:tcPr>
+          <w:p>
+            <w:pPr>
+              <w:pStyle w:val="Normal"/>
+              <w:spacing w:lineRule="auto" w:line="240" w:before="0" w:after="0"/>
+              <w:jc w:val="center"/>
               <w:rPr/>
             </w:pPr>
             <w:r>
@@ -3652,13 +3945,18 @@
         <w:tc>
           <w:tcPr>
             <w:tcW w:w="2267" w:type="dxa"/>
-            <w:tcBorders/>
-          </w:tcPr>
-          <w:p>
-            <w:pPr>
-              <w:pStyle w:val="Normal"/>
-              <w:spacing w:lineRule="auto" w:line="240" w:before="0" w:after="0"/>
-              <w:jc w:val="both"/>
+            <w:tcBorders>
+              <w:start w:val="single" w:sz="6" w:space="0" w:color="000000"/>
+              <w:bottom w:val="single" w:sz="6" w:space="0" w:color="000000"/>
+              <w:end w:val="single" w:sz="6" w:space="0" w:color="000000"/>
+            </w:tcBorders>
+            <w:vAlign w:val="center"/>
+          </w:tcPr>
+          <w:p>
+            <w:pPr>
+              <w:pStyle w:val="Normal"/>
+              <w:spacing w:lineRule="auto" w:line="240" w:before="0" w:after="0"/>
+              <w:jc w:val="center"/>
               <w:rPr/>
             </w:pPr>
             <w:r>
@@ -3685,13 +3983,17 @@
         <w:tc>
           <w:tcPr>
             <w:tcW w:w="2267" w:type="dxa"/>
-            <w:tcBorders/>
-          </w:tcPr>
-          <w:p>
-            <w:pPr>
-              <w:pStyle w:val="Normal"/>
-              <w:spacing w:lineRule="auto" w:line="240" w:before="0" w:after="0"/>
-              <w:jc w:val="start"/>
+            <w:tcBorders>
+              <w:start w:val="single" w:sz="6" w:space="0" w:color="000000"/>
+              <w:bottom w:val="single" w:sz="6" w:space="0" w:color="000000"/>
+            </w:tcBorders>
+            <w:vAlign w:val="center"/>
+          </w:tcPr>
+          <w:p>
+            <w:pPr>
+              <w:pStyle w:val="Normal"/>
+              <w:spacing w:lineRule="auto" w:line="240" w:before="0" w:after="0"/>
+              <w:jc w:val="center"/>
               <w:rPr/>
             </w:pPr>
             <w:r>
@@ -3707,13 +4009,17 @@
         <w:tc>
           <w:tcPr>
             <w:tcW w:w="2267" w:type="dxa"/>
-            <w:tcBorders/>
-          </w:tcPr>
-          <w:p>
-            <w:pPr>
-              <w:pStyle w:val="Normal"/>
-              <w:spacing w:lineRule="auto" w:line="240" w:before="0" w:after="0"/>
-              <w:jc w:val="both"/>
+            <w:tcBorders>
+              <w:start w:val="single" w:sz="6" w:space="0" w:color="000000"/>
+              <w:bottom w:val="single" w:sz="6" w:space="0" w:color="000000"/>
+            </w:tcBorders>
+            <w:vAlign w:val="center"/>
+          </w:tcPr>
+          <w:p>
+            <w:pPr>
+              <w:pStyle w:val="Normal"/>
+              <w:spacing w:lineRule="auto" w:line="240" w:before="0" w:after="0"/>
+              <w:jc w:val="center"/>
               <w:rPr/>
             </w:pPr>
             <w:r>
@@ -3729,13 +4035,17 @@
         <w:tc>
           <w:tcPr>
             <w:tcW w:w="2267" w:type="dxa"/>
-            <w:tcBorders/>
-          </w:tcPr>
-          <w:p>
-            <w:pPr>
-              <w:pStyle w:val="Normal"/>
-              <w:spacing w:lineRule="auto" w:line="240" w:before="0" w:after="0"/>
-              <w:jc w:val="both"/>
+            <w:tcBorders>
+              <w:start w:val="single" w:sz="6" w:space="0" w:color="000000"/>
+              <w:bottom w:val="single" w:sz="6" w:space="0" w:color="000000"/>
+            </w:tcBorders>
+            <w:vAlign w:val="center"/>
+          </w:tcPr>
+          <w:p>
+            <w:pPr>
+              <w:pStyle w:val="Normal"/>
+              <w:spacing w:lineRule="auto" w:line="240" w:before="0" w:after="0"/>
+              <w:jc w:val="center"/>
               <w:rPr/>
             </w:pPr>
             <w:r>
@@ -3751,13 +4061,18 @@
         <w:tc>
           <w:tcPr>
             <w:tcW w:w="2267" w:type="dxa"/>
-            <w:tcBorders/>
-          </w:tcPr>
-          <w:p>
-            <w:pPr>
-              <w:pStyle w:val="Normal"/>
-              <w:spacing w:lineRule="auto" w:line="240" w:before="0" w:after="0"/>
-              <w:jc w:val="both"/>
+            <w:tcBorders>
+              <w:start w:val="single" w:sz="6" w:space="0" w:color="000000"/>
+              <w:bottom w:val="single" w:sz="6" w:space="0" w:color="000000"/>
+              <w:end w:val="single" w:sz="6" w:space="0" w:color="000000"/>
+            </w:tcBorders>
+            <w:vAlign w:val="center"/>
+          </w:tcPr>
+          <w:p>
+            <w:pPr>
+              <w:pStyle w:val="Normal"/>
+              <w:spacing w:lineRule="auto" w:line="240" w:before="0" w:after="0"/>
+              <w:jc w:val="center"/>
               <w:rPr/>
             </w:pPr>
             <w:r>
@@ -3777,14 +4092,16 @@
           <w:tcPr>
             <w:tcW w:w="2267" w:type="dxa"/>
             <w:tcBorders>
-              <w:bottom w:val="single" w:sz="6" w:space="0" w:color="000000"/>
-            </w:tcBorders>
-          </w:tcPr>
-          <w:p>
-            <w:pPr>
-              <w:pStyle w:val="Normal"/>
-              <w:spacing w:lineRule="auto" w:line="240" w:before="0" w:after="0"/>
-              <w:jc w:val="start"/>
+              <w:start w:val="single" w:sz="6" w:space="0" w:color="000000"/>
+              <w:bottom w:val="single" w:sz="6" w:space="0" w:color="000000"/>
+            </w:tcBorders>
+            <w:vAlign w:val="center"/>
+          </w:tcPr>
+          <w:p>
+            <w:pPr>
+              <w:pStyle w:val="Normal"/>
+              <w:spacing w:lineRule="auto" w:line="240" w:before="0" w:after="0"/>
+              <w:jc w:val="center"/>
               <w:rPr/>
             </w:pPr>
             <w:r>
@@ -3801,14 +4118,16 @@
           <w:tcPr>
             <w:tcW w:w="2267" w:type="dxa"/>
             <w:tcBorders>
-              <w:bottom w:val="single" w:sz="6" w:space="0" w:color="000000"/>
-            </w:tcBorders>
-          </w:tcPr>
-          <w:p>
-            <w:pPr>
-              <w:pStyle w:val="Normal"/>
-              <w:spacing w:lineRule="auto" w:line="240" w:before="0" w:after="0"/>
-              <w:jc w:val="both"/>
+              <w:start w:val="single" w:sz="6" w:space="0" w:color="000000"/>
+              <w:bottom w:val="single" w:sz="6" w:space="0" w:color="000000"/>
+            </w:tcBorders>
+            <w:vAlign w:val="center"/>
+          </w:tcPr>
+          <w:p>
+            <w:pPr>
+              <w:pStyle w:val="Normal"/>
+              <w:spacing w:lineRule="auto" w:line="240" w:before="0" w:after="0"/>
+              <w:jc w:val="center"/>
               <w:rPr/>
             </w:pPr>
             <w:r>
@@ -3825,14 +4144,16 @@
           <w:tcPr>
             <w:tcW w:w="2267" w:type="dxa"/>
             <w:tcBorders>
-              <w:bottom w:val="single" w:sz="6" w:space="0" w:color="000000"/>
-            </w:tcBorders>
-          </w:tcPr>
-          <w:p>
-            <w:pPr>
-              <w:pStyle w:val="Normal"/>
-              <w:spacing w:lineRule="auto" w:line="240" w:before="0" w:after="0"/>
-              <w:jc w:val="both"/>
+              <w:start w:val="single" w:sz="6" w:space="0" w:color="000000"/>
+              <w:bottom w:val="single" w:sz="6" w:space="0" w:color="000000"/>
+            </w:tcBorders>
+            <w:vAlign w:val="center"/>
+          </w:tcPr>
+          <w:p>
+            <w:pPr>
+              <w:pStyle w:val="Normal"/>
+              <w:spacing w:lineRule="auto" w:line="240" w:before="0" w:after="0"/>
+              <w:jc w:val="center"/>
               <w:rPr/>
             </w:pPr>
             <w:r>
@@ -3849,14 +4170,17 @@
           <w:tcPr>
             <w:tcW w:w="2267" w:type="dxa"/>
             <w:tcBorders>
-              <w:bottom w:val="single" w:sz="6" w:space="0" w:color="000000"/>
-            </w:tcBorders>
-          </w:tcPr>
-          <w:p>
-            <w:pPr>
-              <w:pStyle w:val="Normal"/>
-              <w:spacing w:lineRule="auto" w:line="240" w:before="0" w:after="0"/>
-              <w:jc w:val="both"/>
+              <w:start w:val="single" w:sz="6" w:space="0" w:color="000000"/>
+              <w:bottom w:val="single" w:sz="6" w:space="0" w:color="000000"/>
+              <w:end w:val="single" w:sz="6" w:space="0" w:color="000000"/>
+            </w:tcBorders>
+            <w:vAlign w:val="center"/>
+          </w:tcPr>
+          <w:p>
+            <w:pPr>
+              <w:pStyle w:val="Normal"/>
+              <w:spacing w:lineRule="auto" w:line="240" w:before="0" w:after="0"/>
+              <w:jc w:val="center"/>
               <w:rPr/>
             </w:pPr>
             <w:r>
@@ -3875,7 +4199,7 @@
       <w:pPr>
         <w:pStyle w:val="Normal"/>
         <w:spacing w:lineRule="auto" w:line="240" w:before="0" w:after="0"/>
-        <w:jc w:val="left"/>
+        <w:jc w:val="start"/>
         <w:rPr/>
       </w:pPr>
       <w:r>
@@ -3911,7 +4235,7 @@
       <w:pPr>
         <w:pStyle w:val="Normal"/>
         <w:spacing w:lineRule="auto" w:line="240" w:before="0" w:after="0"/>
-        <w:jc w:val="left"/>
+        <w:jc w:val="start"/>
         <w:rPr/>
       </w:pPr>
       <w:r>
@@ -3921,7 +4245,7 @@
     </w:p>
     <w:tbl>
       <w:tblPr>
-        <w:tblW w:w="9070" w:type="dxa"/>
+        <w:tblW w:w="9074" w:type="dxa"/>
         <w:jc w:val="center"/>
         <w:tblInd w:w="0" w:type="dxa"/>
         <w:tblLayout w:type="fixed"/>
@@ -3934,24 +4258,25 @@
         <w:tblLook w:noHBand="0" w:noVBand="1" w:firstColumn="1" w:lastRow="0" w:lastColumn="0" w:firstRow="1" w:val="04a0"/>
       </w:tblPr>
       <w:tblGrid>
-        <w:gridCol w:w="4535"/>
-        <w:gridCol w:w="4535"/>
+        <w:gridCol w:w="7470"/>
+        <w:gridCol w:w="1604"/>
       </w:tblGrid>
       <w:tr>
         <w:trPr/>
         <w:tc>
           <w:tcPr>
-            <w:tcW w:w="4535" w:type="dxa"/>
+            <w:tcW w:w="7470" w:type="dxa"/>
             <w:tcBorders>
               <w:top w:val="single" w:sz="6" w:space="0" w:color="000000"/>
-              <w:bottom w:val="single" w:sz="6" w:space="0" w:color="000000"/>
-            </w:tcBorders>
-          </w:tcPr>
-          <w:p>
-            <w:pPr>
-              <w:pStyle w:val="Normal"/>
-              <w:spacing w:lineRule="auto" w:line="240" w:before="0" w:after="0"/>
-              <w:jc w:val="start"/>
+              <w:start w:val="single" w:sz="6" w:space="0" w:color="000000"/>
+              <w:bottom w:val="single" w:sz="6" w:space="0" w:color="000000"/>
+            </w:tcBorders>
+          </w:tcPr>
+          <w:p>
+            <w:pPr>
+              <w:pStyle w:val="Normal"/>
+              <w:spacing w:lineRule="auto" w:line="240" w:before="0" w:after="0"/>
+              <w:jc w:val="center"/>
               <w:rPr/>
             </w:pPr>
             <w:r>
@@ -3966,10 +4291,12 @@
         </w:tc>
         <w:tc>
           <w:tcPr>
-            <w:tcW w:w="4535" w:type="dxa"/>
+            <w:tcW w:w="1604" w:type="dxa"/>
             <w:tcBorders>
               <w:top w:val="single" w:sz="6" w:space="0" w:color="000000"/>
-              <w:bottom w:val="single" w:sz="6" w:space="0" w:color="000000"/>
+              <w:start w:val="single" w:sz="6" w:space="0" w:color="000000"/>
+              <w:bottom w:val="single" w:sz="6" w:space="0" w:color="000000"/>
+              <w:end w:val="single" w:sz="6" w:space="0" w:color="000000"/>
             </w:tcBorders>
           </w:tcPr>
           <w:p>
@@ -3994,8 +4321,11 @@
         <w:trPr/>
         <w:tc>
           <w:tcPr>
-            <w:tcW w:w="4535" w:type="dxa"/>
-            <w:tcBorders/>
+            <w:tcW w:w="7470" w:type="dxa"/>
+            <w:tcBorders>
+              <w:start w:val="single" w:sz="6" w:space="0" w:color="000000"/>
+              <w:bottom w:val="single" w:sz="6" w:space="0" w:color="000000"/>
+            </w:tcBorders>
           </w:tcPr>
           <w:p>
             <w:pPr>
@@ -4016,14 +4346,18 @@
         </w:tc>
         <w:tc>
           <w:tcPr>
-            <w:tcW w:w="4535" w:type="dxa"/>
-            <w:tcBorders/>
-          </w:tcPr>
-          <w:p>
-            <w:pPr>
-              <w:pStyle w:val="Normal"/>
-              <w:spacing w:lineRule="auto" w:line="240" w:before="0" w:after="0"/>
-              <w:jc w:val="end"/>
+            <w:tcW w:w="1604" w:type="dxa"/>
+            <w:tcBorders>
+              <w:start w:val="single" w:sz="6" w:space="0" w:color="000000"/>
+              <w:bottom w:val="single" w:sz="6" w:space="0" w:color="000000"/>
+              <w:end w:val="single" w:sz="6" w:space="0" w:color="000000"/>
+            </w:tcBorders>
+          </w:tcPr>
+          <w:p>
+            <w:pPr>
+              <w:pStyle w:val="Normal"/>
+              <w:spacing w:lineRule="auto" w:line="240" w:before="0" w:after="0"/>
+              <w:jc w:val="center"/>
               <w:rPr/>
             </w:pPr>
             <w:r>
@@ -4041,8 +4375,11 @@
         <w:trPr/>
         <w:tc>
           <w:tcPr>
-            <w:tcW w:w="4535" w:type="dxa"/>
-            <w:tcBorders/>
+            <w:tcW w:w="7470" w:type="dxa"/>
+            <w:tcBorders>
+              <w:start w:val="single" w:sz="6" w:space="0" w:color="000000"/>
+              <w:bottom w:val="single" w:sz="6" w:space="0" w:color="000000"/>
+            </w:tcBorders>
           </w:tcPr>
           <w:p>
             <w:pPr>
@@ -4063,14 +4400,18 @@
         </w:tc>
         <w:tc>
           <w:tcPr>
-            <w:tcW w:w="4535" w:type="dxa"/>
-            <w:tcBorders/>
-          </w:tcPr>
-          <w:p>
-            <w:pPr>
-              <w:pStyle w:val="Normal"/>
-              <w:spacing w:lineRule="auto" w:line="240" w:before="0" w:after="0"/>
-              <w:jc w:val="end"/>
+            <w:tcW w:w="1604" w:type="dxa"/>
+            <w:tcBorders>
+              <w:start w:val="single" w:sz="6" w:space="0" w:color="000000"/>
+              <w:bottom w:val="single" w:sz="6" w:space="0" w:color="000000"/>
+              <w:end w:val="single" w:sz="6" w:space="0" w:color="000000"/>
+            </w:tcBorders>
+          </w:tcPr>
+          <w:p>
+            <w:pPr>
+              <w:pStyle w:val="Normal"/>
+              <w:spacing w:lineRule="auto" w:line="240" w:before="0" w:after="0"/>
+              <w:jc w:val="center"/>
               <w:rPr/>
             </w:pPr>
             <w:r>
@@ -4088,8 +4429,11 @@
         <w:trPr/>
         <w:tc>
           <w:tcPr>
-            <w:tcW w:w="4535" w:type="dxa"/>
-            <w:tcBorders/>
+            <w:tcW w:w="7470" w:type="dxa"/>
+            <w:tcBorders>
+              <w:start w:val="single" w:sz="6" w:space="0" w:color="000000"/>
+              <w:bottom w:val="single" w:sz="6" w:space="0" w:color="000000"/>
+            </w:tcBorders>
           </w:tcPr>
           <w:p>
             <w:pPr>
@@ -4110,14 +4454,18 @@
         </w:tc>
         <w:tc>
           <w:tcPr>
-            <w:tcW w:w="4535" w:type="dxa"/>
-            <w:tcBorders/>
-          </w:tcPr>
-          <w:p>
-            <w:pPr>
-              <w:pStyle w:val="Normal"/>
-              <w:spacing w:lineRule="auto" w:line="240" w:before="0" w:after="0"/>
-              <w:jc w:val="end"/>
+            <w:tcW w:w="1604" w:type="dxa"/>
+            <w:tcBorders>
+              <w:start w:val="single" w:sz="6" w:space="0" w:color="000000"/>
+              <w:bottom w:val="single" w:sz="6" w:space="0" w:color="000000"/>
+              <w:end w:val="single" w:sz="6" w:space="0" w:color="000000"/>
+            </w:tcBorders>
+          </w:tcPr>
+          <w:p>
+            <w:pPr>
+              <w:pStyle w:val="Normal"/>
+              <w:spacing w:lineRule="auto" w:line="240" w:before="0" w:after="0"/>
+              <w:jc w:val="center"/>
               <w:rPr/>
             </w:pPr>
             <w:r>
@@ -4135,8 +4483,11 @@
         <w:trPr/>
         <w:tc>
           <w:tcPr>
-            <w:tcW w:w="4535" w:type="dxa"/>
-            <w:tcBorders/>
+            <w:tcW w:w="7470" w:type="dxa"/>
+            <w:tcBorders>
+              <w:start w:val="single" w:sz="6" w:space="0" w:color="000000"/>
+              <w:bottom w:val="single" w:sz="6" w:space="0" w:color="000000"/>
+            </w:tcBorders>
           </w:tcPr>
           <w:p>
             <w:pPr>
@@ -4157,14 +4508,18 @@
         </w:tc>
         <w:tc>
           <w:tcPr>
-            <w:tcW w:w="4535" w:type="dxa"/>
-            <w:tcBorders/>
-          </w:tcPr>
-          <w:p>
-            <w:pPr>
-              <w:pStyle w:val="Normal"/>
-              <w:spacing w:lineRule="auto" w:line="240" w:before="0" w:after="0"/>
-              <w:jc w:val="end"/>
+            <w:tcW w:w="1604" w:type="dxa"/>
+            <w:tcBorders>
+              <w:start w:val="single" w:sz="6" w:space="0" w:color="000000"/>
+              <w:bottom w:val="single" w:sz="6" w:space="0" w:color="000000"/>
+              <w:end w:val="single" w:sz="6" w:space="0" w:color="000000"/>
+            </w:tcBorders>
+          </w:tcPr>
+          <w:p>
+            <w:pPr>
+              <w:pStyle w:val="Normal"/>
+              <w:spacing w:lineRule="auto" w:line="240" w:before="0" w:after="0"/>
+              <w:jc w:val="center"/>
               <w:rPr/>
             </w:pPr>
             <w:r>
@@ -4182,8 +4537,11 @@
         <w:trPr/>
         <w:tc>
           <w:tcPr>
-            <w:tcW w:w="4535" w:type="dxa"/>
-            <w:tcBorders/>
+            <w:tcW w:w="7470" w:type="dxa"/>
+            <w:tcBorders>
+              <w:start w:val="single" w:sz="6" w:space="0" w:color="000000"/>
+              <w:bottom w:val="single" w:sz="6" w:space="0" w:color="000000"/>
+            </w:tcBorders>
           </w:tcPr>
           <w:p>
             <w:pPr>
@@ -4204,14 +4562,18 @@
         </w:tc>
         <w:tc>
           <w:tcPr>
-            <w:tcW w:w="4535" w:type="dxa"/>
-            <w:tcBorders/>
-          </w:tcPr>
-          <w:p>
-            <w:pPr>
-              <w:pStyle w:val="Normal"/>
-              <w:spacing w:lineRule="auto" w:line="240" w:before="0" w:after="0"/>
-              <w:jc w:val="end"/>
+            <w:tcW w:w="1604" w:type="dxa"/>
+            <w:tcBorders>
+              <w:start w:val="single" w:sz="6" w:space="0" w:color="000000"/>
+              <w:bottom w:val="single" w:sz="6" w:space="0" w:color="000000"/>
+              <w:end w:val="single" w:sz="6" w:space="0" w:color="000000"/>
+            </w:tcBorders>
+          </w:tcPr>
+          <w:p>
+            <w:pPr>
+              <w:pStyle w:val="Normal"/>
+              <w:spacing w:lineRule="auto" w:line="240" w:before="0" w:after="0"/>
+              <w:jc w:val="center"/>
               <w:rPr/>
             </w:pPr>
             <w:r>
@@ -4229,8 +4591,9 @@
         <w:trPr/>
         <w:tc>
           <w:tcPr>
-            <w:tcW w:w="4535" w:type="dxa"/>
-            <w:tcBorders>
+            <w:tcW w:w="7470" w:type="dxa"/>
+            <w:tcBorders>
+              <w:start w:val="single" w:sz="6" w:space="0" w:color="000000"/>
               <w:bottom w:val="single" w:sz="6" w:space="0" w:color="000000"/>
             </w:tcBorders>
           </w:tcPr>
@@ -4253,16 +4616,18 @@
         </w:tc>
         <w:tc>
           <w:tcPr>
-            <w:tcW w:w="4535" w:type="dxa"/>
-            <w:tcBorders>
-              <w:bottom w:val="single" w:sz="6" w:space="0" w:color="000000"/>
-            </w:tcBorders>
-          </w:tcPr>
-          <w:p>
-            <w:pPr>
-              <w:pStyle w:val="Normal"/>
-              <w:spacing w:lineRule="auto" w:line="240" w:before="0" w:after="0"/>
-              <w:jc w:val="end"/>
+            <w:tcW w:w="1604" w:type="dxa"/>
+            <w:tcBorders>
+              <w:start w:val="single" w:sz="6" w:space="0" w:color="000000"/>
+              <w:bottom w:val="single" w:sz="6" w:space="0" w:color="000000"/>
+              <w:end w:val="single" w:sz="6" w:space="0" w:color="000000"/>
+            </w:tcBorders>
+          </w:tcPr>
+          <w:p>
+            <w:pPr>
+              <w:pStyle w:val="Normal"/>
+              <w:spacing w:lineRule="auto" w:line="240" w:before="0" w:after="0"/>
+              <w:jc w:val="center"/>
               <w:rPr/>
             </w:pPr>
             <w:r>
@@ -4281,7 +4646,7 @@
       <w:pPr>
         <w:pStyle w:val="Normal"/>
         <w:spacing w:lineRule="auto" w:line="240" w:before="0" w:after="0"/>
-        <w:jc w:val="left"/>
+        <w:jc w:val="start"/>
         <w:rPr/>
       </w:pPr>
       <w:r>
@@ -4317,7 +4682,7 @@
       <w:pPr>
         <w:pStyle w:val="Normal"/>
         <w:spacing w:lineRule="auto" w:line="360" w:before="0" w:after="0"/>
-        <w:jc w:val="left"/>
+        <w:jc w:val="start"/>
         <w:rPr/>
       </w:pPr>
       <w:r>
@@ -4370,7 +4735,7 @@
       <w:pPr>
         <w:pStyle w:val="Normal"/>
         <w:spacing w:lineRule="auto" w:line="360" w:before="0" w:after="0"/>
-        <w:jc w:val="left"/>
+        <w:jc w:val="start"/>
         <w:rPr/>
       </w:pPr>
       <w:r>
@@ -4449,10 +4814,11 @@
           <w:lang w:eastAsia="pt-BR"/>
         </w:rPr>
       </w:pPr>
-      <w:bookmarkStart w:id="5" w:name="_Hlk51156468"/>
-      <w:bookmarkEnd w:id="5"/>
-      <w:r>
-        <w:t xml:space="preserve">O desenvolvimento do Command Workstation demonstrou a viabilidade técnica de consolidar, em uma única interface, funcionalidades essenciais ao fluxo de trabalho de engenharia de software, como a execução local de comandos, o terminal integrado, as operações de controle de versão e a persistência local de dados.</w:t>
+      <w:bookmarkStart w:id="35" w:name="_Hlk51156468_Copia_1"/>
+      <w:bookmarkEnd w:id="35"/>
+      <w:r>
+        <w:rPr/>
+        <w:t>O desenvolvimento do Command Workstation demonstrou a viabilidade técnica de consolidar, em uma única interface, funcionalidades essenciais ao fluxo de trabalho de engenharia de software, como a execução local de comandos, o terminal integrado, as operações de controle de versão e a persistência local de dados.</w:t>
       </w:r>
     </w:p>
     <w:p>
@@ -4467,10 +4833,11 @@
           <w:lang w:eastAsia="pt-BR"/>
         </w:rPr>
       </w:pPr>
-      <w:bookmarkStart w:id="5" w:name="_Hlk51156468"/>
-      <w:bookmarkEnd w:id="5"/>
-      <w:r>
-        <w:t xml:space="preserve">O núcleo mínimo proposto foi construído e validado tecnicamente, o que atendeu ao objetivo estabelecido para esta etapa. A validação funcional confirmou o comportamento integrado dos componentes centrais e a integridade do registro automático das execuções, evidenciando que a proposta do painel unificado é factível com o conjunto tecnológico adotado.</w:t>
+      <w:bookmarkStart w:id="36" w:name="_Hlk51156468_Copia_2"/>
+      <w:bookmarkEnd w:id="36"/>
+      <w:r>
+        <w:rPr/>
+        <w:t>O núcleo mínimo proposto foi construído e validado tecnicamente, o que atendeu ao objetivo estabelecido para esta etapa. A validação funcional confirmou o comportamento integrado dos componentes centrais e a integridade do registro automático das execuções, evidenciando que a proposta do painel unificado é factível com o conjunto tecnológico adotado.</w:t>
       </w:r>
     </w:p>
     <w:p>
@@ -4485,10 +4852,11 @@
           <w:lang w:eastAsia="pt-BR"/>
         </w:rPr>
       </w:pPr>
-      <w:bookmarkStart w:id="5" w:name="_Hlk51156468"/>
-      <w:bookmarkEnd w:id="5"/>
-      <w:r>
-        <w:t xml:space="preserve">A arquitetura desacoplada mostrou-se adequada à manutenção e à evolução do software, o que favorece a incorporação futura de novas integrações e amplia o potencial de aplicação da ferramenta.</w:t>
+      <w:bookmarkStart w:id="37" w:name="_Hlk51156468_Copia_3"/>
+      <w:bookmarkEnd w:id="37"/>
+      <w:r>
+        <w:rPr/>
+        <w:t>A arquitetura desacoplada mostrou-se adequada à manutenção e à evolução do software, o que favorece a incorporação futura de novas integrações e amplia o potencial de aplicação da ferramenta.</w:t>
       </w:r>
     </w:p>
     <w:p>
@@ -4503,10 +4871,11 @@
           <w:lang w:eastAsia="pt-BR"/>
         </w:rPr>
       </w:pPr>
-      <w:bookmarkStart w:id="5" w:name="_Hlk51156468"/>
-      <w:bookmarkEnd w:id="5"/>
-      <w:r>
-        <w:t xml:space="preserve">A mensuração do impacto da ferramenta sobre a carga cognitiva e a produtividade percebida pelas equipes, não contemplada nesta etapa em razão do ajuste de escopo, constitui o encaminhamento natural para trabalhos futuros, a ser conduzida por meio de testes de usabilidade com usuários reais.</w:t>
+      <w:bookmarkStart w:id="38" w:name="_Hlk51156468_Copia_4"/>
+      <w:bookmarkEnd w:id="38"/>
+      <w:r>
+        <w:rPr/>
+        <w:t>A mensuração do impacto da ferramenta sobre a carga cognitiva e a produtividade percebida pelas equipes, não contemplada nesta etapa em razão do ajuste de escopo, constitui o encaminhamento natural para trabalhos futuros, a ser conduzida por meio de testes de usabilidade com usuários reais.</w:t>
       </w:r>
     </w:p>
     <w:p>
@@ -4556,38 +4925,39 @@
           <w:lang w:eastAsia="pt-BR"/>
         </w:rPr>
       </w:pPr>
-      <w:bookmarkStart w:id="5" w:name="_Hlk51156468"/>
-      <w:bookmarkEnd w:id="5"/>
-      <w:r>
-        <w:t xml:space="preserve">Agradeço, em primeiro lugar, a Deus. À minha esposa, Juliane, e ao meu filho, Raul, pelo apoio incondicional durante todo o processo do MBA. Ao meu orientador, Arthur, pela dedicação e compreensão nos momentos mais desafiadores desta jornada.</w:t>
-      </w:r>
-    </w:p>
-    <w:p>
-      <w:pPr>
-        <w:pStyle w:val="Normal"/>
-        <w:spacing w:lineRule="auto" w:line="360"/>
-        <w:rPr/>
-      </w:pPr>
-      <w:r>
-        <w:rPr/>
-      </w:r>
-    </w:p>
-    <w:p>
-      <w:pPr>
-        <w:pStyle w:val="Normal"/>
-        <w:spacing w:lineRule="auto" w:line="360"/>
-        <w:rPr>
-          <w:b/>
-        </w:rPr>
-      </w:pPr>
-      <w:bookmarkStart w:id="36" w:name="_Hlk33977167"/>
+      <w:bookmarkStart w:id="39" w:name="_Hlk51156468_Copia_5"/>
+      <w:bookmarkEnd w:id="39"/>
+      <w:r>
+        <w:rPr/>
+        <w:t>Agradeço, em primeiro lugar, a Deus. À minha esposa, Juliane, e ao meu filho, Raul, pelo apoio incondicional durante todo o processo do MBA. Ao meu orientador, Arthur, pela dedicação e compreensão nos momentos mais desafiadores desta jornada.</w:t>
+      </w:r>
+    </w:p>
+    <w:p>
+      <w:pPr>
+        <w:pStyle w:val="Normal"/>
+        <w:spacing w:lineRule="auto" w:line="360"/>
+        <w:rPr/>
+      </w:pPr>
+      <w:r>
+        <w:rPr/>
+      </w:r>
+    </w:p>
+    <w:p>
+      <w:pPr>
+        <w:pStyle w:val="Normal"/>
+        <w:spacing w:lineRule="auto" w:line="360"/>
+        <w:rPr>
+          <w:b/>
+        </w:rPr>
+      </w:pPr>
+      <w:bookmarkStart w:id="40" w:name="_Hlk33977167"/>
       <w:r>
         <w:rPr>
           <w:b/>
         </w:rPr>
         <w:t>Referências</w:t>
       </w:r>
-      <w:bookmarkEnd w:id="36"/>
+      <w:bookmarkEnd w:id="40"/>
     </w:p>
     <w:p>
       <w:pPr>
@@ -4607,138 +4977,162 @@
       <w:pPr>
         <w:pStyle w:val="Normal"/>
         <w:spacing w:lineRule="auto" w:line="240" w:before="0" w:after="0"/>
-        <w:jc w:val="left"/>
-        <w:rPr/>
-      </w:pPr>
-      <w:bookmarkStart w:id="0" w:name="__DdeLink__929_1177548895"/>
-      <w:r>
-        <w:t xml:space="preserve">Mark, G.; Gudith, D.; Klocke, U. 2008. The cost of interrupted work: more speed and stress. In: CHI Conference on Human Factors in Computing Systems, 2008, Florence, Italy. Anais... p. 107-110.</w:t>
+        <w:jc w:val="start"/>
+        <w:rPr/>
+      </w:pPr>
+      <w:bookmarkStart w:id="41" w:name="__DdeLink__929_1177548895_Copia_1"/>
+      <w:r>
+        <w:rPr/>
+        <w:t>Mark, G.; Gudith, D.; Klocke, U. 2008. The cost of interrupted work: more speed and stress. In: CHI Conference on Human Factors in Computing Systems, 2008, Florence, Italy. Anais... p. 107-110.</w:t>
       </w:r>
     </w:p>
     <w:p>
       <w:pPr>
         <w:pStyle w:val="Normal"/>
         <w:spacing w:lineRule="auto" w:line="240" w:before="0" w:after="0"/>
-        <w:jc w:val="left"/>
-        <w:rPr/>
-      </w:pPr>
-      <w:bookmarkStart w:id="0" w:name="__DdeLink__929_1177548895"/>
+        <w:jc w:val="start"/>
+        <w:rPr/>
+      </w:pPr>
+      <w:r>
+        <w:rPr/>
+      </w:r>
+      <w:bookmarkEnd w:id="41"/>
     </w:p>
     <w:p>
       <w:pPr>
         <w:pStyle w:val="Normal"/>
         <w:spacing w:lineRule="auto" w:line="240" w:before="0" w:after="0"/>
-        <w:jc w:val="left"/>
-        <w:rPr/>
-      </w:pPr>
-      <w:bookmarkStart w:id="0" w:name="__DdeLink__929_1177548895"/>
-      <w:r>
-        <w:t xml:space="preserve">Meyer, A.N.; Barton, L.E.; Murphy, G.C.; Zimmermann, T.; Fritz, T. 2017. The work life of developers: activities, switches and perceived productivity. IEEE Transactions on Software Engineering 43(12): 1178-1193.</w:t>
+        <w:jc w:val="start"/>
+        <w:rPr/>
+      </w:pPr>
+      <w:bookmarkStart w:id="42" w:name="__DdeLink__929_1177548895_Copia_2"/>
+      <w:r>
+        <w:rPr/>
+        <w:t>Meyer, A.N.; Barton, L.E.; Murphy, G.C.; Zimmermann, T.; Fritz, T. 2017. The work life of developers: activities, switches and perceived productivity. IEEE Transactions on Software Engineering 43(12): 1178-1193.</w:t>
       </w:r>
     </w:p>
     <w:p>
       <w:pPr>
         <w:pStyle w:val="Normal"/>
         <w:spacing w:lineRule="auto" w:line="240" w:before="0" w:after="0"/>
-        <w:jc w:val="left"/>
-        <w:rPr/>
-      </w:pPr>
-      <w:bookmarkStart w:id="0" w:name="__DdeLink__929_1177548895"/>
+        <w:jc w:val="start"/>
+        <w:rPr/>
+      </w:pPr>
+      <w:r>
+        <w:rPr/>
+      </w:r>
+      <w:bookmarkEnd w:id="42"/>
     </w:p>
     <w:p>
       <w:pPr>
         <w:pStyle w:val="Normal"/>
         <w:spacing w:lineRule="auto" w:line="240" w:before="0" w:after="0"/>
-        <w:jc w:val="left"/>
-        <w:rPr/>
-      </w:pPr>
-      <w:bookmarkStart w:id="0" w:name="__DdeLink__929_1177548895"/>
-      <w:r>
-        <w:t xml:space="preserve">Schreiber, C.; Abbad-Andaloussi, A.; Weber, B. 2023. On the cognitive effects of abstraction and fragmentation in modularized process models. In: International Conference on Business Process Management, 2023, Utrecht, Netherlands. Anais... p. 359-376.</w:t>
+        <w:jc w:val="start"/>
+        <w:rPr/>
+      </w:pPr>
+      <w:bookmarkStart w:id="43" w:name="__DdeLink__929_1177548895_Copia_3"/>
+      <w:r>
+        <w:rPr/>
+        <w:t>Schreiber, C.; Abbad-Andaloussi, A.; Weber, B. 2023. On the cognitive effects of abstraction and fragmentation in modularized process models. In: International Conference on Business Process Management, 2023, Utrecht, Netherlands. Anais... p. 359-376.</w:t>
       </w:r>
     </w:p>
     <w:p>
       <w:pPr>
         <w:pStyle w:val="Normal"/>
         <w:spacing w:lineRule="auto" w:line="240" w:before="0" w:after="0"/>
-        <w:jc w:val="left"/>
-        <w:rPr/>
-      </w:pPr>
-      <w:bookmarkStart w:id="0" w:name="__DdeLink__929_1177548895"/>
+        <w:jc w:val="start"/>
+        <w:rPr/>
+      </w:pPr>
+      <w:r>
+        <w:rPr/>
+      </w:r>
+      <w:bookmarkEnd w:id="43"/>
     </w:p>
     <w:p>
       <w:pPr>
         <w:pStyle w:val="Normal"/>
         <w:spacing w:lineRule="auto" w:line="240" w:before="0" w:after="0"/>
-        <w:jc w:val="left"/>
-        <w:rPr/>
-      </w:pPr>
-      <w:bookmarkStart w:id="0" w:name="__DdeLink__929_1177548895"/>
-      <w:r>
-        <w:t xml:space="preserve">Shanmugasundaram, M.; Tamilarasu, A. 2023. The impact of digital technology, social media and artificial intelligence on cognitive functions: a review. Frontiers in Cognition 2: 1203077.</w:t>
+        <w:jc w:val="start"/>
+        <w:rPr/>
+      </w:pPr>
+      <w:bookmarkStart w:id="44" w:name="__DdeLink__929_1177548895_Copia_4"/>
+      <w:r>
+        <w:rPr/>
+        <w:t>Shanmugasundaram, M.; Tamilarasu, A. 2023. The impact of digital technology, social media and artificial intelligence on cognitive functions: a review. Frontiers in Cognition 2: 1203077.</w:t>
       </w:r>
     </w:p>
     <w:p>
       <w:pPr>
         <w:pStyle w:val="Normal"/>
         <w:spacing w:lineRule="auto" w:line="240" w:before="0" w:after="0"/>
-        <w:jc w:val="left"/>
-        <w:rPr/>
-      </w:pPr>
-      <w:bookmarkStart w:id="0" w:name="__DdeLink__929_1177548895"/>
+        <w:jc w:val="start"/>
+        <w:rPr/>
+      </w:pPr>
+      <w:r>
+        <w:rPr/>
+      </w:r>
+      <w:bookmarkEnd w:id="44"/>
     </w:p>
     <w:p>
       <w:pPr>
         <w:pStyle w:val="Normal"/>
         <w:spacing w:lineRule="auto" w:line="240" w:before="0" w:after="0"/>
-        <w:jc w:val="left"/>
-        <w:rPr/>
-      </w:pPr>
-      <w:bookmarkStart w:id="0" w:name="__DdeLink__929_1177548895"/>
-      <w:r>
-        <w:t xml:space="preserve">Sommerville, I. 2016. Software Engineering. 10ed. Pearson, Boston, MA, USA.</w:t>
+        <w:jc w:val="start"/>
+        <w:rPr/>
+      </w:pPr>
+      <w:bookmarkStart w:id="45" w:name="__DdeLink__929_1177548895_Copia_5"/>
+      <w:r>
+        <w:rPr/>
+        <w:t>Sommerville, I. 2016. Software Engineering. 10ed. Pearson, Boston, MA, USA.</w:t>
       </w:r>
     </w:p>
     <w:p>
       <w:pPr>
         <w:pStyle w:val="Normal"/>
         <w:spacing w:lineRule="auto" w:line="240" w:before="0" w:after="0"/>
-        <w:jc w:val="left"/>
-        <w:rPr/>
-      </w:pPr>
-      <w:bookmarkStart w:id="0" w:name="__DdeLink__929_1177548895"/>
+        <w:jc w:val="start"/>
+        <w:rPr/>
+      </w:pPr>
+      <w:r>
+        <w:rPr/>
+      </w:r>
+      <w:bookmarkEnd w:id="45"/>
     </w:p>
     <w:p>
       <w:pPr>
         <w:pStyle w:val="Normal"/>
         <w:spacing w:lineRule="auto" w:line="240" w:before="0" w:after="0"/>
-        <w:jc w:val="left"/>
-        <w:rPr/>
-      </w:pPr>
-      <w:bookmarkStart w:id="0" w:name="__DdeLink__929_1177548895"/>
-      <w:r>
-        <w:t xml:space="preserve">Sweller, J. 1988. Cognitive load during problem solving: effects on learning. Cognitive Science 12(2): 257-285.</w:t>
+        <w:jc w:val="start"/>
+        <w:rPr/>
+      </w:pPr>
+      <w:bookmarkStart w:id="46" w:name="__DdeLink__929_1177548895_Copia_6"/>
+      <w:r>
+        <w:rPr/>
+        <w:t>Sweller, J. 1988. Cognitive load during problem solving: effects on learning. Cognitive Science 12(2): 257-285.</w:t>
       </w:r>
     </w:p>
     <w:p>
       <w:pPr>
         <w:pStyle w:val="Normal"/>
         <w:spacing w:lineRule="auto" w:line="240" w:before="0" w:after="0"/>
-        <w:jc w:val="left"/>
-        <w:rPr/>
-      </w:pPr>
-      <w:bookmarkStart w:id="0" w:name="__DdeLink__929_1177548895"/>
+        <w:jc w:val="start"/>
+        <w:rPr/>
+      </w:pPr>
+      <w:r>
+        <w:rPr/>
+      </w:r>
+      <w:bookmarkEnd w:id="46"/>
     </w:p>
     <w:p>
       <w:pPr>
         <w:pStyle w:val="Normal"/>
         <w:spacing w:lineRule="auto" w:line="240" w:before="0" w:after="0"/>
-        <w:jc w:val="left"/>
-        <w:rPr/>
-      </w:pPr>
-      <w:bookmarkStart w:id="0" w:name="__DdeLink__929_1177548895"/>
-      <w:r>
-        <w:t xml:space="preserve">Zieris, F.; Salinger, S. 2014. Doing it wrong or doing it right? Pair programming in professional software development. In: Agile Conference, 2014, Orlando, FL, USA. Anais... p. 65-73.</w:t>
+        <w:jc w:val="start"/>
+        <w:rPr/>
+      </w:pPr>
+      <w:r>
+        <w:rPr/>
+        <w:t>Zieris, F.; Salinger, S. 2014. Doing it wrong or doing it right? Pair programming in professional software development. In: Agile Conference, 2014, Orlando, FL, USA. Anais... p. 65-73.</w:t>
       </w:r>
     </w:p>
     <w:p>
@@ -4788,10 +5182,11 @@
           <w:lang w:eastAsia="pt-BR"/>
         </w:rPr>
       </w:pPr>
-      <w:bookmarkStart w:id="5" w:name="_Hlk51156468"/>
-      <w:bookmarkEnd w:id="5"/>
-      <w:r>
-        <w:t xml:space="preserve">O código-fonte completo do protótipo Command Workstation, incluindo os arquivos de construção (CMake), o esquema do banco de dados SQLite e os recursos da interface QML, está disponível publicamente no repositório indicado a seguir. O acesso ao repositório permite a reprodução da pesquisa e a verificação dos artefatos produzidos.</w:t>
+      <w:bookmarkStart w:id="47" w:name="_Hlk51156468_Copia_6"/>
+      <w:bookmarkEnd w:id="47"/>
+      <w:r>
+        <w:rPr/>
+        <w:t>O código-fonte completo do protótipo Command Workstation, incluindo os arquivos de construção (CMake), o esquema do banco de dados SQLite e os recursos da interface QML, está disponível publicamente no repositório indicado a seguir. O acesso ao repositório permite a reprodução da pesquisa e a verificação dos artefatos produzidos.</w:t>
       </w:r>
     </w:p>
     <w:p>
@@ -4799,17 +5194,17 @@
         <w:pStyle w:val="Normal"/>
         <w:shd w:val="clear" w:color="auto" w:fill="FFFFFF"/>
         <w:spacing w:lineRule="auto" w:line="360"/>
-        <w:ind/>
-        <w:jc w:val="left"/>
-        <w:rPr>
-          <w:rFonts w:eastAsia="Times New Roman"/>
-          <w:lang w:eastAsia="pt-BR"/>
-        </w:rPr>
-      </w:pPr>
-      <w:bookmarkStart w:id="5" w:name="_Hlk51156468"/>
-      <w:bookmarkEnd w:id="5"/>
-      <w:r>
-        <w:t xml:space="preserve">Disponível em: https://github.com/EngRbaEmbedded/CommandWorkstationV2.git</w:t>
+        <w:jc w:val="start"/>
+        <w:rPr>
+          <w:rFonts w:eastAsia="Times New Roman"/>
+          <w:lang w:eastAsia="pt-BR"/>
+        </w:rPr>
+      </w:pPr>
+      <w:bookmarkStart w:id="48" w:name="_Hlk51156468_Copia_7"/>
+      <w:bookmarkEnd w:id="48"/>
+      <w:r>
+        <w:rPr/>
+        <w:t>Disponível em: https://github.com/EngRbaEmbedded/CommandWorkstationV2.git</w:t>
       </w:r>
     </w:p>
     <w:p>
@@ -4817,17 +5212,17 @@
         <w:pStyle w:val="Normal"/>
         <w:shd w:val="clear" w:color="auto" w:fill="FFFFFF"/>
         <w:spacing w:lineRule="auto" w:line="360"/>
-        <w:ind/>
-        <w:jc w:val="left"/>
-        <w:rPr>
-          <w:rFonts w:eastAsia="Times New Roman"/>
-          <w:lang w:eastAsia="pt-BR"/>
-        </w:rPr>
-      </w:pPr>
-      <w:bookmarkStart w:id="5" w:name="_Hlk51156468"/>
-      <w:bookmarkEnd w:id="5"/>
-      <w:r>
-        <w:t xml:space="preserve">Acesso em: 08 jun. 2026.</w:t>
+        <w:jc w:val="start"/>
+        <w:rPr>
+          <w:rFonts w:eastAsia="Times New Roman"/>
+          <w:lang w:eastAsia="pt-BR"/>
+        </w:rPr>
+      </w:pPr>
+      <w:bookmarkStart w:id="49" w:name="_Hlk51156468_Copia_8"/>
+      <w:bookmarkEnd w:id="49"/>
+      <w:r>
+        <w:rPr/>
+        <w:t>Acesso em: 08 jun. 2026.</w:t>
       </w:r>
     </w:p>
     <w:p>
@@ -4910,7 +5305,7 @@
         <w:sz w:val="18"/>
         <w:szCs w:val="18"/>
       </w:rPr>
-      <w:t>13</w:t>
+      <w:t>14</w:t>
     </w:r>
     <w:r>
       <w:rPr>
@@ -4969,7 +5364,7 @@
         <w:sz w:val="18"/>
         <w:szCs w:val="18"/>
       </w:rPr>
-      <w:t>13</w:t>
+      <w:t>14</w:t>
     </w:r>
     <w:r>
       <w:rPr>
@@ -5018,7 +5413,7 @@
     </w:pPr>
     <w:r>
       <w:drawing>
-        <wp:anchor distT="0" distB="0" distL="114300" distR="114300" simplePos="0" relativeHeight="33" behindDoc="0" locked="0" layoutInCell="0" allowOverlap="1">
+        <wp:anchor distT="0" distB="0" distL="114300" distR="114300" simplePos="0" relativeHeight="36" behindDoc="0" locked="0" layoutInCell="0" allowOverlap="1">
           <wp:simplePos x="0" y="0"/>
           <wp:positionH relativeFrom="margin">
             <wp:posOffset>5029200</wp:posOffset>
@@ -5031,9 +5426,9 @@
           <wp:wrapThrough wrapText="bothSides">
             <wp:wrapPolygon edited="0">
               <wp:start x="-2" y="0"/>
-              <wp:lineTo x="-2" y="20678"/>
-              <wp:lineTo x="21029" y="20678"/>
-              <wp:lineTo x="21029" y="0"/>
+              <wp:lineTo x="-2" y="20677"/>
+              <wp:lineTo x="21028" y="20677"/>
+              <wp:lineTo x="21028" y="0"/>
               <wp:lineTo x="-2" y="0"/>
             </wp:wrapPolygon>
           </wp:wrapThrough>
@@ -5095,7 +5490,7 @@
       <mc:AlternateContent>
         <mc:Choice Requires="wps">
           <w:drawing>
-            <wp:anchor distT="1905" distB="1905" distL="1905" distR="0" simplePos="0" relativeHeight="20" behindDoc="1" locked="0" layoutInCell="0" allowOverlap="1" wp14:anchorId="34FDC6CC">
+            <wp:anchor distT="1905" distB="1905" distL="1905" distR="0" simplePos="0" relativeHeight="15" behindDoc="1" locked="0" layoutInCell="0" allowOverlap="1" wp14:anchorId="34FDC6CC">
               <wp:simplePos x="0" y="0"/>
               <wp:positionH relativeFrom="margin">
                 <wp:align>right</wp:align>
@@ -5182,7 +5577,7 @@
     </w:pPr>
     <w:r>
       <w:drawing>
-        <wp:anchor distT="0" distB="0" distL="114300" distR="114300" simplePos="0" relativeHeight="33" behindDoc="0" locked="0" layoutInCell="0" allowOverlap="1">
+        <wp:anchor distT="0" distB="0" distL="114300" distR="114300" simplePos="0" relativeHeight="36" behindDoc="0" locked="0" layoutInCell="0" allowOverlap="1">
           <wp:simplePos x="0" y="0"/>
           <wp:positionH relativeFrom="margin">
             <wp:posOffset>5029200</wp:posOffset>
@@ -5195,9 +5590,9 @@
           <wp:wrapThrough wrapText="bothSides">
             <wp:wrapPolygon edited="0">
               <wp:start x="-2" y="0"/>
-              <wp:lineTo x="-2" y="20678"/>
-              <wp:lineTo x="21029" y="20678"/>
-              <wp:lineTo x="21029" y="0"/>
+              <wp:lineTo x="-2" y="20677"/>
+              <wp:lineTo x="21028" y="20677"/>
+              <wp:lineTo x="21028" y="0"/>
               <wp:lineTo x="-2" y="0"/>
             </wp:wrapPolygon>
           </wp:wrapThrough>
@@ -5259,7 +5654,7 @@
       <mc:AlternateContent>
         <mc:Choice Requires="wps">
           <w:drawing>
-            <wp:anchor distT="1905" distB="1905" distL="1905" distR="0" simplePos="0" relativeHeight="20" behindDoc="1" locked="0" layoutInCell="0" allowOverlap="1" wp14:anchorId="34FDC6CC">
+            <wp:anchor distT="1905" distB="1905" distL="1905" distR="0" simplePos="0" relativeHeight="15" behindDoc="1" locked="0" layoutInCell="0" allowOverlap="1" wp14:anchorId="34FDC6CC">
               <wp:simplePos x="0" y="0"/>
               <wp:positionH relativeFrom="margin">
                 <wp:align>right</wp:align>
@@ -5977,15 +6372,15 @@
       <w:rFonts w:cs="Noto Sans Devanagari"/>
     </w:rPr>
   </w:style>
-  <w:style w:type="paragraph" w:styleId="Cabealhoerodap">
-    <w:name w:val="Cabeçalho e rodapé"/>
+  <w:style w:type="paragraph" w:styleId="Cabealhoerodapuser">
+    <w:name w:val="Cabeçalho e rodapé (user)"/>
     <w:basedOn w:val="Normal"/>
     <w:qFormat/>
     <w:pPr/>
     <w:rPr/>
   </w:style>
-  <w:style w:type="paragraph" w:styleId="Cabealhoerodapuser">
-    <w:name w:val="Cabeçalho e rodapé (user)"/>
+  <w:style w:type="paragraph" w:styleId="Cabealhoerodap">
+    <w:name w:val="Cabeçalho e rodapé"/>
     <w:basedOn w:val="Normal"/>
     <w:qFormat/>
     <w:pPr/>
@@ -6099,8 +6494,31 @@
       <w:lang w:val="pt-BR" w:eastAsia="en-US" w:bidi="ar-SA"/>
     </w:rPr>
   </w:style>
-  <w:style w:type="numbering" w:styleId="Semlista" w:default="1">
-    <w:name w:val="Sem lista"/>
+  <w:style w:type="paragraph" w:styleId="Contedodatabela">
+    <w:name w:val="Conteúdo da tabela"/>
+    <w:basedOn w:val="Normal"/>
+    <w:qFormat/>
+    <w:pPr>
+      <w:widowControl w:val="false"/>
+      <w:suppressLineNumbers/>
+    </w:pPr>
+    <w:rPr/>
+  </w:style>
+  <w:style w:type="paragraph" w:styleId="Ttulodetabela">
+    <w:name w:val="Título de tabela"/>
+    <w:basedOn w:val="Contedodatabela"/>
+    <w:qFormat/>
+    <w:pPr>
+      <w:suppressLineNumbers/>
+      <w:jc w:val="center"/>
+    </w:pPr>
+    <w:rPr>
+      <w:b/>
+      <w:bCs/>
+    </w:rPr>
+  </w:style>
+  <w:style w:type="numbering" w:styleId="Semlistauser" w:default="1">
+    <w:name w:val="Sem lista (user)"/>
     <w:uiPriority w:val="99"/>
     <w:semiHidden/>
     <w:unhideWhenUsed/>

--- a/MBA/TCC_PT_RodrigoBAntonio.docx
+++ b/MBA/TCC_PT_RodrigoBAntonio.docx
@@ -903,6 +903,7 @@
                   </pic:nvPicPr>
                   <pic:blipFill>
                     <a:blip r:embed="rId2"/>
+                    <a:srcRect l="-117" t="-79" r="-117" b="-79"/>
                     <a:stretch>
                       <a:fillRect/>
                     </a:stretch>
@@ -916,6 +917,11 @@
                       <a:avLst/>
                     </a:prstGeom>
                     <a:noFill/>
+                    <a:ln>
+                      <a:solidFill>
+                        <a:srgbClr val="000000"/>
+                      </a:solidFill>
+                    </a:ln>
                   </pic:spPr>
                 </pic:pic>
               </a:graphicData>
@@ -1031,7 +1037,8 @@
       </w:pPr>
       <w:r>
         <w:rPr>
-          <w:b/>
+          <w:rFonts w:eastAsia="Times New Roman"/>
+          <w:lang w:eastAsia="pt-BR"/>
         </w:rPr>
       </w:r>
     </w:p>
@@ -1101,6 +1108,7 @@
                   </pic:nvPicPr>
                   <pic:blipFill>
                     <a:blip r:embed="rId3"/>
+                    <a:srcRect l="-67" t="-95" r="-67" b="-95"/>
                     <a:stretch>
                       <a:fillRect/>
                     </a:stretch>
@@ -1114,6 +1122,11 @@
                       <a:avLst/>
                     </a:prstGeom>
                     <a:noFill/>
+                    <a:ln>
+                      <a:solidFill>
+                        <a:srgbClr val="000000"/>
+                      </a:solidFill>
+                    </a:ln>
                   </pic:spPr>
                 </pic:pic>
               </a:graphicData>
@@ -1247,7 +1260,8 @@
       </w:pPr>
       <w:r>
         <w:rPr>
-          <w:b/>
+          <w:rFonts w:eastAsia="Times New Roman"/>
+          <w:lang w:eastAsia="pt-BR"/>
         </w:rPr>
       </w:r>
     </w:p>
@@ -1317,6 +1331,7 @@
                   </pic:nvPicPr>
                   <pic:blipFill>
                     <a:blip r:embed="rId4"/>
+                    <a:srcRect l="-91" t="-215" r="-91" b="-215"/>
                     <a:stretch>
                       <a:fillRect/>
                     </a:stretch>
@@ -1330,6 +1345,11 @@
                       <a:avLst/>
                     </a:prstGeom>
                     <a:noFill/>
+                    <a:ln>
+                      <a:solidFill>
+                        <a:srgbClr val="000000"/>
+                      </a:solidFill>
+                    </a:ln>
                   </pic:spPr>
                 </pic:pic>
               </a:graphicData>
@@ -1612,6 +1632,7 @@
                   </pic:nvPicPr>
                   <pic:blipFill>
                     <a:blip r:embed="rId5"/>
+                    <a:srcRect l="-86" t="-49" r="-86" b="-49"/>
                     <a:stretch>
                       <a:fillRect/>
                     </a:stretch>
@@ -1625,6 +1646,11 @@
                       <a:avLst/>
                     </a:prstGeom>
                     <a:noFill/>
+                    <a:ln>
+                      <a:solidFill>
+                        <a:srgbClr val="000000"/>
+                      </a:solidFill>
+                    </a:ln>
                   </pic:spPr>
                 </pic:pic>
               </a:graphicData>
@@ -1865,7 +1891,7 @@
         <w:rPr/>
         <w:drawing>
           <wp:inline distT="0" distB="0" distL="0" distR="0">
-            <wp:extent cx="5486400" cy="2846705"/>
+            <wp:extent cx="5766435" cy="2992120"/>
             <wp:effectExtent l="0" t="0" r="0" b="0"/>
             <wp:docPr id="5" name="Picture 5"/>
             <wp:cNvGraphicFramePr>
@@ -1889,7 +1915,7 @@
                   <pic:spPr bwMode="auto">
                     <a:xfrm>
                       <a:off x="0" y="0"/>
-                      <a:ext cx="5486400" cy="2846705"/>
+                      <a:ext cx="5766435" cy="2992120"/>
                     </a:xfrm>
                     <a:prstGeom prst="rect">
                       <a:avLst/>
@@ -1950,7 +1976,7 @@
         <w:rPr/>
         <w:drawing>
           <wp:inline distT="0" distB="0" distL="0" distR="0">
-            <wp:extent cx="5486400" cy="2846705"/>
+            <wp:extent cx="5795010" cy="3006725"/>
             <wp:effectExtent l="0" t="0" r="0" b="0"/>
             <wp:docPr id="6" name="Picture 6"/>
             <wp:cNvGraphicFramePr>
@@ -1974,7 +2000,7 @@
                   <pic:spPr bwMode="auto">
                     <a:xfrm>
                       <a:off x="0" y="0"/>
-                      <a:ext cx="5486400" cy="2846705"/>
+                      <a:ext cx="5795010" cy="3006725"/>
                     </a:xfrm>
                     <a:prstGeom prst="rect">
                       <a:avLst/>
@@ -2101,13 +2127,23 @@
               <w:pStyle w:val="Normal"/>
               <w:spacing w:lineRule="auto" w:line="240" w:before="0" w:after="0"/>
               <w:jc w:val="center"/>
-              <w:rPr/>
-            </w:pPr>
-            <w:r>
-              <w:rPr>
-                <w:rFonts w:cs="Arial"/>
-                <w:b w:val="false"/>
-                <w:sz w:val="22"/>
+              <w:rPr>
+                <w:b/>
+                <w:bCs/>
+                <w:i w:val="false"/>
+                <w:iCs w:val="false"/>
+                <w:sz w:val="24"/>
+                <w:szCs w:val="24"/>
+              </w:rPr>
+            </w:pPr>
+            <w:r>
+              <w:rPr>
+                <w:rFonts w:cs="Arial"/>
+                <w:b w:val="false"/>
+                <w:bCs/>
+                <w:iCs w:val="false"/>
+                <w:sz w:val="22"/>
+                <w:szCs w:val="24"/>
               </w:rPr>
               <w:t>Componente</w:t>
             </w:r>
@@ -2127,13 +2163,23 @@
               <w:pStyle w:val="Normal"/>
               <w:spacing w:lineRule="auto" w:line="240" w:before="0" w:after="0"/>
               <w:jc w:val="center"/>
-              <w:rPr/>
-            </w:pPr>
-            <w:r>
-              <w:rPr>
-                <w:rFonts w:cs="Arial"/>
-                <w:b w:val="false"/>
-                <w:sz w:val="22"/>
+              <w:rPr>
+                <w:b/>
+                <w:bCs/>
+                <w:i w:val="false"/>
+                <w:iCs w:val="false"/>
+                <w:sz w:val="24"/>
+                <w:szCs w:val="24"/>
+              </w:rPr>
+            </w:pPr>
+            <w:r>
+              <w:rPr>
+                <w:rFonts w:cs="Arial"/>
+                <w:b w:val="false"/>
+                <w:bCs/>
+                <w:iCs w:val="false"/>
+                <w:sz w:val="22"/>
+                <w:szCs w:val="24"/>
               </w:rPr>
               <w:t>Status</w:t>
             </w:r>
@@ -2154,13 +2200,23 @@
               <w:pStyle w:val="Normal"/>
               <w:spacing w:lineRule="auto" w:line="240" w:before="0" w:after="0"/>
               <w:jc w:val="center"/>
-              <w:rPr/>
-            </w:pPr>
-            <w:r>
-              <w:rPr>
-                <w:rFonts w:cs="Arial"/>
-                <w:b w:val="false"/>
-                <w:sz w:val="22"/>
+              <w:rPr>
+                <w:b/>
+                <w:bCs/>
+                <w:i w:val="false"/>
+                <w:iCs w:val="false"/>
+                <w:sz w:val="24"/>
+                <w:szCs w:val="24"/>
+              </w:rPr>
+            </w:pPr>
+            <w:r>
+              <w:rPr>
+                <w:rFonts w:cs="Arial"/>
+                <w:b w:val="false"/>
+                <w:bCs/>
+                <w:iCs w:val="false"/>
+                <w:sz w:val="22"/>
+                <w:szCs w:val="24"/>
               </w:rPr>
               <w:t>Observação</w:t>
             </w:r>
@@ -2183,13 +2239,23 @@
               <w:pStyle w:val="Normal"/>
               <w:spacing w:lineRule="auto" w:line="240" w:before="0" w:after="0"/>
               <w:jc w:val="center"/>
-              <w:rPr/>
-            </w:pPr>
-            <w:r>
-              <w:rPr>
-                <w:rFonts w:cs="Arial"/>
-                <w:b w:val="false"/>
-                <w:sz w:val="22"/>
+              <w:rPr>
+                <w:b w:val="false"/>
+                <w:bCs w:val="false"/>
+                <w:i w:val="false"/>
+                <w:iCs w:val="false"/>
+                <w:sz w:val="24"/>
+                <w:szCs w:val="24"/>
+              </w:rPr>
+            </w:pPr>
+            <w:r>
+              <w:rPr>
+                <w:rFonts w:cs="Arial"/>
+                <w:b w:val="false"/>
+                <w:bCs w:val="false"/>
+                <w:iCs w:val="false"/>
+                <w:sz w:val="22"/>
+                <w:szCs w:val="24"/>
               </w:rPr>
               <w:t>Painel unificado</w:t>
             </w:r>
@@ -2209,13 +2275,23 @@
               <w:pStyle w:val="Normal"/>
               <w:spacing w:lineRule="auto" w:line="240" w:before="0" w:after="0"/>
               <w:jc w:val="center"/>
-              <w:rPr/>
-            </w:pPr>
-            <w:r>
-              <w:rPr>
-                <w:rFonts w:cs="Arial"/>
-                <w:b w:val="false"/>
-                <w:sz w:val="22"/>
+              <w:rPr>
+                <w:b w:val="false"/>
+                <w:bCs w:val="false"/>
+                <w:i w:val="false"/>
+                <w:iCs w:val="false"/>
+                <w:sz w:val="24"/>
+                <w:szCs w:val="24"/>
+              </w:rPr>
+            </w:pPr>
+            <w:r>
+              <w:rPr>
+                <w:rFonts w:cs="Arial"/>
+                <w:b w:val="false"/>
+                <w:bCs w:val="false"/>
+                <w:iCs w:val="false"/>
+                <w:sz w:val="22"/>
+                <w:szCs w:val="24"/>
               </w:rPr>
               <w:t>Implementado</w:t>
             </w:r>
@@ -2236,13 +2312,23 @@
               <w:pStyle w:val="Normal"/>
               <w:spacing w:lineRule="auto" w:line="240" w:before="0" w:after="0"/>
               <w:jc w:val="center"/>
-              <w:rPr/>
-            </w:pPr>
-            <w:r>
-              <w:rPr>
-                <w:rFonts w:cs="Arial"/>
-                <w:b w:val="false"/>
-                <w:sz w:val="22"/>
+              <w:rPr>
+                <w:b w:val="false"/>
+                <w:bCs w:val="false"/>
+                <w:i w:val="false"/>
+                <w:iCs w:val="false"/>
+                <w:sz w:val="24"/>
+                <w:szCs w:val="24"/>
+              </w:rPr>
+            </w:pPr>
+            <w:r>
+              <w:rPr>
+                <w:rFonts w:cs="Arial"/>
+                <w:b w:val="false"/>
+                <w:bCs w:val="false"/>
+                <w:iCs w:val="false"/>
+                <w:sz w:val="22"/>
+                <w:szCs w:val="24"/>
               </w:rPr>
               <w:t>Interface QML com “presets”, Git e terminal</w:t>
             </w:r>
@@ -2265,13 +2351,23 @@
               <w:pStyle w:val="Normal"/>
               <w:spacing w:lineRule="auto" w:line="240" w:before="0" w:after="0"/>
               <w:jc w:val="center"/>
-              <w:rPr/>
-            </w:pPr>
-            <w:r>
-              <w:rPr>
-                <w:rFonts w:cs="Arial"/>
-                <w:b w:val="false"/>
-                <w:sz w:val="22"/>
+              <w:rPr>
+                <w:b w:val="false"/>
+                <w:bCs w:val="false"/>
+                <w:i w:val="false"/>
+                <w:iCs w:val="false"/>
+                <w:sz w:val="24"/>
+                <w:szCs w:val="24"/>
+              </w:rPr>
+            </w:pPr>
+            <w:r>
+              <w:rPr>
+                <w:rFonts w:cs="Arial"/>
+                <w:b w:val="false"/>
+                <w:bCs w:val="false"/>
+                <w:iCs w:val="false"/>
+                <w:sz w:val="22"/>
+                <w:szCs w:val="24"/>
               </w:rPr>
               <w:t>Painel lateral de “presets”</w:t>
             </w:r>
@@ -2291,13 +2387,23 @@
               <w:pStyle w:val="Normal"/>
               <w:spacing w:lineRule="auto" w:line="240" w:before="0" w:after="0"/>
               <w:jc w:val="center"/>
-              <w:rPr/>
-            </w:pPr>
-            <w:r>
-              <w:rPr>
-                <w:rFonts w:cs="Arial"/>
-                <w:b w:val="false"/>
-                <w:sz w:val="22"/>
+              <w:rPr>
+                <w:b w:val="false"/>
+                <w:bCs w:val="false"/>
+                <w:i w:val="false"/>
+                <w:iCs w:val="false"/>
+                <w:sz w:val="24"/>
+                <w:szCs w:val="24"/>
+              </w:rPr>
+            </w:pPr>
+            <w:r>
+              <w:rPr>
+                <w:rFonts w:cs="Arial"/>
+                <w:b w:val="false"/>
+                <w:bCs w:val="false"/>
+                <w:iCs w:val="false"/>
+                <w:sz w:val="22"/>
+                <w:szCs w:val="24"/>
               </w:rPr>
               <w:t>Implementado</w:t>
             </w:r>
@@ -2318,13 +2424,23 @@
               <w:pStyle w:val="Normal"/>
               <w:spacing w:lineRule="auto" w:line="240" w:before="0" w:after="0"/>
               <w:jc w:val="center"/>
-              <w:rPr/>
-            </w:pPr>
-            <w:r>
-              <w:rPr>
-                <w:rFonts w:cs="Arial"/>
-                <w:b w:val="false"/>
-                <w:sz w:val="22"/>
+              <w:rPr>
+                <w:b w:val="false"/>
+                <w:bCs w:val="false"/>
+                <w:i w:val="false"/>
+                <w:iCs w:val="false"/>
+                <w:sz w:val="24"/>
+                <w:szCs w:val="24"/>
+              </w:rPr>
+            </w:pPr>
+            <w:r>
+              <w:rPr>
+                <w:rFonts w:cs="Arial"/>
+                <w:b w:val="false"/>
+                <w:bCs w:val="false"/>
+                <w:iCs w:val="false"/>
+                <w:sz w:val="22"/>
+                <w:szCs w:val="24"/>
               </w:rPr>
               <w:t>Agrupados por categoria; rolagem habilitada</w:t>
             </w:r>
@@ -2347,13 +2463,23 @@
               <w:pStyle w:val="Normal"/>
               <w:spacing w:lineRule="auto" w:line="240" w:before="0" w:after="0"/>
               <w:jc w:val="center"/>
-              <w:rPr/>
-            </w:pPr>
-            <w:r>
-              <w:rPr>
-                <w:rFonts w:cs="Arial"/>
-                <w:b w:val="false"/>
-                <w:sz w:val="22"/>
+              <w:rPr>
+                <w:b w:val="false"/>
+                <w:bCs w:val="false"/>
+                <w:i w:val="false"/>
+                <w:iCs w:val="false"/>
+                <w:sz w:val="24"/>
+                <w:szCs w:val="24"/>
+              </w:rPr>
+            </w:pPr>
+            <w:r>
+              <w:rPr>
+                <w:rFonts w:cs="Arial"/>
+                <w:b w:val="false"/>
+                <w:bCs w:val="false"/>
+                <w:iCs w:val="false"/>
+                <w:sz w:val="22"/>
+                <w:szCs w:val="24"/>
               </w:rPr>
               <w:t>“</w:t>
             </w:r>
@@ -2361,7 +2487,10 @@
               <w:rPr>
                 <w:rFonts w:cs="Arial"/>
                 <w:b w:val="false"/>
-                <w:sz w:val="22"/>
+                <w:bCs w:val="false"/>
+                <w:iCs w:val="false"/>
+                <w:sz w:val="22"/>
+                <w:szCs w:val="24"/>
               </w:rPr>
               <w:t>Presets” padrão</w:t>
             </w:r>
@@ -2381,13 +2510,23 @@
               <w:pStyle w:val="Normal"/>
               <w:spacing w:lineRule="auto" w:line="240" w:before="0" w:after="0"/>
               <w:jc w:val="center"/>
-              <w:rPr/>
-            </w:pPr>
-            <w:r>
-              <w:rPr>
-                <w:rFonts w:cs="Arial"/>
-                <w:b w:val="false"/>
-                <w:sz w:val="22"/>
+              <w:rPr>
+                <w:b w:val="false"/>
+                <w:bCs w:val="false"/>
+                <w:i w:val="false"/>
+                <w:iCs w:val="false"/>
+                <w:sz w:val="24"/>
+                <w:szCs w:val="24"/>
+              </w:rPr>
+            </w:pPr>
+            <w:r>
+              <w:rPr>
+                <w:rFonts w:cs="Arial"/>
+                <w:b w:val="false"/>
+                <w:bCs w:val="false"/>
+                <w:iCs w:val="false"/>
+                <w:sz w:val="22"/>
+                <w:szCs w:val="24"/>
               </w:rPr>
               <w:t>Implementado</w:t>
             </w:r>
@@ -2408,13 +2547,23 @@
               <w:pStyle w:val="Normal"/>
               <w:spacing w:lineRule="auto" w:line="240" w:before="0" w:after="0"/>
               <w:jc w:val="center"/>
-              <w:rPr/>
-            </w:pPr>
-            <w:r>
-              <w:rPr>
-                <w:rFonts w:cs="Arial"/>
-                <w:b w:val="false"/>
-                <w:sz w:val="22"/>
+              <w:rPr>
+                <w:b w:val="false"/>
+                <w:bCs w:val="false"/>
+                <w:i w:val="false"/>
+                <w:iCs w:val="false"/>
+                <w:sz w:val="24"/>
+                <w:szCs w:val="24"/>
+              </w:rPr>
+            </w:pPr>
+            <w:r>
+              <w:rPr>
+                <w:rFonts w:cs="Arial"/>
+                <w:b w:val="false"/>
+                <w:bCs w:val="false"/>
+                <w:iCs w:val="false"/>
+                <w:sz w:val="22"/>
+                <w:szCs w:val="24"/>
               </w:rPr>
               <w:t>Categorias “General”, “Build/check” e “Quality”</w:t>
             </w:r>
@@ -2437,13 +2586,23 @@
               <w:pStyle w:val="Normal"/>
               <w:spacing w:lineRule="auto" w:line="240" w:before="0" w:after="0"/>
               <w:jc w:val="center"/>
-              <w:rPr/>
-            </w:pPr>
-            <w:r>
-              <w:rPr>
-                <w:rFonts w:cs="Arial"/>
-                <w:b w:val="false"/>
-                <w:sz w:val="22"/>
+              <w:rPr>
+                <w:b w:val="false"/>
+                <w:bCs w:val="false"/>
+                <w:i w:val="false"/>
+                <w:iCs w:val="false"/>
+                <w:sz w:val="24"/>
+                <w:szCs w:val="24"/>
+              </w:rPr>
+            </w:pPr>
+            <w:r>
+              <w:rPr>
+                <w:rFonts w:cs="Arial"/>
+                <w:b w:val="false"/>
+                <w:bCs w:val="false"/>
+                <w:iCs w:val="false"/>
+                <w:sz w:val="22"/>
+                <w:szCs w:val="24"/>
               </w:rPr>
               <w:t>“</w:t>
             </w:r>
@@ -2451,7 +2610,10 @@
               <w:rPr>
                 <w:rFonts w:cs="Arial"/>
                 <w:b w:val="false"/>
-                <w:sz w:val="22"/>
+                <w:bCs w:val="false"/>
+                <w:iCs w:val="false"/>
+                <w:sz w:val="22"/>
+                <w:szCs w:val="24"/>
               </w:rPr>
               <w:t>Presets” personalizados</w:t>
             </w:r>
@@ -2471,13 +2633,23 @@
               <w:pStyle w:val="Normal"/>
               <w:spacing w:lineRule="auto" w:line="240" w:before="0" w:after="0"/>
               <w:jc w:val="center"/>
-              <w:rPr/>
-            </w:pPr>
-            <w:r>
-              <w:rPr>
-                <w:rFonts w:cs="Arial"/>
-                <w:b w:val="false"/>
-                <w:sz w:val="22"/>
+              <w:rPr>
+                <w:b w:val="false"/>
+                <w:bCs w:val="false"/>
+                <w:i w:val="false"/>
+                <w:iCs w:val="false"/>
+                <w:sz w:val="24"/>
+                <w:szCs w:val="24"/>
+              </w:rPr>
+            </w:pPr>
+            <w:r>
+              <w:rPr>
+                <w:rFonts w:cs="Arial"/>
+                <w:b w:val="false"/>
+                <w:bCs w:val="false"/>
+                <w:iCs w:val="false"/>
+                <w:sz w:val="22"/>
+                <w:szCs w:val="24"/>
               </w:rPr>
               <w:t>Implementado</w:t>
             </w:r>
@@ -2498,13 +2670,23 @@
               <w:pStyle w:val="Normal"/>
               <w:spacing w:lineRule="auto" w:line="240" w:before="0" w:after="0"/>
               <w:jc w:val="center"/>
-              <w:rPr/>
-            </w:pPr>
-            <w:r>
-              <w:rPr>
-                <w:rFonts w:cs="Arial"/>
-                <w:b w:val="false"/>
-                <w:sz w:val="22"/>
+              <w:rPr>
+                <w:b w:val="false"/>
+                <w:bCs w:val="false"/>
+                <w:i w:val="false"/>
+                <w:iCs w:val="false"/>
+                <w:sz w:val="24"/>
+                <w:szCs w:val="24"/>
+              </w:rPr>
+            </w:pPr>
+            <w:r>
+              <w:rPr>
+                <w:rFonts w:cs="Arial"/>
+                <w:b w:val="false"/>
+                <w:bCs w:val="false"/>
+                <w:iCs w:val="false"/>
+                <w:sz w:val="22"/>
+                <w:szCs w:val="24"/>
               </w:rPr>
               <w:t>Operações CRUD na categoria “Personalizados”</w:t>
             </w:r>
@@ -2527,13 +2709,23 @@
               <w:pStyle w:val="Normal"/>
               <w:spacing w:lineRule="auto" w:line="240" w:before="0" w:after="0"/>
               <w:jc w:val="center"/>
-              <w:rPr/>
-            </w:pPr>
-            <w:r>
-              <w:rPr>
-                <w:rFonts w:cs="Arial"/>
-                <w:b w:val="false"/>
-                <w:sz w:val="22"/>
+              <w:rPr>
+                <w:b w:val="false"/>
+                <w:bCs w:val="false"/>
+                <w:i w:val="false"/>
+                <w:iCs w:val="false"/>
+                <w:sz w:val="24"/>
+                <w:szCs w:val="24"/>
+              </w:rPr>
+            </w:pPr>
+            <w:r>
+              <w:rPr>
+                <w:rFonts w:cs="Arial"/>
+                <w:b w:val="false"/>
+                <w:bCs w:val="false"/>
+                <w:iCs w:val="false"/>
+                <w:sz w:val="22"/>
+                <w:szCs w:val="24"/>
               </w:rPr>
               <w:t>Terminal embutido</w:t>
             </w:r>
@@ -2553,13 +2745,23 @@
               <w:pStyle w:val="Normal"/>
               <w:spacing w:lineRule="auto" w:line="240" w:before="0" w:after="0"/>
               <w:jc w:val="center"/>
-              <w:rPr/>
-            </w:pPr>
-            <w:r>
-              <w:rPr>
-                <w:rFonts w:cs="Arial"/>
-                <w:b w:val="false"/>
-                <w:sz w:val="22"/>
+              <w:rPr>
+                <w:b w:val="false"/>
+                <w:bCs w:val="false"/>
+                <w:i w:val="false"/>
+                <w:iCs w:val="false"/>
+                <w:sz w:val="24"/>
+                <w:szCs w:val="24"/>
+              </w:rPr>
+            </w:pPr>
+            <w:r>
+              <w:rPr>
+                <w:rFonts w:cs="Arial"/>
+                <w:b w:val="false"/>
+                <w:bCs w:val="false"/>
+                <w:iCs w:val="false"/>
+                <w:sz w:val="22"/>
+                <w:szCs w:val="24"/>
               </w:rPr>
               <w:t>Implementado</w:t>
             </w:r>
@@ -2580,13 +2782,23 @@
               <w:pStyle w:val="Normal"/>
               <w:spacing w:lineRule="auto" w:line="240" w:before="0" w:after="0"/>
               <w:jc w:val="center"/>
-              <w:rPr/>
-            </w:pPr>
-            <w:r>
-              <w:rPr>
-                <w:rFonts w:cs="Arial"/>
-                <w:b w:val="false"/>
-                <w:sz w:val="22"/>
+              <w:rPr>
+                <w:b w:val="false"/>
+                <w:bCs w:val="false"/>
+                <w:i w:val="false"/>
+                <w:iCs w:val="false"/>
+                <w:sz w:val="24"/>
+                <w:szCs w:val="24"/>
+              </w:rPr>
+            </w:pPr>
+            <w:r>
+              <w:rPr>
+                <w:rFonts w:cs="Arial"/>
+                <w:b w:val="false"/>
+                <w:bCs w:val="false"/>
+                <w:iCs w:val="false"/>
+                <w:sz w:val="22"/>
+                <w:szCs w:val="24"/>
               </w:rPr>
               <w:t>Saída stdout/stderr em tempo real</w:t>
             </w:r>
@@ -2609,13 +2821,23 @@
               <w:pStyle w:val="Normal"/>
               <w:spacing w:lineRule="auto" w:line="240" w:before="0" w:after="0"/>
               <w:jc w:val="center"/>
-              <w:rPr/>
-            </w:pPr>
-            <w:r>
-              <w:rPr>
-                <w:rFonts w:cs="Arial"/>
-                <w:b w:val="false"/>
-                <w:sz w:val="22"/>
+              <w:rPr>
+                <w:b w:val="false"/>
+                <w:bCs w:val="false"/>
+                <w:i w:val="false"/>
+                <w:iCs w:val="false"/>
+                <w:sz w:val="24"/>
+                <w:szCs w:val="24"/>
+              </w:rPr>
+            </w:pPr>
+            <w:r>
+              <w:rPr>
+                <w:rFonts w:cs="Arial"/>
+                <w:b w:val="false"/>
+                <w:bCs w:val="false"/>
+                <w:iCs w:val="false"/>
+                <w:sz w:val="22"/>
+                <w:szCs w:val="24"/>
               </w:rPr>
               <w:t>Terminal do sistema</w:t>
             </w:r>
@@ -2635,13 +2857,23 @@
               <w:pStyle w:val="Normal"/>
               <w:spacing w:lineRule="auto" w:line="240" w:before="0" w:after="0"/>
               <w:jc w:val="center"/>
-              <w:rPr/>
-            </w:pPr>
-            <w:r>
-              <w:rPr>
-                <w:rFonts w:cs="Arial"/>
-                <w:b w:val="false"/>
-                <w:sz w:val="22"/>
+              <w:rPr>
+                <w:b w:val="false"/>
+                <w:bCs w:val="false"/>
+                <w:i w:val="false"/>
+                <w:iCs w:val="false"/>
+                <w:sz w:val="24"/>
+                <w:szCs w:val="24"/>
+              </w:rPr>
+            </w:pPr>
+            <w:r>
+              <w:rPr>
+                <w:rFonts w:cs="Arial"/>
+                <w:b w:val="false"/>
+                <w:bCs w:val="false"/>
+                <w:iCs w:val="false"/>
+                <w:sz w:val="22"/>
+                <w:szCs w:val="24"/>
               </w:rPr>
               <w:t>Implementado</w:t>
             </w:r>
@@ -2662,13 +2894,23 @@
               <w:pStyle w:val="Normal"/>
               <w:spacing w:lineRule="auto" w:line="240" w:before="0" w:after="0"/>
               <w:jc w:val="center"/>
-              <w:rPr/>
-            </w:pPr>
-            <w:r>
-              <w:rPr>
-                <w:rFonts w:cs="Arial"/>
-                <w:b w:val="false"/>
-                <w:sz w:val="22"/>
+              <w:rPr>
+                <w:b w:val="false"/>
+                <w:bCs w:val="false"/>
+                <w:i w:val="false"/>
+                <w:iCs w:val="false"/>
+                <w:sz w:val="24"/>
+                <w:szCs w:val="24"/>
+              </w:rPr>
+            </w:pPr>
+            <w:r>
+              <w:rPr>
+                <w:rFonts w:cs="Arial"/>
+                <w:b w:val="false"/>
+                <w:bCs w:val="false"/>
+                <w:iCs w:val="false"/>
+                <w:sz w:val="22"/>
+                <w:szCs w:val="24"/>
               </w:rPr>
               <w:t>Delegação a emulador interativo (“TTY”)</w:t>
             </w:r>
@@ -2691,13 +2933,23 @@
               <w:pStyle w:val="Normal"/>
               <w:spacing w:lineRule="auto" w:line="240" w:before="0" w:after="0"/>
               <w:jc w:val="center"/>
-              <w:rPr/>
-            </w:pPr>
-            <w:r>
-              <w:rPr>
-                <w:rFonts w:cs="Arial"/>
-                <w:b w:val="false"/>
-                <w:sz w:val="22"/>
+              <w:rPr>
+                <w:b w:val="false"/>
+                <w:bCs w:val="false"/>
+                <w:i w:val="false"/>
+                <w:iCs w:val="false"/>
+                <w:sz w:val="24"/>
+                <w:szCs w:val="24"/>
+              </w:rPr>
+            </w:pPr>
+            <w:r>
+              <w:rPr>
+                <w:rFonts w:cs="Arial"/>
+                <w:b w:val="false"/>
+                <w:bCs w:val="false"/>
+                <w:iCs w:val="false"/>
+                <w:sz w:val="22"/>
+                <w:szCs w:val="24"/>
               </w:rPr>
               <w:t>Integração Git</w:t>
             </w:r>
@@ -2717,13 +2969,23 @@
               <w:pStyle w:val="Normal"/>
               <w:spacing w:lineRule="auto" w:line="240" w:before="0" w:after="0"/>
               <w:jc w:val="center"/>
-              <w:rPr/>
-            </w:pPr>
-            <w:r>
-              <w:rPr>
-                <w:rFonts w:cs="Arial"/>
-                <w:b w:val="false"/>
-                <w:sz w:val="22"/>
+              <w:rPr>
+                <w:b w:val="false"/>
+                <w:bCs w:val="false"/>
+                <w:i w:val="false"/>
+                <w:iCs w:val="false"/>
+                <w:sz w:val="24"/>
+                <w:szCs w:val="24"/>
+              </w:rPr>
+            </w:pPr>
+            <w:r>
+              <w:rPr>
+                <w:rFonts w:cs="Arial"/>
+                <w:b w:val="false"/>
+                <w:bCs w:val="false"/>
+                <w:iCs w:val="false"/>
+                <w:sz w:val="22"/>
+                <w:szCs w:val="24"/>
               </w:rPr>
               <w:t>Implementado</w:t>
             </w:r>
@@ -2744,13 +3006,23 @@
               <w:pStyle w:val="Normal"/>
               <w:spacing w:lineRule="auto" w:line="240" w:before="0" w:after="0"/>
               <w:jc w:val="center"/>
-              <w:rPr/>
-            </w:pPr>
-            <w:r>
-              <w:rPr>
-                <w:rFonts w:cs="Arial"/>
-                <w:b w:val="false"/>
-                <w:sz w:val="22"/>
+              <w:rPr>
+                <w:b w:val="false"/>
+                <w:bCs w:val="false"/>
+                <w:i w:val="false"/>
+                <w:iCs w:val="false"/>
+                <w:sz w:val="24"/>
+                <w:szCs w:val="24"/>
+              </w:rPr>
+            </w:pPr>
+            <w:r>
+              <w:rPr>
+                <w:rFonts w:cs="Arial"/>
+                <w:b w:val="false"/>
+                <w:bCs w:val="false"/>
+                <w:iCs w:val="false"/>
+                <w:sz w:val="22"/>
+                <w:szCs w:val="24"/>
               </w:rPr>
               <w:t>“</w:t>
             </w:r>
@@ -2758,7 +3030,10 @@
               <w:rPr>
                 <w:rFonts w:cs="Arial"/>
                 <w:b w:val="false"/>
-                <w:sz w:val="22"/>
+                <w:bCs w:val="false"/>
+                <w:iCs w:val="false"/>
+                <w:sz w:val="22"/>
+                <w:szCs w:val="24"/>
               </w:rPr>
               <w:t>Branch”, status, pull, push, commit e discard</w:t>
             </w:r>
@@ -2781,13 +3056,23 @@
               <w:pStyle w:val="Normal"/>
               <w:spacing w:lineRule="auto" w:line="240" w:before="0" w:after="0"/>
               <w:jc w:val="center"/>
-              <w:rPr/>
-            </w:pPr>
-            <w:r>
-              <w:rPr>
-                <w:rFonts w:cs="Arial"/>
-                <w:b w:val="false"/>
-                <w:sz w:val="22"/>
+              <w:rPr>
+                <w:b w:val="false"/>
+                <w:bCs w:val="false"/>
+                <w:i w:val="false"/>
+                <w:iCs w:val="false"/>
+                <w:sz w:val="24"/>
+                <w:szCs w:val="24"/>
+              </w:rPr>
+            </w:pPr>
+            <w:r>
+              <w:rPr>
+                <w:rFonts w:cs="Arial"/>
+                <w:b w:val="false"/>
+                <w:bCs w:val="false"/>
+                <w:iCs w:val="false"/>
+                <w:sz w:val="22"/>
+                <w:szCs w:val="24"/>
               </w:rPr>
               <w:t>Persistência SQLite</w:t>
             </w:r>
@@ -2807,13 +3092,23 @@
               <w:pStyle w:val="Normal"/>
               <w:spacing w:lineRule="auto" w:line="240" w:before="0" w:after="0"/>
               <w:jc w:val="center"/>
-              <w:rPr/>
-            </w:pPr>
-            <w:r>
-              <w:rPr>
-                <w:rFonts w:cs="Arial"/>
-                <w:b w:val="false"/>
-                <w:sz w:val="22"/>
+              <w:rPr>
+                <w:b w:val="false"/>
+                <w:bCs w:val="false"/>
+                <w:i w:val="false"/>
+                <w:iCs w:val="false"/>
+                <w:sz w:val="24"/>
+                <w:szCs w:val="24"/>
+              </w:rPr>
+            </w:pPr>
+            <w:r>
+              <w:rPr>
+                <w:rFonts w:cs="Arial"/>
+                <w:b w:val="false"/>
+                <w:bCs w:val="false"/>
+                <w:iCs w:val="false"/>
+                <w:sz w:val="22"/>
+                <w:szCs w:val="24"/>
               </w:rPr>
               <w:t>Implementado</w:t>
             </w:r>
@@ -2834,13 +3129,23 @@
               <w:pStyle w:val="Normal"/>
               <w:spacing w:lineRule="auto" w:line="240" w:before="0" w:after="0"/>
               <w:jc w:val="center"/>
-              <w:rPr/>
-            </w:pPr>
-            <w:r>
-              <w:rPr>
-                <w:rFonts w:cs="Arial"/>
-                <w:b w:val="false"/>
-                <w:sz w:val="22"/>
+              <w:rPr>
+                <w:b w:val="false"/>
+                <w:bCs w:val="false"/>
+                <w:i w:val="false"/>
+                <w:iCs w:val="false"/>
+                <w:sz w:val="24"/>
+                <w:szCs w:val="24"/>
+              </w:rPr>
+            </w:pPr>
+            <w:r>
+              <w:rPr>
+                <w:rFonts w:cs="Arial"/>
+                <w:b w:val="false"/>
+                <w:bCs w:val="false"/>
+                <w:iCs w:val="false"/>
+                <w:sz w:val="22"/>
+                <w:szCs w:val="24"/>
               </w:rPr>
               <w:t>Tabelas settings, presets e run_log</w:t>
             </w:r>
@@ -2863,13 +3168,23 @@
               <w:pStyle w:val="Normal"/>
               <w:spacing w:lineRule="auto" w:line="240" w:before="0" w:after="0"/>
               <w:jc w:val="center"/>
-              <w:rPr/>
-            </w:pPr>
-            <w:r>
-              <w:rPr>
-                <w:rFonts w:cs="Arial"/>
-                <w:b w:val="false"/>
-                <w:sz w:val="22"/>
+              <w:rPr>
+                <w:b w:val="false"/>
+                <w:bCs w:val="false"/>
+                <w:i w:val="false"/>
+                <w:iCs w:val="false"/>
+                <w:sz w:val="24"/>
+                <w:szCs w:val="24"/>
+              </w:rPr>
+            </w:pPr>
+            <w:r>
+              <w:rPr>
+                <w:rFonts w:cs="Arial"/>
+                <w:b w:val="false"/>
+                <w:bCs w:val="false"/>
+                <w:iCs w:val="false"/>
+                <w:sz w:val="22"/>
+                <w:szCs w:val="24"/>
               </w:rPr>
               <w:t>Workflow oito etapas / GPM</w:t>
             </w:r>
@@ -2889,13 +3204,23 @@
               <w:pStyle w:val="Normal"/>
               <w:spacing w:lineRule="auto" w:line="240" w:before="0" w:after="0"/>
               <w:jc w:val="center"/>
-              <w:rPr/>
-            </w:pPr>
-            <w:r>
-              <w:rPr>
-                <w:rFonts w:cs="Arial"/>
-                <w:b w:val="false"/>
-                <w:sz w:val="22"/>
+              <w:rPr>
+                <w:b w:val="false"/>
+                <w:bCs w:val="false"/>
+                <w:i w:val="false"/>
+                <w:iCs w:val="false"/>
+                <w:sz w:val="24"/>
+                <w:szCs w:val="24"/>
+              </w:rPr>
+            </w:pPr>
+            <w:r>
+              <w:rPr>
+                <w:rFonts w:cs="Arial"/>
+                <w:b w:val="false"/>
+                <w:bCs w:val="false"/>
+                <w:iCs w:val="false"/>
+                <w:sz w:val="22"/>
+                <w:szCs w:val="24"/>
               </w:rPr>
               <w:t>Fora do MVP</w:t>
             </w:r>
@@ -2916,13 +3241,23 @@
               <w:pStyle w:val="Normal"/>
               <w:spacing w:lineRule="auto" w:line="240" w:before="0" w:after="0"/>
               <w:jc w:val="center"/>
-              <w:rPr/>
-            </w:pPr>
-            <w:r>
-              <w:rPr>
-                <w:rFonts w:cs="Arial"/>
-                <w:b w:val="false"/>
-                <w:sz w:val="22"/>
+              <w:rPr>
+                <w:b w:val="false"/>
+                <w:bCs w:val="false"/>
+                <w:i w:val="false"/>
+                <w:iCs w:val="false"/>
+                <w:sz w:val="24"/>
+                <w:szCs w:val="24"/>
+              </w:rPr>
+            </w:pPr>
+            <w:r>
+              <w:rPr>
+                <w:rFonts w:cs="Arial"/>
+                <w:b w:val="false"/>
+                <w:bCs w:val="false"/>
+                <w:iCs w:val="false"/>
+                <w:sz w:val="22"/>
+                <w:szCs w:val="24"/>
               </w:rPr>
               <w:t>Escopo original; não replicado no protótipo</w:t>
             </w:r>
@@ -2945,13 +3280,23 @@
               <w:pStyle w:val="Normal"/>
               <w:spacing w:lineRule="auto" w:line="240" w:before="0" w:after="0"/>
               <w:jc w:val="center"/>
-              <w:rPr/>
-            </w:pPr>
-            <w:r>
-              <w:rPr>
-                <w:rFonts w:cs="Arial"/>
-                <w:b w:val="false"/>
-                <w:sz w:val="22"/>
+              <w:rPr>
+                <w:b w:val="false"/>
+                <w:bCs w:val="false"/>
+                <w:i w:val="false"/>
+                <w:iCs w:val="false"/>
+                <w:sz w:val="24"/>
+                <w:szCs w:val="24"/>
+              </w:rPr>
+            </w:pPr>
+            <w:r>
+              <w:rPr>
+                <w:rFonts w:cs="Arial"/>
+                <w:b w:val="false"/>
+                <w:bCs w:val="false"/>
+                <w:iCs w:val="false"/>
+                <w:sz w:val="22"/>
+                <w:szCs w:val="24"/>
               </w:rPr>
               <w:t>Avaliação corporativa</w:t>
             </w:r>
@@ -2971,13 +3316,23 @@
               <w:pStyle w:val="Normal"/>
               <w:spacing w:lineRule="auto" w:line="240" w:before="0" w:after="0"/>
               <w:jc w:val="center"/>
-              <w:rPr/>
-            </w:pPr>
-            <w:r>
-              <w:rPr>
-                <w:rFonts w:cs="Arial"/>
-                <w:b w:val="false"/>
-                <w:sz w:val="22"/>
+              <w:rPr>
+                <w:b w:val="false"/>
+                <w:bCs w:val="false"/>
+                <w:i w:val="false"/>
+                <w:iCs w:val="false"/>
+                <w:sz w:val="24"/>
+                <w:szCs w:val="24"/>
+              </w:rPr>
+            </w:pPr>
+            <w:r>
+              <w:rPr>
+                <w:rFonts w:cs="Arial"/>
+                <w:b w:val="false"/>
+                <w:bCs w:val="false"/>
+                <w:iCs w:val="false"/>
+                <w:sz w:val="22"/>
+                <w:szCs w:val="24"/>
               </w:rPr>
               <w:t>Não aplicável</w:t>
             </w:r>
@@ -2998,13 +3353,23 @@
               <w:pStyle w:val="Normal"/>
               <w:spacing w:lineRule="auto" w:line="240" w:before="0" w:after="0"/>
               <w:jc w:val="center"/>
-              <w:rPr/>
-            </w:pPr>
-            <w:r>
-              <w:rPr>
-                <w:rFonts w:cs="Arial"/>
-                <w:b w:val="false"/>
-                <w:sz w:val="22"/>
+              <w:rPr>
+                <w:b w:val="false"/>
+                <w:bCs w:val="false"/>
+                <w:i w:val="false"/>
+                <w:iCs w:val="false"/>
+                <w:sz w:val="24"/>
+                <w:szCs w:val="24"/>
+              </w:rPr>
+            </w:pPr>
+            <w:r>
+              <w:rPr>
+                <w:rFonts w:cs="Arial"/>
+                <w:b w:val="false"/>
+                <w:bCs w:val="false"/>
+                <w:iCs w:val="false"/>
+                <w:sz w:val="22"/>
+                <w:szCs w:val="24"/>
               </w:rPr>
               <w:t>Escopo ajustado com o orientador</w:t>
             </w:r>
@@ -4258,14 +4623,14 @@
         <w:tblLook w:noHBand="0" w:noVBand="1" w:firstColumn="1" w:lastRow="0" w:lastColumn="0" w:firstRow="1" w:val="04a0"/>
       </w:tblPr>
       <w:tblGrid>
-        <w:gridCol w:w="7470"/>
-        <w:gridCol w:w="1604"/>
+        <w:gridCol w:w="7469"/>
+        <w:gridCol w:w="1605"/>
       </w:tblGrid>
       <w:tr>
         <w:trPr/>
         <w:tc>
           <w:tcPr>
-            <w:tcW w:w="7470" w:type="dxa"/>
+            <w:tcW w:w="7469" w:type="dxa"/>
             <w:tcBorders>
               <w:top w:val="single" w:sz="6" w:space="0" w:color="000000"/>
               <w:start w:val="single" w:sz="6" w:space="0" w:color="000000"/>
@@ -4291,7 +4656,7 @@
         </w:tc>
         <w:tc>
           <w:tcPr>
-            <w:tcW w:w="1604" w:type="dxa"/>
+            <w:tcW w:w="1605" w:type="dxa"/>
             <w:tcBorders>
               <w:top w:val="single" w:sz="6" w:space="0" w:color="000000"/>
               <w:start w:val="single" w:sz="6" w:space="0" w:color="000000"/>
@@ -4321,7 +4686,7 @@
         <w:trPr/>
         <w:tc>
           <w:tcPr>
-            <w:tcW w:w="7470" w:type="dxa"/>
+            <w:tcW w:w="7469" w:type="dxa"/>
             <w:tcBorders>
               <w:start w:val="single" w:sz="6" w:space="0" w:color="000000"/>
               <w:bottom w:val="single" w:sz="6" w:space="0" w:color="000000"/>
@@ -4346,7 +4711,7 @@
         </w:tc>
         <w:tc>
           <w:tcPr>
-            <w:tcW w:w="1604" w:type="dxa"/>
+            <w:tcW w:w="1605" w:type="dxa"/>
             <w:tcBorders>
               <w:start w:val="single" w:sz="6" w:space="0" w:color="000000"/>
               <w:bottom w:val="single" w:sz="6" w:space="0" w:color="000000"/>
@@ -4375,7 +4740,7 @@
         <w:trPr/>
         <w:tc>
           <w:tcPr>
-            <w:tcW w:w="7470" w:type="dxa"/>
+            <w:tcW w:w="7469" w:type="dxa"/>
             <w:tcBorders>
               <w:start w:val="single" w:sz="6" w:space="0" w:color="000000"/>
               <w:bottom w:val="single" w:sz="6" w:space="0" w:color="000000"/>
@@ -4400,7 +4765,7 @@
         </w:tc>
         <w:tc>
           <w:tcPr>
-            <w:tcW w:w="1604" w:type="dxa"/>
+            <w:tcW w:w="1605" w:type="dxa"/>
             <w:tcBorders>
               <w:start w:val="single" w:sz="6" w:space="0" w:color="000000"/>
               <w:bottom w:val="single" w:sz="6" w:space="0" w:color="000000"/>
@@ -4429,7 +4794,7 @@
         <w:trPr/>
         <w:tc>
           <w:tcPr>
-            <w:tcW w:w="7470" w:type="dxa"/>
+            <w:tcW w:w="7469" w:type="dxa"/>
             <w:tcBorders>
               <w:start w:val="single" w:sz="6" w:space="0" w:color="000000"/>
               <w:bottom w:val="single" w:sz="6" w:space="0" w:color="000000"/>
@@ -4454,7 +4819,7 @@
         </w:tc>
         <w:tc>
           <w:tcPr>
-            <w:tcW w:w="1604" w:type="dxa"/>
+            <w:tcW w:w="1605" w:type="dxa"/>
             <w:tcBorders>
               <w:start w:val="single" w:sz="6" w:space="0" w:color="000000"/>
               <w:bottom w:val="single" w:sz="6" w:space="0" w:color="000000"/>
@@ -4483,7 +4848,7 @@
         <w:trPr/>
         <w:tc>
           <w:tcPr>
-            <w:tcW w:w="7470" w:type="dxa"/>
+            <w:tcW w:w="7469" w:type="dxa"/>
             <w:tcBorders>
               <w:start w:val="single" w:sz="6" w:space="0" w:color="000000"/>
               <w:bottom w:val="single" w:sz="6" w:space="0" w:color="000000"/>
@@ -4508,7 +4873,7 @@
         </w:tc>
         <w:tc>
           <w:tcPr>
-            <w:tcW w:w="1604" w:type="dxa"/>
+            <w:tcW w:w="1605" w:type="dxa"/>
             <w:tcBorders>
               <w:start w:val="single" w:sz="6" w:space="0" w:color="000000"/>
               <w:bottom w:val="single" w:sz="6" w:space="0" w:color="000000"/>
@@ -4537,7 +4902,7 @@
         <w:trPr/>
         <w:tc>
           <w:tcPr>
-            <w:tcW w:w="7470" w:type="dxa"/>
+            <w:tcW w:w="7469" w:type="dxa"/>
             <w:tcBorders>
               <w:start w:val="single" w:sz="6" w:space="0" w:color="000000"/>
               <w:bottom w:val="single" w:sz="6" w:space="0" w:color="000000"/>
@@ -4562,7 +4927,7 @@
         </w:tc>
         <w:tc>
           <w:tcPr>
-            <w:tcW w:w="1604" w:type="dxa"/>
+            <w:tcW w:w="1605" w:type="dxa"/>
             <w:tcBorders>
               <w:start w:val="single" w:sz="6" w:space="0" w:color="000000"/>
               <w:bottom w:val="single" w:sz="6" w:space="0" w:color="000000"/>
@@ -4591,7 +4956,7 @@
         <w:trPr/>
         <w:tc>
           <w:tcPr>
-            <w:tcW w:w="7470" w:type="dxa"/>
+            <w:tcW w:w="7469" w:type="dxa"/>
             <w:tcBorders>
               <w:start w:val="single" w:sz="6" w:space="0" w:color="000000"/>
               <w:bottom w:val="single" w:sz="6" w:space="0" w:color="000000"/>
@@ -4616,7 +4981,7 @@
         </w:tc>
         <w:tc>
           <w:tcPr>
-            <w:tcW w:w="1604" w:type="dxa"/>
+            <w:tcW w:w="1605" w:type="dxa"/>
             <w:tcBorders>
               <w:start w:val="single" w:sz="6" w:space="0" w:color="000000"/>
               <w:bottom w:val="single" w:sz="6" w:space="0" w:color="000000"/>
@@ -4814,7 +5179,7 @@
           <w:lang w:eastAsia="pt-BR"/>
         </w:rPr>
       </w:pPr>
-      <w:bookmarkStart w:id="35" w:name="_Hlk51156468_Copia_1"/>
+      <w:bookmarkStart w:id="35" w:name="_Hlk51156468_Copia_1_Copia_1"/>
       <w:bookmarkEnd w:id="35"/>
       <w:r>
         <w:rPr/>
@@ -4833,7 +5198,7 @@
           <w:lang w:eastAsia="pt-BR"/>
         </w:rPr>
       </w:pPr>
-      <w:bookmarkStart w:id="36" w:name="_Hlk51156468_Copia_2"/>
+      <w:bookmarkStart w:id="36" w:name="_Hlk51156468_Copia_2_Copia_1"/>
       <w:bookmarkEnd w:id="36"/>
       <w:r>
         <w:rPr/>
@@ -4852,7 +5217,7 @@
           <w:lang w:eastAsia="pt-BR"/>
         </w:rPr>
       </w:pPr>
-      <w:bookmarkStart w:id="37" w:name="_Hlk51156468_Copia_3"/>
+      <w:bookmarkStart w:id="37" w:name="_Hlk51156468_Copia_3_Copia_1"/>
       <w:bookmarkEnd w:id="37"/>
       <w:r>
         <w:rPr/>
@@ -4871,7 +5236,7 @@
           <w:lang w:eastAsia="pt-BR"/>
         </w:rPr>
       </w:pPr>
-      <w:bookmarkStart w:id="38" w:name="_Hlk51156468_Copia_4"/>
+      <w:bookmarkStart w:id="38" w:name="_Hlk51156468_Copia_4_Copia_1"/>
       <w:bookmarkEnd w:id="38"/>
       <w:r>
         <w:rPr/>
@@ -4925,7 +5290,7 @@
           <w:lang w:eastAsia="pt-BR"/>
         </w:rPr>
       </w:pPr>
-      <w:bookmarkStart w:id="39" w:name="_Hlk51156468_Copia_5"/>
+      <w:bookmarkStart w:id="39" w:name="_Hlk51156468_Copia_5_Copia_1"/>
       <w:bookmarkEnd w:id="39"/>
       <w:r>
         <w:rPr/>
@@ -4980,7 +5345,7 @@
         <w:jc w:val="start"/>
         <w:rPr/>
       </w:pPr>
-      <w:bookmarkStart w:id="41" w:name="__DdeLink__929_1177548895_Copia_1"/>
+      <w:bookmarkStart w:id="41" w:name="__DdeLink__929_1177548895_Copia_1_Copia_"/>
       <w:r>
         <w:rPr/>
         <w:t>Mark, G.; Gudith, D.; Klocke, U. 2008. The cost of interrupted work: more speed and stress. In: CHI Conference on Human Factors in Computing Systems, 2008, Florence, Italy. Anais... p. 107-110.</w:t>
@@ -5005,7 +5370,7 @@
         <w:jc w:val="start"/>
         <w:rPr/>
       </w:pPr>
-      <w:bookmarkStart w:id="42" w:name="__DdeLink__929_1177548895_Copia_2"/>
+      <w:bookmarkStart w:id="42" w:name="__DdeLink__929_1177548895_Copia_2_Copia_"/>
       <w:r>
         <w:rPr/>
         <w:t>Meyer, A.N.; Barton, L.E.; Murphy, G.C.; Zimmermann, T.; Fritz, T. 2017. The work life of developers: activities, switches and perceived productivity. IEEE Transactions on Software Engineering 43(12): 1178-1193.</w:t>
@@ -5030,7 +5395,7 @@
         <w:jc w:val="start"/>
         <w:rPr/>
       </w:pPr>
-      <w:bookmarkStart w:id="43" w:name="__DdeLink__929_1177548895_Copia_3"/>
+      <w:bookmarkStart w:id="43" w:name="__DdeLink__929_1177548895_Copia_3_Copia_"/>
       <w:r>
         <w:rPr/>
         <w:t>Schreiber, C.; Abbad-Andaloussi, A.; Weber, B. 2023. On the cognitive effects of abstraction and fragmentation in modularized process models. In: International Conference on Business Process Management, 2023, Utrecht, Netherlands. Anais... p. 359-376.</w:t>
@@ -5055,7 +5420,7 @@
         <w:jc w:val="start"/>
         <w:rPr/>
       </w:pPr>
-      <w:bookmarkStart w:id="44" w:name="__DdeLink__929_1177548895_Copia_4"/>
+      <w:bookmarkStart w:id="44" w:name="__DdeLink__929_1177548895_Copia_4_Copia_"/>
       <w:r>
         <w:rPr/>
         <w:t>Shanmugasundaram, M.; Tamilarasu, A. 2023. The impact of digital technology, social media and artificial intelligence on cognitive functions: a review. Frontiers in Cognition 2: 1203077.</w:t>
@@ -5080,7 +5445,7 @@
         <w:jc w:val="start"/>
         <w:rPr/>
       </w:pPr>
-      <w:bookmarkStart w:id="45" w:name="__DdeLink__929_1177548895_Copia_5"/>
+      <w:bookmarkStart w:id="45" w:name="__DdeLink__929_1177548895_Copia_5_Copia_"/>
       <w:r>
         <w:rPr/>
         <w:t>Sommerville, I. 2016. Software Engineering. 10ed. Pearson, Boston, MA, USA.</w:t>
@@ -5182,7 +5547,7 @@
           <w:lang w:eastAsia="pt-BR"/>
         </w:rPr>
       </w:pPr>
-      <w:bookmarkStart w:id="47" w:name="_Hlk51156468_Copia_6"/>
+      <w:bookmarkStart w:id="47" w:name="_Hlk51156468_Copia_6_Copia_1"/>
       <w:bookmarkEnd w:id="47"/>
       <w:r>
         <w:rPr/>
@@ -5200,7 +5565,7 @@
           <w:lang w:eastAsia="pt-BR"/>
         </w:rPr>
       </w:pPr>
-      <w:bookmarkStart w:id="48" w:name="_Hlk51156468_Copia_7"/>
+      <w:bookmarkStart w:id="48" w:name="_Hlk51156468_Copia_7_Copia_1"/>
       <w:bookmarkEnd w:id="48"/>
       <w:r>
         <w:rPr/>
@@ -5218,11 +5583,11 @@
           <w:lang w:eastAsia="pt-BR"/>
         </w:rPr>
       </w:pPr>
-      <w:bookmarkStart w:id="49" w:name="_Hlk51156468_Copia_8"/>
+      <w:bookmarkStart w:id="49" w:name="_Hlk51156468_Copia_8_Copia_1"/>
       <w:bookmarkEnd w:id="49"/>
       <w:r>
         <w:rPr/>
-        <w:t>Acesso em: 08 jun. 2026.</w:t>
+        <w:t>Acesso em: 16 jul. 2026.</w:t>
       </w:r>
     </w:p>
     <w:p>
@@ -5413,7 +5778,7 @@
     </w:pPr>
     <w:r>
       <w:drawing>
-        <wp:anchor distT="0" distB="0" distL="114300" distR="114300" simplePos="0" relativeHeight="36" behindDoc="0" locked="0" layoutInCell="0" allowOverlap="1">
+        <wp:anchor distT="0" distB="0" distL="114300" distR="114300" simplePos="0" relativeHeight="35" behindDoc="0" locked="0" layoutInCell="0" allowOverlap="1">
           <wp:simplePos x="0" y="0"/>
           <wp:positionH relativeFrom="margin">
             <wp:posOffset>5029200</wp:posOffset>
@@ -5426,9 +5791,9 @@
           <wp:wrapThrough wrapText="bothSides">
             <wp:wrapPolygon edited="0">
               <wp:start x="-2" y="0"/>
-              <wp:lineTo x="-2" y="20677"/>
-              <wp:lineTo x="21028" y="20677"/>
-              <wp:lineTo x="21028" y="0"/>
+              <wp:lineTo x="-2" y="20676"/>
+              <wp:lineTo x="21027" y="20676"/>
+              <wp:lineTo x="21027" y="0"/>
               <wp:lineTo x="-2" y="0"/>
             </wp:wrapPolygon>
           </wp:wrapThrough>
@@ -5490,7 +5855,7 @@
       <mc:AlternateContent>
         <mc:Choice Requires="wps">
           <w:drawing>
-            <wp:anchor distT="1905" distB="1905" distL="1905" distR="0" simplePos="0" relativeHeight="15" behindDoc="1" locked="0" layoutInCell="0" allowOverlap="1" wp14:anchorId="34FDC6CC">
+            <wp:anchor distT="1905" distB="1905" distL="1905" distR="0" simplePos="0" relativeHeight="21" behindDoc="1" locked="0" layoutInCell="0" allowOverlap="1" wp14:anchorId="34FDC6CC">
               <wp:simplePos x="0" y="0"/>
               <wp:positionH relativeFrom="margin">
                 <wp:align>right</wp:align>
@@ -5577,7 +5942,7 @@
     </w:pPr>
     <w:r>
       <w:drawing>
-        <wp:anchor distT="0" distB="0" distL="114300" distR="114300" simplePos="0" relativeHeight="36" behindDoc="0" locked="0" layoutInCell="0" allowOverlap="1">
+        <wp:anchor distT="0" distB="0" distL="114300" distR="114300" simplePos="0" relativeHeight="35" behindDoc="0" locked="0" layoutInCell="0" allowOverlap="1">
           <wp:simplePos x="0" y="0"/>
           <wp:positionH relativeFrom="margin">
             <wp:posOffset>5029200</wp:posOffset>
@@ -5590,9 +5955,9 @@
           <wp:wrapThrough wrapText="bothSides">
             <wp:wrapPolygon edited="0">
               <wp:start x="-2" y="0"/>
-              <wp:lineTo x="-2" y="20677"/>
-              <wp:lineTo x="21028" y="20677"/>
-              <wp:lineTo x="21028" y="0"/>
+              <wp:lineTo x="-2" y="20676"/>
+              <wp:lineTo x="21027" y="20676"/>
+              <wp:lineTo x="21027" y="0"/>
               <wp:lineTo x="-2" y="0"/>
             </wp:wrapPolygon>
           </wp:wrapThrough>
@@ -5654,7 +6019,7 @@
       <mc:AlternateContent>
         <mc:Choice Requires="wps">
           <w:drawing>
-            <wp:anchor distT="1905" distB="1905" distL="1905" distR="0" simplePos="0" relativeHeight="15" behindDoc="1" locked="0" layoutInCell="0" allowOverlap="1" wp14:anchorId="34FDC6CC">
+            <wp:anchor distT="1905" distB="1905" distL="1905" distR="0" simplePos="0" relativeHeight="21" behindDoc="1" locked="0" layoutInCell="0" allowOverlap="1" wp14:anchorId="34FDC6CC">
               <wp:simplePos x="0" y="0"/>
               <wp:positionH relativeFrom="margin">
                 <wp:align>right</wp:align>
@@ -6372,15 +6737,15 @@
       <w:rFonts w:cs="Noto Sans Devanagari"/>
     </w:rPr>
   </w:style>
-  <w:style w:type="paragraph" w:styleId="Cabealhoerodapuser">
-    <w:name w:val="Cabeçalho e rodapé (user)"/>
+  <w:style w:type="paragraph" w:styleId="Cabealhoerodap">
+    <w:name w:val="Cabeçalho e rodapé"/>
     <w:basedOn w:val="Normal"/>
     <w:qFormat/>
     <w:pPr/>
     <w:rPr/>
   </w:style>
-  <w:style w:type="paragraph" w:styleId="Cabealhoerodap">
-    <w:name w:val="Cabeçalho e rodapé"/>
+  <w:style w:type="paragraph" w:styleId="Cabealhoerodapuser">
+    <w:name w:val="Cabeçalho e rodapé (user)"/>
     <w:basedOn w:val="Normal"/>
     <w:qFormat/>
     <w:pPr/>
@@ -6494,6 +6859,29 @@
       <w:lang w:val="pt-BR" w:eastAsia="en-US" w:bidi="ar-SA"/>
     </w:rPr>
   </w:style>
+  <w:style w:type="paragraph" w:styleId="Contedodatabelauser">
+    <w:name w:val="Conteúdo da tabela (user)"/>
+    <w:basedOn w:val="Normal"/>
+    <w:qFormat/>
+    <w:pPr>
+      <w:widowControl w:val="false"/>
+      <w:suppressLineNumbers/>
+    </w:pPr>
+    <w:rPr/>
+  </w:style>
+  <w:style w:type="paragraph" w:styleId="Ttulodetabelauser">
+    <w:name w:val="Título de tabela (user)"/>
+    <w:basedOn w:val="Contedodatabelauser"/>
+    <w:qFormat/>
+    <w:pPr>
+      <w:suppressLineNumbers/>
+      <w:jc w:val="center"/>
+    </w:pPr>
+    <w:rPr>
+      <w:b/>
+      <w:bCs/>
+    </w:rPr>
+  </w:style>
   <w:style w:type="paragraph" w:styleId="Contedodatabela">
     <w:name w:val="Conteúdo da tabela"/>
     <w:basedOn w:val="Normal"/>
@@ -6517,8 +6905,8 @@
       <w:bCs/>
     </w:rPr>
   </w:style>
-  <w:style w:type="numbering" w:styleId="Semlistauser" w:default="1">
-    <w:name w:val="Sem lista (user)"/>
+  <w:style w:type="numbering" w:styleId="Semlista" w:default="1">
+    <w:name w:val="Sem lista"/>
     <w:uiPriority w:val="99"/>
     <w:semiHidden/>
     <w:unhideWhenUsed/>
